--- a/Documentos/Cierre_Actividad_1_1_6_Diseno_de_Interfaces.docx
+++ b/Documentos/Cierre_Actividad_1_1_6_Diseno_de_Interfaces.docx
@@ -141,14 +141,7 @@
           <w:sz w:val="21"/>
           <w:lang w:val="es-AR"/>
         </w:rPr>
-        <w:t xml:space="preserve">Actitud </w:t>
-      </w:r>
-      <w:r>
-        <w:rPr>
-          <w:sz w:val="21"/>
-          <w:lang w:val="es-AR"/>
-        </w:rPr>
-        <w:t>Solidaria</w:t>
+        <w:t>Actitud Solidaria</w:t>
       </w:r>
     </w:p>
     <w:p>
@@ -265,13 +258,7 @@
               <w:rPr>
                 <w:lang w:val="es-AR"/>
               </w:rPr>
-              <w:t>Se definieron y validaron 19 pantallas organizadas en tres grupos: acceso y perfil, experiencia del voluntario y gestión de la organización. Los pro</w:t>
-            </w:r>
-            <w:r>
-              <w:rPr>
-                <w:lang w:val="es-AR"/>
-              </w:rPr>
-              <w:t>totipos son navegables y representan los principales estados, validaciones y confirmaciones del sistema.</w:t>
+              <w:t>Se definieron y validaron 19 pantallas organizadas en tres grupos: acceso y perfil, experiencia del voluntario y gestión de la organización. Los prototipos son navegables y representan los principales estados, validaciones y confirmaciones del sistema.</w:t>
             </w:r>
           </w:p>
         </w:tc>
@@ -309,13 +296,7 @@
         <w:rPr>
           <w:lang w:val="es-AR"/>
         </w:rPr>
-        <w:t>Este documento formaliza el cierre de la actividad 1.1.6 del proyecto Voluntariado Geolocalizado. Su finalidad es registra</w:t>
-      </w:r>
-      <w:r>
-        <w:rPr>
-          <w:lang w:val="es-AR"/>
-        </w:rPr>
-        <w:t>r las decisiones de diseño adoptadas, describir las interfaces y los flujos principales, establecer criterios de validación y dejar identificados los entregables que servirán como referencia para la implementación móvil.</w:t>
+        <w:t>Este documento formaliza el cierre de la actividad 1.1.6 del proyecto Voluntariado Geolocalizado. Su finalidad es registrar las decisiones de diseño adoptadas, describir las interfaces y los flujos principales, establecer criterios de validación y dejar identificados los entregables que servirán como referencia para la implementación móvil.</w:t>
       </w:r>
     </w:p>
     <w:p>
@@ -328,19 +309,7 @@
         <w:rPr>
           <w:lang w:val="es-AR"/>
         </w:rPr>
-        <w:t xml:space="preserve">El diseño se orienta a una </w:t>
-      </w:r>
-      <w:r>
-        <w:rPr>
-          <w:lang w:val="es-AR"/>
-        </w:rPr>
-        <w:t>aplicación Android desarrollada con React Native y Expo. En esta etapa no se implementó la lógica de negocio ni la comunicación con el backend; se produjo un prototipo visual de alta fidelidad suficiente para revisar navegación, jerarquía de información, e</w:t>
-      </w:r>
-      <w:r>
-        <w:rPr>
-          <w:lang w:val="es-AR"/>
-        </w:rPr>
-        <w:t>stados del sistema y acciones críticas.</w:t>
+        <w:t>El diseño se orienta a una aplicación Android desarrollada con React Native y Expo. En esta etapa no se implementó la lógica de negocio ni la comunicación con el backend; se produjo un prototipo visual de alta fidelidad suficiente para revisar navegación, jerarquía de información, estados del sistema y acciones críticas.</w:t>
       </w:r>
     </w:p>
     <w:p>
@@ -380,13 +349,7 @@
         <w:rPr>
           <w:lang w:val="es-AR"/>
         </w:rPr>
-        <w:t>Diseño de la experiencia del voluntario: exploración geolocalizada, inscripción, organizaciones y donaciones</w:t>
-      </w:r>
-      <w:r>
-        <w:rPr>
-          <w:lang w:val="es-AR"/>
-        </w:rPr>
-        <w:t xml:space="preserve"> materiales.</w:t>
+        <w:t>Diseño de la experiencia del voluntario: exploración geolocalizada, inscripción, organizaciones y donaciones materiales.</w:t>
       </w:r>
     </w:p>
     <w:p>
@@ -434,13 +397,7 @@
         <w:rPr>
           <w:lang w:val="es-AR"/>
         </w:rPr>
-        <w:t>Construcción</w:t>
-      </w:r>
-      <w:r>
-        <w:rPr>
-          <w:lang w:val="es-AR"/>
-        </w:rPr>
-        <w:t xml:space="preserve"> de prototipos HTML navegables con dimensiones de referencia de 390 × 844 px.</w:t>
+        <w:t>Construcción de prototipos HTML navegables con dimensiones de referencia de 390 × 844 px.</w:t>
       </w:r>
     </w:p>
     <w:tbl>
@@ -489,13 +446,7 @@
               <w:rPr>
                 <w:lang w:val="es-AR"/>
               </w:rPr>
-              <w:t xml:space="preserve">Se agregó el flujo completo de recuperación y cambio de contraseña por olvido, aunque no estuviera detallado originalmente en el </w:t>
-            </w:r>
-            <w:r>
-              <w:rPr>
-                <w:lang w:val="es-AR"/>
-              </w:rPr>
-              <w:t>informe. La incorporación evita dejar incompleto el acceso al sistema y deberá reflejarse en la documentación funcional correspondiente.</w:t>
+              <w:t>Se agregó el flujo completo de recuperación y cambio de contraseña por olvido, aunque no estuviera detallado originalmente en el informe. La incorporación evita dejar incompleto el acceso al sistema y deberá reflejarse en la documentación funcional correspondiente.</w:t>
             </w:r>
           </w:p>
         </w:tc>
@@ -525,6 +476,27 @@
     </w:p>
     <w:p>
       <w:pPr>
+        <w:rPr>
+          <w:lang w:val="es-AR"/>
+        </w:rPr>
+      </w:pPr>
+      <w:r>
+        <w:rPr>
+          <w:lang w:val="es-AR"/>
+        </w:rPr>
+        <w:t>I</w:t>
+      </w:r>
+      <w:r>
+        <w:rPr>
+          <w:lang w:val="es-AR"/>
+        </w:rPr>
+        <w:t>nicialmente se contempló Figma como herramienta de prototipado. Durante la ejecución se optó por desarrollar prototipos navegables mediante HTML, CSS y JavaScript, ya que esta alternativa permitió representar y validar directamente las interacciones, los estados y los principales flujos de navegación sin modificar el alcance de la actividad.</w:t>
+      </w:r>
+      <w:bookmarkStart w:id="0" w:name="_GoBack"/>
+      <w:bookmarkEnd w:id="0"/>
+    </w:p>
+    <w:p>
+      <w:pPr>
         <w:pStyle w:val="Ttulo2"/>
         <w:rPr>
           <w:lang w:val="es-AR"/>
@@ -547,34 +519,7 @@
         <w:rPr>
           <w:lang w:val="es-AR"/>
         </w:rPr>
-        <w:t>La solución se planteó como una única aplicación móvil</w:t>
-      </w:r>
-      <w:r>
-        <w:rPr>
-          <w:lang w:val="es-AR"/>
-        </w:rPr>
-        <w:t>. Después de la autenticación, la navegación y las acciones disponibles se adaptan al rol asociado a la cuenta: voluntario u organización. Las pantallas de acceso y perfil mantienen una base común, mientras que el contenido operativo cambia según el rol.</w:t>
-      </w:r>
-    </w:p>
-    <w:p>
-      <w:pPr>
-        <w:rPr>
-          <w:lang w:val="es-AR"/>
-        </w:rPr>
-      </w:pPr>
-      <w:r>
-        <w:rPr>
-          <w:lang w:val="es-AR"/>
-        </w:rPr>
-        <w:t>I</w:t>
-      </w:r>
-      <w:bookmarkStart w:id="0" w:name="_GoBack"/>
-      <w:bookmarkEnd w:id="0"/>
-      <w:r>
-        <w:rPr>
-          <w:lang w:val="es-AR"/>
-        </w:rPr>
-        <w:t>nicialmente se contempló Figma como herramienta de prototipado. Durante la ejecución se optó por desarrollar prototipos navegables mediante HTML, CSS y JavaScript, ya que esta alternativa permitió representar y validar directamente las interacciones, los estados y los principales flujos de navegación sin modificar el alcance de la actividad.</w:t>
+        <w:t>La solución se planteó como una única aplicación móvil. Después de la autenticación, la navegación y las acciones disponibles se adaptan al rol asociado a la cuenta: voluntario u organización. Las pantallas de acceso y perfil mantienen una base común, mientras que el contenido operativo cambia según el rol.</w:t>
       </w:r>
     </w:p>
     <w:p>
@@ -582,10 +527,7 @@
         <w:pStyle w:val="Ttulo2"/>
       </w:pPr>
       <w:r>
-        <w:t>3</w:t>
-      </w:r>
-      <w:r>
-        <w:t>.2 Navegación principal</w:t>
+        <w:t>3.2 Navegación principal</w:t>
       </w:r>
     </w:p>
     <w:tbl>
@@ -821,14 +763,7 @@
                 <w:sz w:val="19"/>
                 <w:lang w:val="es-AR"/>
               </w:rPr>
-              <w:t xml:space="preserve">Inicio, Oportunidades, Donaciones y </w:t>
-            </w:r>
-            <w:r>
-              <w:rPr>
-                <w:sz w:val="19"/>
-                <w:lang w:val="es-AR"/>
-              </w:rPr>
-              <w:t>Perfil.</w:t>
+              <w:t>Inicio, Oportunidades, Donaciones y Perfil.</w:t>
             </w:r>
           </w:p>
         </w:tc>
@@ -1057,14 +992,7 @@
                 <w:sz w:val="19"/>
                 <w:lang w:val="es-AR"/>
               </w:rPr>
-              <w:t xml:space="preserve">#164C40. Se utiliza en </w:t>
-            </w:r>
-            <w:r>
-              <w:rPr>
-                <w:sz w:val="19"/>
-                <w:lang w:val="es-AR"/>
-              </w:rPr>
-              <w:t>encabezados y jerarquías de mayor importancia.</w:t>
+              <w:t>#164C40. Se utiliza en encabezados y jerarquías de mayor importancia.</w:t>
             </w:r>
           </w:p>
         </w:tc>
@@ -1234,14 +1162,7 @@
                 <w:sz w:val="19"/>
                 <w:lang w:val="es-AR"/>
               </w:rPr>
-              <w:t>#F6F8F7 para el fond</w:t>
-            </w:r>
-            <w:r>
-              <w:rPr>
-                <w:sz w:val="19"/>
-                <w:lang w:val="es-AR"/>
-              </w:rPr>
-              <w:t>o y blanco para tarjetas, formularios y paneles.</w:t>
+              <w:t>#F6F8F7 para el fondo y blanco para tarjetas, formularios y paneles.</w:t>
             </w:r>
           </w:p>
         </w:tc>
@@ -1423,13 +1344,7 @@
         <w:rPr>
           <w:lang w:val="es-AR"/>
         </w:rPr>
-        <w:t>Prevención de errores: publicar, rechazar, final</w:t>
-      </w:r>
-      <w:r>
-        <w:rPr>
-          <w:lang w:val="es-AR"/>
-        </w:rPr>
-        <w:t>izar, cancelar o modificar estados requiere confirmación.</w:t>
+        <w:t>Prevención de errores: publicar, rechazar, finalizar, cancelar o modificar estados requiere confirmación.</w:t>
       </w:r>
     </w:p>
     <w:p>
@@ -1461,13 +1376,7 @@
         <w:rPr>
           <w:lang w:val="es-AR"/>
         </w:rPr>
-        <w:t xml:space="preserve">Retroalimentación: las acciones generan mensajes de éxito, error, espera o bloqueo según </w:t>
-      </w:r>
-      <w:r>
-        <w:rPr>
-          <w:lang w:val="es-AR"/>
-        </w:rPr>
-        <w:t>corresponda.</w:t>
+        <w:t>Retroalimentación: las acciones generan mensajes de éxito, error, espera o bloqueo según corresponda.</w:t>
       </w:r>
     </w:p>
     <w:p>
@@ -1598,15 +1507,7 @@
                 <w:color w:val="FFFFFF"/>
                 <w:sz w:val="17"/>
               </w:rPr>
-              <w:t>Propósi</w:t>
-            </w:r>
-            <w:r>
-              <w:rPr>
-                <w:b/>
-                <w:color w:val="FFFFFF"/>
-                <w:sz w:val="17"/>
-              </w:rPr>
-              <w:t>to</w:t>
+              <w:t>Propósito</w:t>
             </w:r>
           </w:p>
         </w:tc>
@@ -1840,14 +1741,7 @@
                 <w:sz w:val="17"/>
                 <w:lang w:val="es-AR"/>
               </w:rPr>
-              <w:t xml:space="preserve">Correo, validación, mensaje de envío y </w:t>
-            </w:r>
-            <w:r>
-              <w:rPr>
-                <w:sz w:val="17"/>
-                <w:lang w:val="es-AR"/>
-              </w:rPr>
-              <w:t>posibilidad de reenviar la solicitud.</w:t>
+              <w:t>Correo, validación, mensaje de envío y posibilidad de reenviar la solicitud.</w:t>
             </w:r>
           </w:p>
         </w:tc>
@@ -2063,14 +1957,7 @@
                 <w:sz w:val="17"/>
                 <w:lang w:val="es-AR"/>
               </w:rPr>
-              <w:t xml:space="preserve">Opciones </w:t>
-            </w:r>
-            <w:r>
-              <w:rPr>
-                <w:sz w:val="17"/>
-                <w:lang w:val="es-AR"/>
-              </w:rPr>
-              <w:t>Voluntario y Organización con explicación breve de cada perfil.</w:t>
+              <w:t>Opciones Voluntario y Organización con explicación breve de cada perfil.</w:t>
             </w:r>
           </w:p>
         </w:tc>
@@ -2384,14 +2271,7 @@
                 <w:sz w:val="17"/>
                 <w:lang w:val="es-AR"/>
               </w:rPr>
-              <w:t xml:space="preserve">Variante por rol, intereses o datos institucionales, seguridad, notificaciones y cierre de </w:t>
-            </w:r>
-            <w:r>
-              <w:rPr>
-                <w:sz w:val="17"/>
-                <w:lang w:val="es-AR"/>
-              </w:rPr>
-              <w:t>sesión.</w:t>
+              <w:t>Variante por rol, intereses o datos institucionales, seguridad, notificaciones y cierre de sesión.</w:t>
             </w:r>
           </w:p>
         </w:tc>
@@ -2712,13 +2592,7 @@
               <w:rPr>
                 <w:sz w:val="17"/>
               </w:rPr>
-              <w:t xml:space="preserve">Buscar actividades </w:t>
-            </w:r>
-            <w:r>
-              <w:rPr>
-                <w:sz w:val="17"/>
-              </w:rPr>
-              <w:t>disponibles.</w:t>
+              <w:t>Buscar actividades disponibles.</w:t>
             </w:r>
           </w:p>
         </w:tc>
@@ -2907,13 +2781,7 @@
               <w:rPr>
                 <w:sz w:val="17"/>
               </w:rPr>
-              <w:t xml:space="preserve">Mis </w:t>
-            </w:r>
-            <w:r>
-              <w:rPr>
-                <w:sz w:val="17"/>
-              </w:rPr>
-              <w:t>inscripciones</w:t>
+              <w:t>Mis inscripciones</w:t>
             </w:r>
           </w:p>
         </w:tc>
@@ -3071,14 +2939,7 @@
                 <w:sz w:val="17"/>
                 <w:lang w:val="es-AR"/>
               </w:rPr>
-              <w:t xml:space="preserve">Búsqueda, filtros, verificación, distancia, actividad </w:t>
-            </w:r>
-            <w:r>
-              <w:rPr>
-                <w:sz w:val="17"/>
-                <w:lang w:val="es-AR"/>
-              </w:rPr>
-              <w:t>y acceso a donación.</w:t>
+              <w:t>Búsqueda, filtros, verificación, distancia, actividad y acceso a donación.</w:t>
             </w:r>
           </w:p>
         </w:tc>
@@ -3286,14 +3147,7 @@
                 <w:sz w:val="17"/>
                 <w:lang w:val="es-AR"/>
               </w:rPr>
-              <w:t xml:space="preserve">Listado, detalle, estados, </w:t>
-            </w:r>
-            <w:r>
-              <w:rPr>
-                <w:sz w:val="17"/>
-                <w:lang w:val="es-AR"/>
-              </w:rPr>
-              <w:t>observaciones, organización y línea temporal de cambios.</w:t>
+              <w:t>Listado, detalle, estados, observaciones, organización y línea temporal de cambios.</w:t>
             </w:r>
           </w:p>
         </w:tc>
@@ -3536,14 +3390,7 @@
                 <w:sz w:val="17"/>
                 <w:lang w:val="es-AR"/>
               </w:rPr>
-              <w:t xml:space="preserve">Indicadores, verificación, acciones rápidas, inscripciones, donaciones y </w:t>
-            </w:r>
-            <w:r>
-              <w:rPr>
-                <w:sz w:val="17"/>
-                <w:lang w:val="es-AR"/>
-              </w:rPr>
-              <w:t>estadísticas.</w:t>
+              <w:t>Indicadores, verificación, acciones rápidas, inscripciones, donaciones y estadísticas.</w:t>
             </w:r>
           </w:p>
         </w:tc>
@@ -3751,14 +3598,7 @@
                 <w:sz w:val="17"/>
                 <w:lang w:val="es-AR"/>
               </w:rPr>
-              <w:t xml:space="preserve">Título, tipo, descripción, requisitos, </w:t>
-            </w:r>
-            <w:r>
-              <w:rPr>
-                <w:sz w:val="17"/>
-                <w:lang w:val="es-AR"/>
-              </w:rPr>
-              <w:t>fechas, cupo, urgencia, ubicación, radio, borrador y publicación.</w:t>
+              <w:t>Título, tipo, descripción, requisitos, fechas, cupo, urgencia, ubicación, radio, borrador y publicación.</w:t>
             </w:r>
           </w:p>
         </w:tc>
@@ -3920,13 +3760,7 @@
               <w:rPr>
                 <w:sz w:val="17"/>
               </w:rPr>
-              <w:t xml:space="preserve">Donaciones </w:t>
-            </w:r>
-            <w:r>
-              <w:rPr>
-                <w:sz w:val="17"/>
-              </w:rPr>
-              <w:t>recibidas</w:t>
+              <w:t>Donaciones recibidas</w:t>
             </w:r>
           </w:p>
         </w:tc>
@@ -4107,13 +3941,7 @@
         <w:rPr>
           <w:lang w:val="es-AR"/>
         </w:rPr>
-        <w:t>Ante un olvido, A02 solicita el correo y confirma el envío de u</w:t>
-      </w:r>
-      <w:r>
-        <w:rPr>
-          <w:lang w:val="es-AR"/>
-        </w:rPr>
-        <w:t>n enlace de uso temporal.</w:t>
+        <w:t>Ante un olvido, A02 solicita el correo y confirma el envío de un enlace de uso temporal.</w:t>
       </w:r>
     </w:p>
     <w:p>
@@ -4174,13 +4002,7 @@
           <w:lang w:val="es-AR"/>
         </w:rPr>
         <w:lastRenderedPageBreak/>
-        <w:t>5.2 Registro</w:t>
-      </w:r>
-      <w:r>
-        <w:rPr>
-          <w:lang w:val="es-AR"/>
-        </w:rPr>
-        <w:t xml:space="preserve"> y verificación de una organización</w:t>
+        <w:t>5.2 Registro y verificación de una organización</w:t>
       </w:r>
     </w:p>
     <w:p>
@@ -4249,13 +4071,7 @@
         <w:rPr>
           <w:lang w:val="es-AR"/>
         </w:rPr>
-        <w:t>El sistema crea la cuenta con estado d</w:t>
-      </w:r>
-      <w:r>
-        <w:rPr>
-          <w:lang w:val="es-AR"/>
-        </w:rPr>
-        <w:t>e verificación pendiente.</w:t>
+        <w:t>El sistema crea la cuenta con estado de verificación pendiente.</w:t>
       </w:r>
     </w:p>
     <w:p>
@@ -4309,10 +4125,7 @@
         <w:pStyle w:val="Ttulo2"/>
       </w:pPr>
       <w:r>
-        <w:t xml:space="preserve">5.3 </w:t>
-      </w:r>
-      <w:r>
-        <w:t>Inscripción del voluntario</w:t>
+        <w:t>5.3 Inscripción del voluntario</w:t>
       </w:r>
     </w:p>
     <w:p>
@@ -4381,13 +4194,7 @@
         <w:rPr>
           <w:lang w:val="es-AR"/>
         </w:rPr>
-        <w:t xml:space="preserve">La persona confirma su inscripción y el </w:t>
-      </w:r>
-      <w:r>
-        <w:rPr>
-          <w:lang w:val="es-AR"/>
-        </w:rPr>
-        <w:t>sistema registra el estado Pendiente.</w:t>
+        <w:t>La persona confirma su inscripción y el sistema registra el estado Pendiente.</w:t>
       </w:r>
     </w:p>
     <w:p>
@@ -4456,13 +4263,7 @@
         <w:rPr>
           <w:lang w:val="es-AR"/>
         </w:rPr>
-        <w:t xml:space="preserve">Después de la actividad, la </w:t>
-      </w:r>
-      <w:r>
-        <w:rPr>
-          <w:lang w:val="es-AR"/>
-        </w:rPr>
-        <w:t>organización registra Completada o Ausente y ambas partes pueden calificarse cuando corresponda.</w:t>
+        <w:t>Después de la actividad, la organización registra Completada o Ausente y ambas partes pueden calificarse cuando corresponda.</w:t>
       </w:r>
     </w:p>
     <w:p>
@@ -4516,13 +4317,7 @@
         <w:rPr>
           <w:lang w:val="es-AR"/>
         </w:rPr>
-        <w:t>Puede guardar la oportunidad sin hac</w:t>
-      </w:r>
-      <w:r>
-        <w:rPr>
-          <w:lang w:val="es-AR"/>
-        </w:rPr>
-        <w:t>erla visible para los voluntarios.</w:t>
+        <w:t>Puede guardar la oportunidad sin hacerla visible para los voluntarios.</w:t>
       </w:r>
     </w:p>
     <w:p>
@@ -4591,13 +4386,7 @@
         <w:rPr>
           <w:lang w:val="es-AR"/>
         </w:rPr>
-        <w:t>Lueg</w:t>
-      </w:r>
-      <w:r>
-        <w:rPr>
-          <w:lang w:val="es-AR"/>
-        </w:rPr>
-        <w:t>o de registrar la asistencia, la oportunidad pasa de Cerrada a Finalizada.</w:t>
+        <w:t>Luego de registrar la asistencia, la oportunidad pasa de Cerrada a Finalizada.</w:t>
       </w:r>
     </w:p>
     <w:p>
@@ -4674,13 +4463,7 @@
         <w:rPr>
           <w:lang w:val="es-AR"/>
         </w:rPr>
-        <w:t xml:space="preserve">La </w:t>
-      </w:r>
-      <w:r>
-        <w:rPr>
-          <w:lang w:val="es-AR"/>
-        </w:rPr>
-        <w:t>donación se crea en estado Pendiente y aparece en V07 y O05.</w:t>
+        <w:t>La donación se crea en estado Pendiente y aparece en V07 y O05.</w:t>
       </w:r>
     </w:p>
     <w:p>
@@ -5857,14 +5640,7 @@
                 <w:sz w:val="18"/>
                 <w:lang w:val="es-AR"/>
               </w:rPr>
-              <w:t>Aceptar</w:t>
-            </w:r>
-            <w:r>
-              <w:rPr>
-                <w:sz w:val="18"/>
-                <w:lang w:val="es-AR"/>
-              </w:rPr>
-              <w:t xml:space="preserve"> o rechazar con nota opcional.</w:t>
+              <w:t>Aceptar o rechazar con nota opcional.</w:t>
             </w:r>
           </w:p>
         </w:tc>
@@ -6204,13 +5980,7 @@
           <w:lang w:val="es-AR"/>
         </w:rPr>
         <w:lastRenderedPageBreak/>
-        <w:t xml:space="preserve">7. </w:t>
-      </w:r>
-      <w:r>
-        <w:rPr>
-          <w:lang w:val="es-AR"/>
-        </w:rPr>
-        <w:t>Validaciones y respuestas de la interfaz</w:t>
+        <w:t>7. Validaciones y respuestas de la interfaz</w:t>
       </w:r>
     </w:p>
     <w:tbl>
@@ -6448,14 +6218,7 @@
                 <w:sz w:val="18"/>
                 <w:lang w:val="es-AR"/>
               </w:rPr>
-              <w:t xml:space="preserve">Campos </w:t>
-            </w:r>
-            <w:r>
-              <w:rPr>
-                <w:sz w:val="18"/>
-                <w:lang w:val="es-AR"/>
-              </w:rPr>
-              <w:t>obligatorios, aceptación de términos y prevención de correos duplicados.</w:t>
+              <w:t>Campos obligatorios, aceptación de términos y prevención de correos duplicados.</w:t>
             </w:r>
           </w:p>
         </w:tc>
@@ -6569,14 +6332,7 @@
                 <w:sz w:val="18"/>
                 <w:lang w:val="es-AR"/>
               </w:rPr>
-              <w:t>Título, tipo, descripción, fechas coherentes, cupo mayor que cero,</w:t>
-            </w:r>
-            <w:r>
-              <w:rPr>
-                <w:sz w:val="18"/>
-                <w:lang w:val="es-AR"/>
-              </w:rPr>
-              <w:t xml:space="preserve"> ubicación y radio.</w:t>
+              <w:t>Título, tipo, descripción, fechas coherentes, cupo mayor que cero, ubicación y radio.</w:t>
             </w:r>
           </w:p>
         </w:tc>
@@ -6748,14 +6504,7 @@
                 <w:sz w:val="18"/>
                 <w:lang w:val="es-AR"/>
               </w:rPr>
-              <w:t xml:space="preserve">Confirmación antes de </w:t>
-            </w:r>
-            <w:r>
-              <w:rPr>
-                <w:sz w:val="18"/>
-                <w:lang w:val="es-AR"/>
-              </w:rPr>
-              <w:t>publicar, cancelar, rechazar, finalizar o modificar estados.</w:t>
+              <w:t>Confirmación antes de publicar, cancelar, rechazar, finalizar o modificar estados.</w:t>
             </w:r>
           </w:p>
         </w:tc>
@@ -7392,14 +7141,7 @@
                 <w:sz w:val="18"/>
                 <w:lang w:val="es-AR"/>
               </w:rPr>
-              <w:t xml:space="preserve">Solicitud, resolución, asistencia, estados y </w:t>
-            </w:r>
-            <w:r>
-              <w:rPr>
-                <w:sz w:val="18"/>
-                <w:lang w:val="es-AR"/>
-              </w:rPr>
-              <w:t>calificaciones.</w:t>
+              <w:t>Solicitud, resolución, asistencia, estados y calificaciones.</w:t>
             </w:r>
           </w:p>
         </w:tc>
@@ -7614,13 +7356,7 @@
               <w:rPr>
                 <w:sz w:val="18"/>
               </w:rPr>
-              <w:t xml:space="preserve">A07, V01, V04, V07, O01, O04 y </w:t>
-            </w:r>
-            <w:r>
-              <w:rPr>
-                <w:sz w:val="18"/>
-              </w:rPr>
-              <w:t>O05</w:t>
+              <w:t>A07, V01, V04, V07, O01, O04 y O05</w:t>
             </w:r>
           </w:p>
         </w:tc>
@@ -8327,15 +8063,7 @@
                 <w:sz w:val="18"/>
                 <w:lang w:val="es-AR"/>
               </w:rPr>
-              <w:t xml:space="preserve">Se definieron las pantallas comunes de acceso, registro, </w:t>
-            </w:r>
-            <w:r>
-              <w:rPr>
-                <w:b/>
-                <w:sz w:val="18"/>
-                <w:lang w:val="es-AR"/>
-              </w:rPr>
-              <w:t>recuperación y perfil.</w:t>
+              <w:t>Se definieron las pantallas comunes de acceso, registro, recuperación y perfil.</w:t>
             </w:r>
           </w:p>
         </w:tc>
@@ -8506,15 +8234,7 @@
                 <w:sz w:val="18"/>
                 <w:lang w:val="es-AR"/>
               </w:rPr>
-              <w:t xml:space="preserve">La recuperación y el cambio de contraseña por olvido forman parte del </w:t>
-            </w:r>
-            <w:r>
-              <w:rPr>
-                <w:b/>
-                <w:sz w:val="18"/>
-                <w:lang w:val="es-AR"/>
-              </w:rPr>
-              <w:t>prototipo.</w:t>
+              <w:t>La recuperación y el cambio de contraseña por olvido forman parte del prototipo.</w:t>
             </w:r>
           </w:p>
         </w:tc>
@@ -8685,15 +8405,7 @@
                 <w:sz w:val="18"/>
                 <w:lang w:val="es-AR"/>
               </w:rPr>
-              <w:t xml:space="preserve">Los filtros, pestañas, navegación y ventanas del prototipo responden </w:t>
-            </w:r>
-            <w:r>
-              <w:rPr>
-                <w:b/>
-                <w:sz w:val="18"/>
-                <w:lang w:val="es-AR"/>
-              </w:rPr>
-              <w:t>correctamente.</w:t>
+              <w:t>Los filtros, pestañas, navegación y ventanas del prototipo responden correctamente.</w:t>
             </w:r>
           </w:p>
         </w:tc>
@@ -8864,15 +8576,7 @@
                 <w:sz w:val="18"/>
                 <w:lang w:val="es-AR"/>
               </w:rPr>
-              <w:t>La documentación registra alcance, decisiones, flujos y entre</w:t>
-            </w:r>
-            <w:r>
-              <w:rPr>
-                <w:b/>
-                <w:sz w:val="18"/>
-                <w:lang w:val="es-AR"/>
-              </w:rPr>
-              <w:t>gables.</w:t>
+              <w:t>La documentación registra alcance, decisiones, flujos y entregables.</w:t>
             </w:r>
           </w:p>
         </w:tc>
@@ -8944,13 +8648,7 @@
         <w:rPr>
           <w:lang w:val="es-AR"/>
         </w:rPr>
-        <w:t xml:space="preserve">La implementación deberá conectar los formularios con el backend y </w:t>
-      </w:r>
-      <w:r>
-        <w:rPr>
-          <w:lang w:val="es-AR"/>
-        </w:rPr>
-        <w:t>respetar las reglas de integridad definidas en el modelo de datos.</w:t>
+        <w:t>La implementación deberá conectar los formularios con el backend y respetar las reglas de integridad definidas en el modelo de datos.</w:t>
       </w:r>
     </w:p>
     <w:p>
@@ -8982,13 +8680,7 @@
         <w:rPr>
           <w:lang w:val="es-AR"/>
         </w:rPr>
-        <w:t>Los estados y permisos deben validarse también en el backend; ocu</w:t>
-      </w:r>
-      <w:r>
-        <w:rPr>
-          <w:lang w:val="es-AR"/>
-        </w:rPr>
-        <w:t>ltar una acción en la interfaz no constituye un control de seguridad suficiente.</w:t>
+        <w:t>Los estados y permisos deben validarse también en el backend; ocultar una acción en la interfaz no constituye un control de seguridad suficiente.</w:t>
       </w:r>
     </w:p>
     <w:p>
@@ -9021,13 +8713,7 @@
           <w:lang w:val="es-AR"/>
         </w:rPr>
         <w:lastRenderedPageBreak/>
-        <w:t>Durante la implementación se deberán re</w:t>
-      </w:r>
-      <w:r>
-        <w:rPr>
-          <w:lang w:val="es-AR"/>
-        </w:rPr>
-        <w:t>alizar pruebas en distintos tamaños de pantalla Android y verificar accesibilidad, teclado y lectura de mensajes.</w:t>
+        <w:t>Durante la implementación se deberán realizar pruebas en distintos tamaños de pantalla Android y verificar accesibilidad, teclado y lectura de mensajes.</w:t>
       </w:r>
     </w:p>
     <w:p>
@@ -9054,19 +8740,7 @@
         <w:rPr>
           <w:lang w:val="es-AR"/>
         </w:rPr>
-        <w:t>La actividad 1.1.6 se considera completada. Quedó definida una arquitectura de navegación coherente para ambos role</w:t>
-      </w:r>
-      <w:r>
-        <w:rPr>
-          <w:lang w:val="es-AR"/>
-        </w:rPr>
-        <w:t>s y un conjunto de 19 pantallas que cubre el acceso, la gestión del voluntariado, la publicación de oportunidades y el circuito de donaciones materiales. También se documentaron los estados, las transiciones y las validaciones que deberán conservarse duran</w:t>
-      </w:r>
-      <w:r>
-        <w:rPr>
-          <w:lang w:val="es-AR"/>
-        </w:rPr>
-        <w:t>te el desarrollo.</w:t>
+        <w:t>La actividad 1.1.6 se considera completada. Quedó definida una arquitectura de navegación coherente para ambos roles y un conjunto de 19 pantallas que cubre el acceso, la gestión del voluntariado, la publicación de oportunidades y el circuito de donaciones materiales. También se documentaron los estados, las transiciones y las validaciones que deberán conservarse durante el desarrollo.</w:t>
       </w:r>
     </w:p>
     <w:p>
@@ -9079,13 +8753,7 @@
         <w:rPr>
           <w:lang w:val="es-AR"/>
         </w:rPr>
-        <w:t>Los prototipos fueron revisados mediante su navegación interactiva y se verificó el funcionamiento de los filtros, los cambios de vista y las ventanas de confirmación. Por lo tanto, los entregables producidos constituyen una base suficien</w:t>
-      </w:r>
-      <w:r>
-        <w:rPr>
-          <w:lang w:val="es-AR"/>
-        </w:rPr>
-        <w:t>te para iniciar la implementación incremental de las interfaces y para mantener trazabilidad entre el diseño, los requerimientos y el modelo de datos.</w:t>
+        <w:t>Los prototipos fueron revisados mediante su navegación interactiva y se verificó el funcionamiento de los filtros, los cambios de vista y las ventanas de confirmación. Por lo tanto, los entregables producidos constituyen una base suficiente para iniciar la implementación incremental de las interfaces y para mantener trazabilidad entre el diseño, los requerimientos y el modelo de datos.</w:t>
       </w:r>
     </w:p>
     <w:p>
@@ -9108,13 +8776,7 @@
         <w:rPr>
           <w:lang w:val="es-AR"/>
         </w:rPr>
-        <w:t xml:space="preserve">Estado final: COMPLETADA. Próximo paso sugerido: continuar con la siguiente actividad </w:t>
-      </w:r>
-      <w:r>
-        <w:rPr>
-          <w:lang w:val="es-AR"/>
-        </w:rPr>
-        <w:t>planificada del Incremento 1 utilizando estos prototipos como referencia visual y funcional.</w:t>
+        <w:t>Estado final: COMPLETADA. Próximo paso sugerido: continuar con la siguiente actividad planificada del Incremento 1 utilizando estos prototipos como referencia visual y funcional.</w:t>
       </w:r>
     </w:p>
     <w:sectPr>
@@ -21163,7 +20825,7 @@
 </file>
 
 <file path=customXml/itemProps1.xml><?xml version="1.0" encoding="utf-8"?>
-<ds:datastoreItem xmlns:ds="http://schemas.openxmlformats.org/officeDocument/2006/customXml" ds:itemID="{F34C518D-2666-47E6-B7A0-7D92241FC8A2}">
+<ds:datastoreItem xmlns:ds="http://schemas.openxmlformats.org/officeDocument/2006/customXml" ds:itemID="{96CD0E47-C1FF-4809-BC46-37FDEAC1825E}">
   <ds:schemaRefs>
     <ds:schemaRef ds:uri="http://schemas.openxmlformats.org/officeDocument/2006/bibliography"/>
   </ds:schemaRefs>

--- a/Documentos/Cierre_Actividad_1_1_6_Diseno_de_Interfaces.docx
+++ b/Documentos/Cierre_Actividad_1_1_6_Diseno_de_Interfaces.docx
@@ -1,20 +1,16 @@
 
 <file path=word/document.xml><?xml version="1.0" encoding="utf-8"?>
-<w:document xmlns:wpc="http://schemas.microsoft.com/office/word/2010/wordprocessingCanvas" xmlns:cx="http://schemas.microsoft.com/office/drawing/2014/chartex" xmlns:mc="http://schemas.openxmlformats.org/markup-compatibility/2006" xmlns:o="urn:schemas-microsoft-com:office:office" xmlns:r="http://schemas.openxmlformats.org/officeDocument/2006/relationships" xmlns:m="http://schemas.openxmlformats.org/officeDocument/2006/math" xmlns:v="urn:schemas-microsoft-com:vml" xmlns:wp14="http://schemas.microsoft.com/office/word/2010/wordprocessingDrawing" xmlns:wp="http://schemas.openxmlformats.org/drawingml/2006/wordprocessingDrawing" xmlns:w10="urn:schemas-microsoft-com:office:word" xmlns:w="http://schemas.openxmlformats.org/wordprocessingml/2006/main" xmlns:w14="http://schemas.microsoft.com/office/word/2010/wordml" xmlns:w15="http://schemas.microsoft.com/office/word/2012/wordml" xmlns:w16se="http://schemas.microsoft.com/office/word/2015/wordml/symex" xmlns:wpg="http://schemas.microsoft.com/office/word/2010/wordprocessingGroup" xmlns:wpi="http://schemas.microsoft.com/office/word/2010/wordprocessingInk" xmlns:wne="http://schemas.microsoft.com/office/word/2006/wordml" xmlns:wps="http://schemas.microsoft.com/office/word/2010/wordprocessingShape" mc:Ignorable="w14 w15 w16se wp14">
+<w:document xmlns:wpc="http://schemas.microsoft.com/office/word/2010/wordprocessingCanvas" xmlns:cx="http://schemas.microsoft.com/office/drawing/2014/chartex" xmlns:cx1="http://schemas.microsoft.com/office/drawing/2015/9/8/chartex" xmlns:cx2="http://schemas.microsoft.com/office/drawing/2015/10/21/chartex" xmlns:cx3="http://schemas.microsoft.com/office/drawing/2016/5/9/chartex" xmlns:cx4="http://schemas.microsoft.com/office/drawing/2016/5/10/chartex" xmlns:cx5="http://schemas.microsoft.com/office/drawing/2016/5/11/chartex" xmlns:cx6="http://schemas.microsoft.com/office/drawing/2016/5/12/chartex" xmlns:cx7="http://schemas.microsoft.com/office/drawing/2016/5/13/chartex" xmlns:cx8="http://schemas.microsoft.com/office/drawing/2016/5/14/chartex" xmlns:mc="http://schemas.openxmlformats.org/markup-compatibility/2006" xmlns:aink="http://schemas.microsoft.com/office/drawing/2016/ink" xmlns:am3d="http://schemas.microsoft.com/office/drawing/2017/model3d" xmlns:o="urn:schemas-microsoft-com:office:office" xmlns:oel="http://schemas.microsoft.com/office/2019/extlst" xmlns:r="http://schemas.openxmlformats.org/officeDocument/2006/relationships" xmlns:m="http://schemas.openxmlformats.org/officeDocument/2006/math" xmlns:v="urn:schemas-microsoft-com:vml" xmlns:wp14="http://schemas.microsoft.com/office/word/2010/wordprocessingDrawing" xmlns:wp="http://schemas.openxmlformats.org/drawingml/2006/wordprocessingDrawing" xmlns:w10="urn:schemas-microsoft-com:office:word" xmlns:w="http://schemas.openxmlformats.org/wordprocessingml/2006/main" xmlns:w14="http://schemas.microsoft.com/office/word/2010/wordml" xmlns:w15="http://schemas.microsoft.com/office/word/2012/wordml" xmlns:w16cex="http://schemas.microsoft.com/office/word/2018/wordml/cex" xmlns:w16cid="http://schemas.microsoft.com/office/word/2016/wordml/cid" xmlns:w16="http://schemas.microsoft.com/office/word/2018/wordml" xmlns:w16du="http://schemas.microsoft.com/office/word/2023/wordml/word16du" xmlns:w16sdtdh="http://schemas.microsoft.com/office/word/2020/wordml/sdtdatahash" xmlns:w16sdtfl="http://schemas.microsoft.com/office/word/2024/wordml/sdtformatlock" xmlns:w16se="http://schemas.microsoft.com/office/word/2015/wordml/symex" xmlns:wpg="http://schemas.microsoft.com/office/word/2010/wordprocessingGroup" xmlns:wpi="http://schemas.microsoft.com/office/word/2010/wordprocessingInk" xmlns:wne="http://schemas.microsoft.com/office/word/2006/wordml" xmlns:wps="http://schemas.microsoft.com/office/word/2010/wordprocessingShape" mc:Ignorable="w14 w15 w16se w16cid w16 w16cex w16sdtdh w16sdtfl w16du wp14">
   <w:body>
     <w:p>
       <w:pPr>
         <w:spacing w:before="240" w:after="60"/>
-        <w:rPr>
-          <w:lang w:val="es-AR"/>
-        </w:rPr>
       </w:pPr>
       <w:r>
         <w:rPr>
           <w:b/>
           <w:color w:val="1F6F5C"/>
           <w:sz w:val="20"/>
-          <w:lang w:val="es-AR"/>
         </w:rPr>
         <w:t>DOCUMENTO TÉCNICO DE CIERRE</w:t>
       </w:r>
@@ -22,16 +18,12 @@
     <w:p>
       <w:pPr>
         <w:spacing w:after="100"/>
-        <w:rPr>
-          <w:lang w:val="es-AR"/>
-        </w:rPr>
       </w:pPr>
       <w:r>
         <w:rPr>
           <w:b/>
           <w:color w:val="164C40"/>
           <w:sz w:val="50"/>
-          <w:lang w:val="es-AR"/>
         </w:rPr>
         <w:t>Actividad 1.1.6</w:t>
       </w:r>
@@ -39,15 +31,11 @@
     <w:p>
       <w:pPr>
         <w:spacing w:after="320"/>
-        <w:rPr>
-          <w:lang w:val="es-AR"/>
-        </w:rPr>
       </w:pPr>
       <w:r>
         <w:rPr>
           <w:color w:val="5F6B76"/>
           <w:sz w:val="30"/>
-          <w:lang w:val="es-AR"/>
         </w:rPr>
         <w:t>Diseño de interfaces de usuario y flujos principales</w:t>
       </w:r>
@@ -55,22 +43,17 @@
     <w:p>
       <w:pPr>
         <w:spacing w:after="40" w:line="240" w:lineRule="auto"/>
-        <w:rPr>
-          <w:lang w:val="es-AR"/>
-        </w:rPr>
       </w:pPr>
       <w:r>
         <w:rPr>
           <w:b/>
           <w:sz w:val="21"/>
-          <w:lang w:val="es-AR"/>
         </w:rPr>
         <w:t xml:space="preserve">Proyecto: </w:t>
       </w:r>
       <w:r>
         <w:rPr>
           <w:sz w:val="21"/>
-          <w:lang w:val="es-AR"/>
         </w:rPr>
         <w:t>Voluntariado Geolocalizado</w:t>
       </w:r>
@@ -78,22 +61,17 @@
     <w:p>
       <w:pPr>
         <w:spacing w:after="40" w:line="240" w:lineRule="auto"/>
-        <w:rPr>
-          <w:lang w:val="es-AR"/>
-        </w:rPr>
       </w:pPr>
       <w:r>
         <w:rPr>
           <w:b/>
           <w:sz w:val="21"/>
-          <w:lang w:val="es-AR"/>
         </w:rPr>
         <w:t xml:space="preserve">Integrantes: </w:t>
       </w:r>
       <w:r>
         <w:rPr>
           <w:sz w:val="21"/>
-          <w:lang w:val="es-AR"/>
         </w:rPr>
         <w:t>Jonas, Andrés; Mora, Nicolás</w:t>
       </w:r>
@@ -101,22 +79,17 @@
     <w:p>
       <w:pPr>
         <w:spacing w:after="40" w:line="240" w:lineRule="auto"/>
-        <w:rPr>
-          <w:lang w:val="es-AR"/>
-        </w:rPr>
       </w:pPr>
       <w:r>
         <w:rPr>
           <w:b/>
           <w:sz w:val="21"/>
-          <w:lang w:val="es-AR"/>
         </w:rPr>
         <w:t xml:space="preserve">Director: </w:t>
       </w:r>
       <w:r>
         <w:rPr>
           <w:sz w:val="21"/>
-          <w:lang w:val="es-AR"/>
         </w:rPr>
         <w:t>Ing. Juan Mauro Loreficcio</w:t>
       </w:r>
@@ -124,22 +97,26 @@
     <w:p>
       <w:pPr>
         <w:spacing w:after="40" w:line="240" w:lineRule="auto"/>
-        <w:rPr>
-          <w:lang w:val="es-AR"/>
-        </w:rPr>
       </w:pPr>
+      <w:proofErr w:type="spellStart"/>
       <w:r>
         <w:rPr>
           <w:b/>
           <w:sz w:val="21"/>
-          <w:lang w:val="es-AR"/>
         </w:rPr>
-        <w:t xml:space="preserve">Stakeholder de referencia: </w:t>
+        <w:t>Stakeholder</w:t>
+      </w:r>
+      <w:proofErr w:type="spellEnd"/>
+      <w:r>
+        <w:rPr>
+          <w:b/>
+          <w:sz w:val="21"/>
+        </w:rPr>
+        <w:t xml:space="preserve"> de referencia: </w:t>
       </w:r>
       <w:r>
         <w:rPr>
           <w:sz w:val="21"/>
-          <w:lang w:val="es-AR"/>
         </w:rPr>
         <w:t>Actitud Solidaria</w:t>
       </w:r>
@@ -147,22 +124,17 @@
     <w:p>
       <w:pPr>
         <w:spacing w:after="40" w:line="240" w:lineRule="auto"/>
-        <w:rPr>
-          <w:lang w:val="es-AR"/>
-        </w:rPr>
       </w:pPr>
       <w:r>
         <w:rPr>
           <w:b/>
           <w:sz w:val="21"/>
-          <w:lang w:val="es-AR"/>
         </w:rPr>
         <w:t xml:space="preserve">Fecha de cierre: </w:t>
       </w:r>
       <w:r>
         <w:rPr>
           <w:sz w:val="21"/>
-          <w:lang w:val="es-AR"/>
         </w:rPr>
         <w:t>17 de agosto de 2026</w:t>
       </w:r>
@@ -242,23 +214,22 @@
           <w:p>
             <w:pPr>
               <w:spacing w:after="0"/>
-              <w:rPr>
-                <w:lang w:val="es-AR"/>
-              </w:rPr>
             </w:pPr>
             <w:r>
               <w:rPr>
                 <w:b/>
                 <w:color w:val="1F6F5C"/>
-                <w:lang w:val="es-AR"/>
               </w:rPr>
               <w:t xml:space="preserve">Resultado de la actividad: </w:t>
             </w:r>
             <w:r>
-              <w:rPr>
-                <w:lang w:val="es-AR"/>
-              </w:rPr>
-              <w:t>Se definieron y validaron 19 pantallas organizadas en tres grupos: acceso y perfil, experiencia del voluntario y gestión de la organización. Los prototipos son navegables y representan los principales estados, validaciones y confirmaciones del sistema.</w:t>
+              <w:t xml:space="preserve">Se definieron y validaron </w:t>
+            </w:r>
+            <w:r>
+              <w:t>23</w:t>
+            </w:r>
+            <w:r>
+              <w:t xml:space="preserve"> pantallas organizadas en tres grupos: acceso y perfil, experiencia del voluntario y gestión de la organización. Los prototipos son navegables y representan los principales estados, validaciones y confirmaciones del sistema.</w:t>
             </w:r>
           </w:p>
         </w:tc>
@@ -267,49 +238,40 @@
     <w:p>
       <w:pPr>
         <w:spacing w:after="40"/>
-        <w:rPr>
-          <w:lang w:val="es-AR"/>
-        </w:rPr>
       </w:pPr>
     </w:p>
     <w:p>
       <w:pPr>
         <w:pStyle w:val="Ttulo1"/>
-        <w:rPr>
-          <w:lang w:val="es-AR"/>
-        </w:rPr>
       </w:pPr>
       <w:r>
-        <w:rPr>
-          <w:lang w:val="es-AR"/>
-        </w:rPr>
         <w:t>1. Propósito del documento</w:t>
       </w:r>
     </w:p>
     <w:p>
-      <w:pPr>
-        <w:rPr>
-          <w:lang w:val="es-AR"/>
-        </w:rPr>
-      </w:pPr>
       <w:r>
-        <w:rPr>
-          <w:lang w:val="es-AR"/>
-        </w:rPr>
         <w:t>Este documento formaliza el cierre de la actividad 1.1.6 del proyecto Voluntariado Geolocalizado. Su finalidad es registrar las decisiones de diseño adoptadas, describir las interfaces y los flujos principales, establecer criterios de validación y dejar identificados los entregables que servirán como referencia para la implementación móvil.</w:t>
       </w:r>
     </w:p>
     <w:p>
-      <w:pPr>
-        <w:rPr>
-          <w:lang w:val="es-AR"/>
-        </w:rPr>
-      </w:pPr>
       <w:r>
-        <w:rPr>
-          <w:lang w:val="es-AR"/>
-        </w:rPr>
-        <w:t>El diseño se orienta a una aplicación Android desarrollada con React Native y Expo. En esta etapa no se implementó la lógica de negocio ni la comunicación con el backend; se produjo un prototipo visual de alta fidelidad suficiente para revisar navegación, jerarquía de información, estados del sistema y acciones críticas.</w:t>
+        <w:t xml:space="preserve">El diseño se orienta a una aplicación Android desarrollada con </w:t>
+      </w:r>
+      <w:proofErr w:type="spellStart"/>
+      <w:r>
+        <w:t>React</w:t>
+      </w:r>
+      <w:proofErr w:type="spellEnd"/>
+      <w:r>
+        <w:t xml:space="preserve"> Native y Expo. En esta etapa no se implementó la lógica de negocio ni la comunicación con el </w:t>
+      </w:r>
+      <w:proofErr w:type="spellStart"/>
+      <w:r>
+        <w:t>backend</w:t>
+      </w:r>
+      <w:proofErr w:type="spellEnd"/>
+      <w:r>
+        <w:t>; se produjo un prototipo visual de alta fidelidad suficiente para revisar navegación, jerarquía de información, estados del sistema y acciones críticas.</w:t>
       </w:r>
     </w:p>
     <w:p>
@@ -325,14 +287,8 @@
         <w:pStyle w:val="Listaconvietas"/>
         <w:spacing w:after="120"/>
         <w:ind w:left="720"/>
-        <w:rPr>
-          <w:lang w:val="es-AR"/>
-        </w:rPr>
       </w:pPr>
       <w:r>
-        <w:rPr>
-          <w:lang w:val="es-AR"/>
-        </w:rPr>
         <w:t>Diseño de las pantallas comunes de autenticación, recuperación de contraseña, registro y perfil.</w:t>
       </w:r>
     </w:p>
@@ -341,14 +297,18 @@
         <w:pStyle w:val="Listaconvietas"/>
         <w:spacing w:after="120"/>
         <w:ind w:left="720"/>
-        <w:rPr>
-          <w:lang w:val="es-AR"/>
-        </w:rPr>
       </w:pPr>
       <w:r>
-        <w:rPr>
-          <w:lang w:val="es-AR"/>
-        </w:rPr>
+        <w:t>Diseño de la experiencia del administrador: verificación de organizaciones, gestión de estados de cuenta y consulta de estadísticas globales.</w:t>
+      </w:r>
+    </w:p>
+    <w:p>
+      <w:pPr>
+        <w:pStyle w:val="Listaconvietas"/>
+        <w:spacing w:after="120"/>
+        <w:ind w:left="720"/>
+      </w:pPr>
+      <w:r>
         <w:t>Diseño de la experiencia del voluntario: exploración geolocalizada, inscripción, organizaciones y donaciones materiales.</w:t>
       </w:r>
     </w:p>
@@ -357,14 +317,8 @@
         <w:pStyle w:val="Listaconvietas"/>
         <w:spacing w:after="120"/>
         <w:ind w:left="720"/>
-        <w:rPr>
-          <w:lang w:val="es-AR"/>
-        </w:rPr>
       </w:pPr>
       <w:r>
-        <w:rPr>
-          <w:lang w:val="es-AR"/>
-        </w:rPr>
         <w:t>Diseño de la experiencia de la organización: tablero, oportunidades, inscripciones, asistencia, calificaciones y recepción de donaciones.</w:t>
       </w:r>
     </w:p>
@@ -373,14 +327,9 @@
         <w:pStyle w:val="Listaconvietas"/>
         <w:spacing w:after="120"/>
         <w:ind w:left="720"/>
-        <w:rPr>
-          <w:lang w:val="es-AR"/>
-        </w:rPr>
       </w:pPr>
       <w:r>
-        <w:rPr>
-          <w:lang w:val="es-AR"/>
-        </w:rPr>
+        <w:lastRenderedPageBreak/>
         <w:t>Definición de navegación por rol, estados visibles, validaciones y mensajes de confirmación.</w:t>
       </w:r>
     </w:p>
@@ -389,15 +338,17 @@
         <w:pStyle w:val="Listaconvietas"/>
         <w:spacing w:after="120"/>
         <w:ind w:left="720"/>
-        <w:rPr>
-          <w:lang w:val="es-AR"/>
-        </w:rPr>
       </w:pPr>
       <w:r>
-        <w:rPr>
-          <w:lang w:val="es-AR"/>
-        </w:rPr>
-        <w:t>Construcción de prototipos HTML navegables con dimensiones de referencia de 390 × 844 px.</w:t>
+        <w:t xml:space="preserve">Construcción de prototipos HTML navegables con dimensiones de referencia de 390 × 844 </w:t>
+      </w:r>
+      <w:proofErr w:type="spellStart"/>
+      <w:r>
+        <w:t>px</w:t>
+      </w:r>
+      <w:proofErr w:type="spellEnd"/>
+      <w:r>
+        <w:t>.</w:t>
       </w:r>
     </w:p>
     <w:tbl>
@@ -429,23 +380,15 @@
           <w:p>
             <w:pPr>
               <w:spacing w:after="0"/>
-              <w:rPr>
-                <w:lang w:val="es-AR"/>
-              </w:rPr>
             </w:pPr>
             <w:r>
               <w:rPr>
                 <w:b/>
                 <w:color w:val="D97706"/>
-                <w:lang w:val="es-AR"/>
-              </w:rPr>
-              <w:lastRenderedPageBreak/>
+              </w:rPr>
               <w:t xml:space="preserve">Decisión incorporada durante la revisión: </w:t>
             </w:r>
             <w:r>
-              <w:rPr>
-                <w:lang w:val="es-AR"/>
-              </w:rPr>
               <w:t>Se agregó el flujo completo de recuperación y cambio de contraseña por olvido, aunque no estuviera detallado originalmente en el informe. La incorporación evita dejar incompleto el acceso al sistema y deberá reflejarse en la documentación funcional correspondiente.</w:t>
             </w:r>
           </w:p>
@@ -455,71 +398,46 @@
     <w:p>
       <w:pPr>
         <w:spacing w:after="40"/>
-        <w:rPr>
-          <w:lang w:val="es-AR"/>
-        </w:rPr>
       </w:pPr>
     </w:p>
     <w:p>
       <w:pPr>
         <w:pStyle w:val="Ttulo1"/>
-        <w:rPr>
-          <w:lang w:val="es-AR"/>
-        </w:rPr>
       </w:pPr>
       <w:r>
-        <w:rPr>
-          <w:lang w:val="es-AR"/>
-        </w:rPr>
         <w:t>3. Criterios y decisiones de diseño</w:t>
       </w:r>
     </w:p>
     <w:p>
-      <w:pPr>
-        <w:rPr>
-          <w:lang w:val="es-AR"/>
-        </w:rPr>
-      </w:pPr>
       <w:r>
-        <w:rPr>
-          <w:lang w:val="es-AR"/>
-        </w:rPr>
-        <w:t>I</w:t>
+        <w:t xml:space="preserve">Inicialmente se contempló </w:t>
       </w:r>
+      <w:proofErr w:type="spellStart"/>
       <w:r>
-        <w:rPr>
-          <w:lang w:val="es-AR"/>
-        </w:rPr>
-        <w:t>nicialmente se contempló Figma como herramienta de prototipado. Durante la ejecución se optó por desarrollar prototipos navegables mediante HTML, CSS y JavaScript, ya que esta alternativa permitió representar y validar directamente las interacciones, los estados y los principales flujos de navegación sin modificar el alcance de la actividad.</w:t>
+        <w:t>Figma</w:t>
       </w:r>
-      <w:bookmarkStart w:id="0" w:name="_GoBack"/>
-      <w:bookmarkEnd w:id="0"/>
+      <w:proofErr w:type="spellEnd"/>
+      <w:r>
+        <w:t xml:space="preserve"> como herramienta de prototipado. Durante la ejecución se optó por desarrollar prototipos navegables mediante HTML, CSS y JavaScript, ya que esta alternativa permitió representar y validar directamente las interacciones, los estados y los principales flujos de navegación sin modificar el alcance de la actividad.</w:t>
+      </w:r>
     </w:p>
     <w:p>
       <w:pPr>
         <w:pStyle w:val="Ttulo2"/>
-        <w:rPr>
-          <w:lang w:val="es-AR"/>
-        </w:rPr>
       </w:pPr>
       <w:r>
-        <w:rPr>
-          <w:lang w:val="es-AR"/>
-        </w:rPr>
         <w:t>3.1 Organización por roles</w:t>
       </w:r>
     </w:p>
     <w:p>
       <w:pPr>
         <w:rPr>
-          <w:lang w:val="es-AR"/>
+          <w:b/>
+          <w:bCs/>
         </w:rPr>
       </w:pPr>
       <w:r>
-        <w:rPr>
-          <w:lang w:val="es-AR"/>
-        </w:rPr>
-        <w:t>La solución se planteó como una única aplicación móvil. Después de la autenticación, la navegación y las acciones disponibles se adaptan al rol asociado a la cuenta: voluntario u organización. Las pantallas de acceso y perfil mantienen una base común, mientras que el contenido operativo cambia según el rol.</w:t>
+        <w:t>La solución se planteó como una única aplicación móvil. Después de la autenticación, la navegación y las acciones disponibles se adaptan al rol asociado a la cuenta: voluntario, organización o administrador. Las pantallas públicas de registro permiten crear únicamente cuentas de voluntario u organización; las cuentas con rol ADMIN son creadas o habilitadas internamente. Las pantallas de acceso mantienen una base común, mientras que el contenido operativo cambia según los permisos del rol.</w:t>
       </w:r>
     </w:p>
     <w:p>
@@ -645,13 +563,17 @@
           <w:p>
             <w:pPr>
               <w:spacing w:after="0" w:line="252" w:lineRule="auto"/>
-            </w:pPr>
-            <w:r>
               <w:rPr>
                 <w:b/>
                 <w:sz w:val="19"/>
               </w:rPr>
-              <w:t>Voluntario</w:t>
+            </w:pPr>
+            <w:r>
+              <w:rPr>
+                <w:b/>
+                <w:sz w:val="19"/>
+              </w:rPr>
+              <w:t>Administrador</w:t>
             </w:r>
           </w:p>
         </w:tc>
@@ -670,15 +592,14 @@
             <w:pPr>
               <w:spacing w:after="0" w:line="252" w:lineRule="auto"/>
               <w:rPr>
-                <w:lang w:val="es-AR"/>
-              </w:rPr>
-            </w:pPr>
-            <w:r>
-              <w:rPr>
                 <w:sz w:val="19"/>
-                <w:lang w:val="es-AR"/>
-              </w:rPr>
-              <w:t>Inicio, Oportunidades, Inscripciones, Donaciones y Perfil.</w:t>
+              </w:rPr>
+            </w:pPr>
+            <w:r>
+              <w:rPr>
+                <w:sz w:val="19"/>
+              </w:rPr>
+              <w:t>Inicio, Organizaciones, Usuarios y Estadísticas.</w:t>
             </w:r>
           </w:p>
         </w:tc>
@@ -697,15 +618,14 @@
             <w:pPr>
               <w:spacing w:after="0" w:line="252" w:lineRule="auto"/>
               <w:rPr>
-                <w:lang w:val="es-AR"/>
-              </w:rPr>
-            </w:pPr>
-            <w:r>
-              <w:rPr>
                 <w:sz w:val="19"/>
-                <w:lang w:val="es-AR"/>
-              </w:rPr>
-              <w:t>Notificaciones, búsqueda, filtros, lista/mapa y detalle.</w:t>
+              </w:rPr>
+            </w:pPr>
+            <w:r>
+              <w:rPr>
+                <w:sz w:val="19"/>
+              </w:rPr>
+              <w:t>Notificaciones, detalle de cuentas, verificación, bloqueo, rehabilitación y cierre de sesión.</w:t>
             </w:r>
           </w:p>
         </w:tc>
@@ -717,7 +637,6 @@
         <w:tc>
           <w:tcPr>
             <w:tcW w:w="1500" w:type="dxa"/>
-            <w:shd w:val="clear" w:color="auto" w:fill="F7F9F8"/>
             <w:tcMar>
               <w:top w:w="90" w:type="dxa"/>
               <w:left w:w="120" w:type="dxa"/>
@@ -735,6 +654,82 @@
                 <w:b/>
                 <w:sz w:val="19"/>
               </w:rPr>
+              <w:t>Voluntario</w:t>
+            </w:r>
+          </w:p>
+        </w:tc>
+        <w:tc>
+          <w:tcPr>
+            <w:tcW w:w="4100" w:type="dxa"/>
+            <w:tcMar>
+              <w:top w:w="90" w:type="dxa"/>
+              <w:left w:w="120" w:type="dxa"/>
+              <w:bottom w:w="90" w:type="dxa"/>
+              <w:right w:w="120" w:type="dxa"/>
+            </w:tcMar>
+            <w:vAlign w:val="center"/>
+          </w:tcPr>
+          <w:p>
+            <w:pPr>
+              <w:spacing w:after="0" w:line="252" w:lineRule="auto"/>
+            </w:pPr>
+            <w:r>
+              <w:rPr>
+                <w:sz w:val="19"/>
+              </w:rPr>
+              <w:t>Inicio, Oportunidades, Inscripciones, Donaciones y Perfil.</w:t>
+            </w:r>
+          </w:p>
+        </w:tc>
+        <w:tc>
+          <w:tcPr>
+            <w:tcW w:w="3760" w:type="dxa"/>
+            <w:tcMar>
+              <w:top w:w="90" w:type="dxa"/>
+              <w:left w:w="120" w:type="dxa"/>
+              <w:bottom w:w="90" w:type="dxa"/>
+              <w:right w:w="120" w:type="dxa"/>
+            </w:tcMar>
+            <w:vAlign w:val="center"/>
+          </w:tcPr>
+          <w:p>
+            <w:pPr>
+              <w:spacing w:after="0" w:line="252" w:lineRule="auto"/>
+            </w:pPr>
+            <w:r>
+              <w:rPr>
+                <w:sz w:val="19"/>
+              </w:rPr>
+              <w:t>Notificaciones, búsqueda, filtros, lista/mapa y detalle.</w:t>
+            </w:r>
+          </w:p>
+        </w:tc>
+      </w:tr>
+      <w:tr>
+        <w:trPr>
+          <w:cantSplit/>
+        </w:trPr>
+        <w:tc>
+          <w:tcPr>
+            <w:tcW w:w="1500" w:type="dxa"/>
+            <w:shd w:val="clear" w:color="auto" w:fill="F7F9F8"/>
+            <w:tcMar>
+              <w:top w:w="90" w:type="dxa"/>
+              <w:left w:w="120" w:type="dxa"/>
+              <w:bottom w:w="90" w:type="dxa"/>
+              <w:right w:w="120" w:type="dxa"/>
+            </w:tcMar>
+            <w:vAlign w:val="center"/>
+          </w:tcPr>
+          <w:p>
+            <w:pPr>
+              <w:spacing w:after="0" w:line="252" w:lineRule="auto"/>
+            </w:pPr>
+            <w:r>
+              <w:rPr>
+                <w:b/>
+                <w:sz w:val="19"/>
+              </w:rPr>
               <w:t>Organización</w:t>
             </w:r>
           </w:p>
@@ -754,14 +749,10 @@
           <w:p>
             <w:pPr>
               <w:spacing w:after="0" w:line="252" w:lineRule="auto"/>
-              <w:rPr>
-                <w:lang w:val="es-AR"/>
-              </w:rPr>
             </w:pPr>
             <w:r>
               <w:rPr>
                 <w:sz w:val="19"/>
-                <w:lang w:val="es-AR"/>
               </w:rPr>
               <w:t>Inicio, Oportunidades, Donaciones y Perfil.</w:t>
             </w:r>
@@ -782,14 +773,10 @@
           <w:p>
             <w:pPr>
               <w:spacing w:after="0" w:line="252" w:lineRule="auto"/>
-              <w:rPr>
-                <w:lang w:val="es-AR"/>
-              </w:rPr>
             </w:pPr>
             <w:r>
               <w:rPr>
                 <w:sz w:val="19"/>
-                <w:lang w:val="es-AR"/>
               </w:rPr>
               <w:t>Notificaciones, estadísticas, gestión de inscripciones y publicación.</w:t>
             </w:r>
@@ -800,9 +787,6 @@
     <w:p>
       <w:pPr>
         <w:spacing w:after="20"/>
-        <w:rPr>
-          <w:lang w:val="es-AR"/>
-        </w:rPr>
       </w:pPr>
     </w:p>
     <w:p>
@@ -925,14 +909,10 @@
           <w:p>
             <w:pPr>
               <w:spacing w:after="0" w:line="252" w:lineRule="auto"/>
-              <w:rPr>
-                <w:lang w:val="es-AR"/>
-              </w:rPr>
             </w:pPr>
             <w:r>
               <w:rPr>
                 <w:sz w:val="19"/>
-                <w:lang w:val="es-AR"/>
               </w:rPr>
               <w:t>#1F6F5C. Identifica acciones principales, selección y navegación activa.</w:t>
             </w:r>
@@ -983,14 +963,10 @@
           <w:p>
             <w:pPr>
               <w:spacing w:after="0" w:line="252" w:lineRule="auto"/>
-              <w:rPr>
-                <w:lang w:val="es-AR"/>
-              </w:rPr>
             </w:pPr>
             <w:r>
               <w:rPr>
                 <w:sz w:val="19"/>
-                <w:lang w:val="es-AR"/>
               </w:rPr>
               <w:t>#164C40. Se utiliza en encabezados y jerarquías de mayor importancia.</w:t>
             </w:r>
@@ -1039,14 +1015,10 @@
           <w:p>
             <w:pPr>
               <w:spacing w:after="0" w:line="252" w:lineRule="auto"/>
-              <w:rPr>
-                <w:lang w:val="es-AR"/>
-              </w:rPr>
             </w:pPr>
             <w:r>
               <w:rPr>
                 <w:sz w:val="19"/>
-                <w:lang w:val="es-AR"/>
               </w:rPr>
               <w:t>#2563A6. Se reserva para enlaces, información y acciones secundarias.</w:t>
             </w:r>
@@ -1078,6 +1050,7 @@
                 <w:b/>
                 <w:sz w:val="19"/>
               </w:rPr>
+              <w:lastRenderedPageBreak/>
               <w:t>Color de advertencia</w:t>
             </w:r>
           </w:p>
@@ -1097,14 +1070,10 @@
           <w:p>
             <w:pPr>
               <w:spacing w:after="0" w:line="252" w:lineRule="auto"/>
-              <w:rPr>
-                <w:lang w:val="es-AR"/>
-              </w:rPr>
             </w:pPr>
             <w:r>
               <w:rPr>
                 <w:sz w:val="19"/>
-                <w:lang w:val="es-AR"/>
               </w:rPr>
               <w:t>#D97706. Representa urgencia, estados pendientes y avisos.</w:t>
             </w:r>
@@ -1153,14 +1122,10 @@
           <w:p>
             <w:pPr>
               <w:spacing w:after="0" w:line="252" w:lineRule="auto"/>
-              <w:rPr>
-                <w:lang w:val="es-AR"/>
-              </w:rPr>
             </w:pPr>
             <w:r>
               <w:rPr>
                 <w:sz w:val="19"/>
-                <w:lang w:val="es-AR"/>
               </w:rPr>
               <w:t>#F6F8F7 para el fondo y blanco para tarjetas, formularios y paneles.</w:t>
             </w:r>
@@ -1211,16 +1176,20 @@
           <w:p>
             <w:pPr>
               <w:spacing w:after="0" w:line="252" w:lineRule="auto"/>
-              <w:rPr>
-                <w:lang w:val="es-AR"/>
-              </w:rPr>
-            </w:pPr>
+            </w:pPr>
+            <w:proofErr w:type="spellStart"/>
             <w:r>
               <w:rPr>
                 <w:sz w:val="19"/>
-                <w:lang w:val="es-AR"/>
-              </w:rPr>
-              <w:t>Roboto o fuente equivalente del sistema, con jerarquías claras y lectura móvil.</w:t>
+              </w:rPr>
+              <w:t>Roboto</w:t>
+            </w:r>
+            <w:proofErr w:type="spellEnd"/>
+            <w:r>
+              <w:rPr>
+                <w:sz w:val="19"/>
+              </w:rPr>
+              <w:t xml:space="preserve"> o fuente equivalente del sistema, con jerarquías claras y lectura móvil.</w:t>
             </w:r>
           </w:p>
         </w:tc>
@@ -1267,16 +1236,26 @@
           <w:p>
             <w:pPr>
               <w:spacing w:after="0" w:line="252" w:lineRule="auto"/>
-              <w:rPr>
-                <w:lang w:val="es-AR"/>
-              </w:rPr>
             </w:pPr>
             <w:r>
               <w:rPr>
                 <w:sz w:val="19"/>
-                <w:lang w:val="es-AR"/>
-              </w:rPr>
-              <w:t>Objetivo táctil mínimo aproximado de 48 dp, etiquetas visibles y confirmación de acciones críticas.</w:t>
+              </w:rPr>
+              <w:t xml:space="preserve">Objetivo táctil mínimo aproximado de 48 </w:t>
+            </w:r>
+            <w:proofErr w:type="spellStart"/>
+            <w:r>
+              <w:rPr>
+                <w:sz w:val="19"/>
+              </w:rPr>
+              <w:t>dp</w:t>
+            </w:r>
+            <w:proofErr w:type="spellEnd"/>
+            <w:r>
+              <w:rPr>
+                <w:sz w:val="19"/>
+              </w:rPr>
+              <w:t>, etiquetas visibles y confirmación de acciones críticas.</w:t>
             </w:r>
           </w:p>
         </w:tc>
@@ -1285,9 +1264,6 @@
     <w:p>
       <w:pPr>
         <w:spacing w:after="20"/>
-        <w:rPr>
-          <w:lang w:val="es-AR"/>
-        </w:rPr>
       </w:pPr>
     </w:p>
     <w:p>
@@ -1295,7 +1271,6 @@
         <w:pStyle w:val="Ttulo2"/>
       </w:pPr>
       <w:r>
-        <w:lastRenderedPageBreak/>
         <w:t>3.4 Principios aplicados</w:t>
       </w:r>
     </w:p>
@@ -1304,14 +1279,8 @@
         <w:pStyle w:val="Listaconvietas"/>
         <w:spacing w:after="120"/>
         <w:ind w:left="720"/>
-        <w:rPr>
-          <w:lang w:val="es-AR"/>
-        </w:rPr>
       </w:pPr>
       <w:r>
-        <w:rPr>
-          <w:lang w:val="es-AR"/>
-        </w:rPr>
         <w:t>Consistencia: se repiten encabezados, tarjetas, botones, pestañas, estados y navegación.</w:t>
       </w:r>
     </w:p>
@@ -1320,14 +1289,8 @@
         <w:pStyle w:val="Listaconvietas"/>
         <w:spacing w:after="120"/>
         <w:ind w:left="720"/>
-        <w:rPr>
-          <w:lang w:val="es-AR"/>
-        </w:rPr>
       </w:pPr>
       <w:r>
-        <w:rPr>
-          <w:lang w:val="es-AR"/>
-        </w:rPr>
         <w:t>Visibilidad del estado: cada inscripción, oportunidad o donación muestra su situación actual.</w:t>
       </w:r>
     </w:p>
@@ -1336,14 +1299,8 @@
         <w:pStyle w:val="Listaconvietas"/>
         <w:spacing w:after="120"/>
         <w:ind w:left="720"/>
-        <w:rPr>
-          <w:lang w:val="es-AR"/>
-        </w:rPr>
       </w:pPr>
       <w:r>
-        <w:rPr>
-          <w:lang w:val="es-AR"/>
-        </w:rPr>
         <w:t>Prevención de errores: publicar, rechazar, finalizar, cancelar o modificar estados requiere confirmación.</w:t>
       </w:r>
     </w:p>
@@ -1352,14 +1309,8 @@
         <w:pStyle w:val="Listaconvietas"/>
         <w:spacing w:after="120"/>
         <w:ind w:left="720"/>
-        <w:rPr>
-          <w:lang w:val="es-AR"/>
-        </w:rPr>
       </w:pPr>
       <w:r>
-        <w:rPr>
-          <w:lang w:val="es-AR"/>
-        </w:rPr>
         <w:t>Carga progresiva: los formularios agrupan la información por significado y explican los campos sensibles.</w:t>
       </w:r>
     </w:p>
@@ -1368,42 +1319,46 @@
         <w:pStyle w:val="Listaconvietas"/>
         <w:spacing w:after="120"/>
         <w:ind w:left="720"/>
-        <w:rPr>
-          <w:lang w:val="es-AR"/>
-        </w:rPr>
       </w:pPr>
       <w:r>
-        <w:rPr>
-          <w:lang w:val="es-AR"/>
-        </w:rPr>
         <w:t>Retroalimentación: las acciones generan mensajes de éxito, error, espera o bloqueo según corresponda.</w:t>
       </w:r>
     </w:p>
     <w:p>
       <w:pPr>
         <w:pStyle w:val="Ttulo1"/>
-        <w:rPr>
-          <w:lang w:val="es-AR"/>
-        </w:rPr>
       </w:pPr>
       <w:r>
-        <w:rPr>
-          <w:lang w:val="es-AR"/>
-        </w:rPr>
         <w:t>4. Catálogo de pantallas</w:t>
       </w:r>
     </w:p>
     <w:p>
-      <w:pPr>
-        <w:rPr>
-          <w:lang w:val="es-AR"/>
-        </w:rPr>
-      </w:pPr>
       <w:r>
-        <w:rPr>
-          <w:lang w:val="es-AR"/>
-        </w:rPr>
-        <w:t>El catálogo siguiente constituye la referencia funcional de la interfaz. Los identificadores A, V y O corresponden a acceso, voluntario y organización, respectivamente.</w:t>
+        <w:t>El catálogo siguiente constituye la referencia funcional de la interfaz. Los identificadores A, V</w:t>
+      </w:r>
+      <w:r>
+        <w:t xml:space="preserve">, </w:t>
+      </w:r>
+      <w:r>
+        <w:t>O</w:t>
+      </w:r>
+      <w:r>
+        <w:t xml:space="preserve"> y AD</w:t>
+      </w:r>
+      <w:r>
+        <w:t xml:space="preserve"> corresponden a acceso, voluntario</w:t>
+      </w:r>
+      <w:r>
+        <w:t>,</w:t>
+      </w:r>
+      <w:r>
+        <w:t xml:space="preserve"> organización</w:t>
+      </w:r>
+      <w:r>
+        <w:t xml:space="preserve"> y administración</w:t>
+      </w:r>
+      <w:r>
+        <w:t xml:space="preserve"> respectivamente.</w:t>
       </w:r>
     </w:p>
     <w:p>
@@ -1626,14 +1581,10 @@
           <w:p>
             <w:pPr>
               <w:spacing w:after="0" w:line="252" w:lineRule="auto"/>
-              <w:rPr>
-                <w:lang w:val="es-AR"/>
-              </w:rPr>
             </w:pPr>
             <w:r>
               <w:rPr>
                 <w:sz w:val="17"/>
-                <w:lang w:val="es-AR"/>
               </w:rPr>
               <w:t>Correo, contraseña, mostrar/ocultar clave, acceso, registro y recuperación de contraseña.</w:t>
             </w:r>
@@ -1732,14 +1683,10 @@
           <w:p>
             <w:pPr>
               <w:spacing w:after="0" w:line="252" w:lineRule="auto"/>
-              <w:rPr>
-                <w:lang w:val="es-AR"/>
-              </w:rPr>
             </w:pPr>
             <w:r>
               <w:rPr>
                 <w:sz w:val="17"/>
-                <w:lang w:val="es-AR"/>
               </w:rPr>
               <w:t>Correo, validación, mensaje de envío y posibilidad de reenviar la solicitud.</w:t>
             </w:r>
@@ -1811,14 +1758,10 @@
           <w:p>
             <w:pPr>
               <w:spacing w:after="0" w:line="252" w:lineRule="auto"/>
-              <w:rPr>
-                <w:lang w:val="es-AR"/>
-              </w:rPr>
             </w:pPr>
             <w:r>
               <w:rPr>
                 <w:sz w:val="17"/>
-                <w:lang w:val="es-AR"/>
               </w:rPr>
               <w:t>Definir una clave nueva desde el enlace recibido.</w:t>
             </w:r>
@@ -1838,14 +1781,10 @@
           <w:p>
             <w:pPr>
               <w:spacing w:after="0" w:line="252" w:lineRule="auto"/>
-              <w:rPr>
-                <w:lang w:val="es-AR"/>
-              </w:rPr>
             </w:pPr>
             <w:r>
               <w:rPr>
                 <w:sz w:val="17"/>
-                <w:lang w:val="es-AR"/>
               </w:rPr>
               <w:t>Nueva contraseña, confirmación, criterios de seguridad y tratamiento del enlace vencido.</w:t>
             </w:r>
@@ -1920,14 +1859,10 @@
           <w:p>
             <w:pPr>
               <w:spacing w:after="0" w:line="252" w:lineRule="auto"/>
-              <w:rPr>
-                <w:lang w:val="es-AR"/>
-              </w:rPr>
             </w:pPr>
             <w:r>
               <w:rPr>
                 <w:sz w:val="17"/>
-                <w:lang w:val="es-AR"/>
               </w:rPr>
               <w:t>Elegir el rol de registro.</w:t>
             </w:r>
@@ -1948,14 +1883,10 @@
           <w:p>
             <w:pPr>
               <w:spacing w:after="0" w:line="252" w:lineRule="auto"/>
-              <w:rPr>
-                <w:lang w:val="es-AR"/>
-              </w:rPr>
             </w:pPr>
             <w:r>
               <w:rPr>
                 <w:sz w:val="17"/>
-                <w:lang w:val="es-AR"/>
               </w:rPr>
               <w:t>Opciones Voluntario y Organización con explicación breve de cada perfil.</w:t>
             </w:r>
@@ -2050,14 +1981,10 @@
           <w:p>
             <w:pPr>
               <w:spacing w:after="0" w:line="252" w:lineRule="auto"/>
-              <w:rPr>
-                <w:lang w:val="es-AR"/>
-              </w:rPr>
             </w:pPr>
             <w:r>
               <w:rPr>
                 <w:sz w:val="17"/>
-                <w:lang w:val="es-AR"/>
               </w:rPr>
               <w:t>Datos básicos, ubicación, intereses, contraseña, términos y validaciones.</w:t>
             </w:r>
@@ -2156,14 +2083,10 @@
           <w:p>
             <w:pPr>
               <w:spacing w:after="0" w:line="252" w:lineRule="auto"/>
-              <w:rPr>
-                <w:lang w:val="es-AR"/>
-              </w:rPr>
             </w:pPr>
             <w:r>
               <w:rPr>
                 <w:sz w:val="17"/>
-                <w:lang w:val="es-AR"/>
               </w:rPr>
               <w:t>Datos legales y de contacto, actividad, ubicación, documentación y estado de verificación pendiente.</w:t>
             </w:r>
@@ -2194,6 +2117,7 @@
                 <w:b/>
                 <w:sz w:val="17"/>
               </w:rPr>
+              <w:lastRenderedPageBreak/>
               <w:t>A07</w:t>
             </w:r>
           </w:p>
@@ -2235,14 +2159,10 @@
           <w:p>
             <w:pPr>
               <w:spacing w:after="0" w:line="252" w:lineRule="auto"/>
-              <w:rPr>
-                <w:lang w:val="es-AR"/>
-              </w:rPr>
             </w:pPr>
             <w:r>
               <w:rPr>
                 <w:sz w:val="17"/>
-                <w:lang w:val="es-AR"/>
               </w:rPr>
               <w:t>Consultar y editar la información de la cuenta.</w:t>
             </w:r>
@@ -2262,14 +2182,10 @@
           <w:p>
             <w:pPr>
               <w:spacing w:after="0" w:line="252" w:lineRule="auto"/>
-              <w:rPr>
-                <w:lang w:val="es-AR"/>
-              </w:rPr>
             </w:pPr>
             <w:r>
               <w:rPr>
                 <w:sz w:val="17"/>
-                <w:lang w:val="es-AR"/>
               </w:rPr>
               <w:t>Variante por rol, intereses o datos institucionales, seguridad, notificaciones y cierre de sesión.</w:t>
             </w:r>
@@ -2280,9 +2196,6 @@
     <w:p>
       <w:pPr>
         <w:spacing w:after="20"/>
-        <w:rPr>
-          <w:lang w:val="es-AR"/>
-        </w:rPr>
       </w:pPr>
     </w:p>
     <w:p>
@@ -2505,14 +2418,10 @@
           <w:p>
             <w:pPr>
               <w:spacing w:after="0" w:line="252" w:lineRule="auto"/>
-              <w:rPr>
-                <w:lang w:val="es-AR"/>
-              </w:rPr>
             </w:pPr>
             <w:r>
               <w:rPr>
                 <w:sz w:val="17"/>
-                <w:lang w:val="es-AR"/>
               </w:rPr>
               <w:t>Accesos rápidos, recomendaciones, próxima actividad, ubicación y donación reciente.</w:t>
             </w:r>
@@ -2611,14 +2520,10 @@
           <w:p>
             <w:pPr>
               <w:spacing w:after="0" w:line="252" w:lineRule="auto"/>
-              <w:rPr>
-                <w:lang w:val="es-AR"/>
-              </w:rPr>
             </w:pPr>
             <w:r>
               <w:rPr>
                 <w:sz w:val="17"/>
-                <w:lang w:val="es-AR"/>
               </w:rPr>
               <w:t>Búsqueda, filtros, lista/mapa, distancia, fecha, urgencia y cupos.</w:t>
             </w:r>
@@ -2649,7 +2554,6 @@
                 <w:b/>
                 <w:sz w:val="17"/>
               </w:rPr>
-              <w:lastRenderedPageBreak/>
               <w:t>V03</w:t>
             </w:r>
           </w:p>
@@ -2691,14 +2595,10 @@
           <w:p>
             <w:pPr>
               <w:spacing w:after="0" w:line="252" w:lineRule="auto"/>
-              <w:rPr>
-                <w:lang w:val="es-AR"/>
-              </w:rPr>
             </w:pPr>
             <w:r>
               <w:rPr>
                 <w:sz w:val="17"/>
-                <w:lang w:val="es-AR"/>
               </w:rPr>
               <w:t>Evaluar una actividad antes de inscribirse.</w:t>
             </w:r>
@@ -2718,14 +2618,10 @@
           <w:p>
             <w:pPr>
               <w:spacing w:after="0" w:line="252" w:lineRule="auto"/>
-              <w:rPr>
-                <w:lang w:val="es-AR"/>
-              </w:rPr>
             </w:pPr>
             <w:r>
               <w:rPr>
                 <w:sz w:val="17"/>
-                <w:lang w:val="es-AR"/>
               </w:rPr>
               <w:t>Organización, descripción, requisitos, horario, cupos, ubicación aproximada y confirmación.</w:t>
             </w:r>
@@ -2800,14 +2696,10 @@
           <w:p>
             <w:pPr>
               <w:spacing w:after="0" w:line="252" w:lineRule="auto"/>
-              <w:rPr>
-                <w:lang w:val="es-AR"/>
-              </w:rPr>
             </w:pPr>
             <w:r>
               <w:rPr>
                 <w:sz w:val="17"/>
-                <w:lang w:val="es-AR"/>
               </w:rPr>
               <w:t>Seguir las solicitudes y participaciones.</w:t>
             </w:r>
@@ -2828,14 +2720,10 @@
           <w:p>
             <w:pPr>
               <w:spacing w:after="0" w:line="252" w:lineRule="auto"/>
-              <w:rPr>
-                <w:lang w:val="es-AR"/>
-              </w:rPr>
             </w:pPr>
             <w:r>
               <w:rPr>
                 <w:sz w:val="17"/>
-                <w:lang w:val="es-AR"/>
               </w:rPr>
               <w:t>Estados pendiente, aceptada, rechazada, cancelada y completada; cancelación y calificación.</w:t>
             </w:r>
@@ -2930,14 +2818,10 @@
           <w:p>
             <w:pPr>
               <w:spacing w:after="0" w:line="252" w:lineRule="auto"/>
-              <w:rPr>
-                <w:lang w:val="es-AR"/>
-              </w:rPr>
             </w:pPr>
             <w:r>
               <w:rPr>
                 <w:sz w:val="17"/>
-                <w:lang w:val="es-AR"/>
               </w:rPr>
               <w:t>Búsqueda, filtros, verificación, distancia, actividad y acceso a donación.</w:t>
             </w:r>
@@ -3036,14 +2920,10 @@
           <w:p>
             <w:pPr>
               <w:spacing w:after="0" w:line="252" w:lineRule="auto"/>
-              <w:rPr>
-                <w:lang w:val="es-AR"/>
-              </w:rPr>
             </w:pPr>
             <w:r>
               <w:rPr>
                 <w:sz w:val="17"/>
-                <w:lang w:val="es-AR"/>
               </w:rPr>
               <w:t>Organización destino, categoría, descripción, cantidad, unidad, disponibilidad, ubicación e imagen.</w:t>
             </w:r>
@@ -3138,14 +3018,10 @@
           <w:p>
             <w:pPr>
               <w:spacing w:after="0" w:line="252" w:lineRule="auto"/>
-              <w:rPr>
-                <w:lang w:val="es-AR"/>
-              </w:rPr>
             </w:pPr>
             <w:r>
               <w:rPr>
                 <w:sz w:val="17"/>
-                <w:lang w:val="es-AR"/>
               </w:rPr>
               <w:t>Listado, detalle, estados, observaciones, organización y línea temporal de cambios.</w:t>
             </w:r>
@@ -3156,9 +3032,6 @@
     <w:p>
       <w:pPr>
         <w:spacing w:after="20"/>
-        <w:rPr>
-          <w:lang w:val="es-AR"/>
-        </w:rPr>
       </w:pPr>
     </w:p>
     <w:p>
@@ -3381,14 +3254,10 @@
           <w:p>
             <w:pPr>
               <w:spacing w:after="0" w:line="252" w:lineRule="auto"/>
-              <w:rPr>
-                <w:lang w:val="es-AR"/>
-              </w:rPr>
             </w:pPr>
             <w:r>
               <w:rPr>
                 <w:sz w:val="17"/>
-                <w:lang w:val="es-AR"/>
               </w:rPr>
               <w:t>Indicadores, verificación, acciones rápidas, inscripciones, donaciones y estadísticas.</w:t>
             </w:r>
@@ -3487,14 +3356,10 @@
           <w:p>
             <w:pPr>
               <w:spacing w:after="0" w:line="252" w:lineRule="auto"/>
-              <w:rPr>
-                <w:lang w:val="es-AR"/>
-              </w:rPr>
             </w:pPr>
             <w:r>
               <w:rPr>
                 <w:sz w:val="17"/>
-                <w:lang w:val="es-AR"/>
               </w:rPr>
               <w:t>Filtros por estado, cupos calculados, pendientes y acciones permitidas según cada estado.</w:t>
             </w:r>
@@ -3589,14 +3454,10 @@
           <w:p>
             <w:pPr>
               <w:spacing w:after="0" w:line="252" w:lineRule="auto"/>
-              <w:rPr>
-                <w:lang w:val="es-AR"/>
-              </w:rPr>
             </w:pPr>
             <w:r>
               <w:rPr>
                 <w:sz w:val="17"/>
-                <w:lang w:val="es-AR"/>
               </w:rPr>
               <w:t>Título, tipo, descripción, requisitos, fechas, cupo, urgencia, ubicación, radio, borrador y publicación.</w:t>
             </w:r>
@@ -3671,14 +3532,10 @@
           <w:p>
             <w:pPr>
               <w:spacing w:after="0" w:line="252" w:lineRule="auto"/>
-              <w:rPr>
-                <w:lang w:val="es-AR"/>
-              </w:rPr>
             </w:pPr>
             <w:r>
               <w:rPr>
                 <w:sz w:val="17"/>
-                <w:lang w:val="es-AR"/>
               </w:rPr>
               <w:t>Resolver solicitudes y registrar resultados.</w:t>
             </w:r>
@@ -3699,14 +3556,10 @@
           <w:p>
             <w:pPr>
               <w:spacing w:after="0" w:line="252" w:lineRule="auto"/>
-              <w:rPr>
-                <w:lang w:val="es-AR"/>
-              </w:rPr>
             </w:pPr>
             <w:r>
               <w:rPr>
                 <w:sz w:val="17"/>
-                <w:lang w:val="es-AR"/>
               </w:rPr>
               <w:t>Cupo, filtros, perfil, aceptación/rechazo, asistencia, finalización y calificación del voluntario.</w:t>
             </w:r>
@@ -3801,14 +3654,10 @@
           <w:p>
             <w:pPr>
               <w:spacing w:after="0" w:line="252" w:lineRule="auto"/>
-              <w:rPr>
-                <w:lang w:val="es-AR"/>
-              </w:rPr>
             </w:pPr>
             <w:r>
               <w:rPr>
                 <w:sz w:val="17"/>
-                <w:lang w:val="es-AR"/>
               </w:rPr>
               <w:t>Filtros, detalle, contacto, aceptación/rechazo, coordinación, recepción e historial.</w:t>
             </w:r>
@@ -3819,36 +3668,628 @@
     <w:p>
       <w:pPr>
         <w:spacing w:after="20"/>
-        <w:rPr>
-          <w:lang w:val="es-AR"/>
-        </w:rPr>
+      </w:pPr>
+    </w:p>
+    <w:p>
+      <w:pPr>
+        <w:pStyle w:val="Ttulo2"/>
+      </w:pPr>
+    </w:p>
+    <w:p>
+      <w:pPr>
+        <w:pStyle w:val="Ttulo2"/>
+      </w:pPr>
+      <w:r>
+        <w:t>4.</w:t>
+      </w:r>
+      <w:r>
+        <w:t>4</w:t>
+      </w:r>
+      <w:r>
+        <w:t xml:space="preserve"> Experiencia de</w:t>
+      </w:r>
+      <w:r>
+        <w:t>l administrador</w:t>
+      </w:r>
+    </w:p>
+    <w:tbl>
+      <w:tblPr>
+        <w:tblStyle w:val="Tablaconcuadrcula"/>
+        <w:tblW w:w="9360" w:type="dxa"/>
+        <w:tblInd w:w="120" w:type="dxa"/>
+        <w:tblLayout w:type="fixed"/>
+        <w:tblLook w:val="04A0" w:firstRow="1" w:lastRow="0" w:firstColumn="1" w:lastColumn="0" w:noHBand="0" w:noVBand="1"/>
+      </w:tblPr>
+      <w:tblGrid>
+        <w:gridCol w:w="650"/>
+        <w:gridCol w:w="1900"/>
+        <w:gridCol w:w="2500"/>
+        <w:gridCol w:w="4310"/>
+      </w:tblGrid>
+      <w:tr>
+        <w:trPr>
+          <w:cantSplit/>
+          <w:tblHeader/>
+        </w:trPr>
+        <w:tc>
+          <w:tcPr>
+            <w:tcW w:w="650" w:type="dxa"/>
+            <w:shd w:val="clear" w:color="auto" w:fill="164C40"/>
+            <w:tcMar>
+              <w:top w:w="90" w:type="dxa"/>
+              <w:left w:w="120" w:type="dxa"/>
+              <w:bottom w:w="90" w:type="dxa"/>
+              <w:right w:w="120" w:type="dxa"/>
+            </w:tcMar>
+            <w:vAlign w:val="center"/>
+          </w:tcPr>
+          <w:p>
+            <w:pPr>
+              <w:spacing w:after="0" w:line="240" w:lineRule="auto"/>
+            </w:pPr>
+            <w:r>
+              <w:rPr>
+                <w:b/>
+                <w:color w:val="FFFFFF"/>
+                <w:sz w:val="17"/>
+              </w:rPr>
+              <w:t>ID</w:t>
+            </w:r>
+          </w:p>
+        </w:tc>
+        <w:tc>
+          <w:tcPr>
+            <w:tcW w:w="1900" w:type="dxa"/>
+            <w:shd w:val="clear" w:color="auto" w:fill="164C40"/>
+            <w:tcMar>
+              <w:top w:w="90" w:type="dxa"/>
+              <w:left w:w="120" w:type="dxa"/>
+              <w:bottom w:w="90" w:type="dxa"/>
+              <w:right w:w="120" w:type="dxa"/>
+            </w:tcMar>
+            <w:vAlign w:val="center"/>
+          </w:tcPr>
+          <w:p>
+            <w:pPr>
+              <w:spacing w:after="0" w:line="240" w:lineRule="auto"/>
+            </w:pPr>
+            <w:r>
+              <w:rPr>
+                <w:b/>
+                <w:color w:val="FFFFFF"/>
+                <w:sz w:val="17"/>
+              </w:rPr>
+              <w:t>Pantalla</w:t>
+            </w:r>
+          </w:p>
+        </w:tc>
+        <w:tc>
+          <w:tcPr>
+            <w:tcW w:w="2500" w:type="dxa"/>
+            <w:shd w:val="clear" w:color="auto" w:fill="164C40"/>
+            <w:tcMar>
+              <w:top w:w="90" w:type="dxa"/>
+              <w:left w:w="120" w:type="dxa"/>
+              <w:bottom w:w="90" w:type="dxa"/>
+              <w:right w:w="120" w:type="dxa"/>
+            </w:tcMar>
+            <w:vAlign w:val="center"/>
+          </w:tcPr>
+          <w:p>
+            <w:pPr>
+              <w:spacing w:after="0" w:line="240" w:lineRule="auto"/>
+            </w:pPr>
+            <w:r>
+              <w:rPr>
+                <w:b/>
+                <w:color w:val="FFFFFF"/>
+                <w:sz w:val="17"/>
+              </w:rPr>
+              <w:t>Propósito</w:t>
+            </w:r>
+          </w:p>
+        </w:tc>
+        <w:tc>
+          <w:tcPr>
+            <w:tcW w:w="4310" w:type="dxa"/>
+            <w:shd w:val="clear" w:color="auto" w:fill="164C40"/>
+            <w:tcMar>
+              <w:top w:w="90" w:type="dxa"/>
+              <w:left w:w="120" w:type="dxa"/>
+              <w:bottom w:w="90" w:type="dxa"/>
+              <w:right w:w="120" w:type="dxa"/>
+            </w:tcMar>
+            <w:vAlign w:val="center"/>
+          </w:tcPr>
+          <w:p>
+            <w:pPr>
+              <w:spacing w:after="0" w:line="240" w:lineRule="auto"/>
+            </w:pPr>
+            <w:r>
+              <w:rPr>
+                <w:b/>
+                <w:color w:val="FFFFFF"/>
+                <w:sz w:val="17"/>
+              </w:rPr>
+              <w:t>Contenido principal</w:t>
+            </w:r>
+          </w:p>
+        </w:tc>
+      </w:tr>
+      <w:tr>
+        <w:trPr>
+          <w:cantSplit/>
+        </w:trPr>
+        <w:tc>
+          <w:tcPr>
+            <w:tcW w:w="650" w:type="dxa"/>
+            <w:tcMar>
+              <w:top w:w="90" w:type="dxa"/>
+              <w:left w:w="120" w:type="dxa"/>
+              <w:bottom w:w="90" w:type="dxa"/>
+              <w:right w:w="120" w:type="dxa"/>
+            </w:tcMar>
+            <w:vAlign w:val="center"/>
+          </w:tcPr>
+          <w:p>
+            <w:pPr>
+              <w:spacing w:after="0" w:line="252" w:lineRule="auto"/>
+              <w:rPr>
+                <w:sz w:val="17"/>
+              </w:rPr>
+            </w:pPr>
+            <w:r>
+              <w:rPr>
+                <w:b/>
+                <w:sz w:val="17"/>
+              </w:rPr>
+              <w:t>AD</w:t>
+            </w:r>
+            <w:r>
+              <w:rPr>
+                <w:b/>
+                <w:sz w:val="17"/>
+              </w:rPr>
+              <w:t>01</w:t>
+            </w:r>
+          </w:p>
+        </w:tc>
+        <w:tc>
+          <w:tcPr>
+            <w:tcW w:w="1900" w:type="dxa"/>
+            <w:tcMar>
+              <w:top w:w="90" w:type="dxa"/>
+              <w:left w:w="120" w:type="dxa"/>
+              <w:bottom w:w="90" w:type="dxa"/>
+              <w:right w:w="120" w:type="dxa"/>
+            </w:tcMar>
+            <w:vAlign w:val="center"/>
+          </w:tcPr>
+          <w:p>
+            <w:pPr>
+              <w:spacing w:after="0" w:line="252" w:lineRule="auto"/>
+              <w:rPr>
+                <w:sz w:val="17"/>
+              </w:rPr>
+            </w:pPr>
+            <w:r>
+              <w:rPr>
+                <w:sz w:val="17"/>
+              </w:rPr>
+              <w:t>Inicio administrativo</w:t>
+            </w:r>
+          </w:p>
+        </w:tc>
+        <w:tc>
+          <w:tcPr>
+            <w:tcW w:w="2500" w:type="dxa"/>
+            <w:tcMar>
+              <w:top w:w="90" w:type="dxa"/>
+              <w:left w:w="120" w:type="dxa"/>
+              <w:bottom w:w="90" w:type="dxa"/>
+              <w:right w:w="120" w:type="dxa"/>
+            </w:tcMar>
+            <w:vAlign w:val="center"/>
+          </w:tcPr>
+          <w:p>
+            <w:pPr>
+              <w:spacing w:after="0" w:line="252" w:lineRule="auto"/>
+            </w:pPr>
+            <w:r>
+              <w:rPr>
+                <w:sz w:val="17"/>
+              </w:rPr>
+              <w:t>Resumir el estado de la plataforma</w:t>
+            </w:r>
+          </w:p>
+        </w:tc>
+        <w:tc>
+          <w:tcPr>
+            <w:tcW w:w="4310" w:type="dxa"/>
+            <w:tcMar>
+              <w:top w:w="90" w:type="dxa"/>
+              <w:left w:w="120" w:type="dxa"/>
+              <w:bottom w:w="90" w:type="dxa"/>
+              <w:right w:w="120" w:type="dxa"/>
+            </w:tcMar>
+            <w:vAlign w:val="center"/>
+          </w:tcPr>
+          <w:p>
+            <w:pPr>
+              <w:spacing w:after="0" w:line="252" w:lineRule="auto"/>
+            </w:pPr>
+            <w:r>
+              <w:rPr>
+                <w:sz w:val="17"/>
+              </w:rPr>
+              <w:t>Organizaciones pendientes, cuentas bloqueadas, usuarios activos, oportunidades y donaciones.</w:t>
+            </w:r>
+          </w:p>
+        </w:tc>
+      </w:tr>
+      <w:tr>
+        <w:trPr>
+          <w:cantSplit/>
+        </w:trPr>
+        <w:tc>
+          <w:tcPr>
+            <w:tcW w:w="650" w:type="dxa"/>
+            <w:shd w:val="clear" w:color="auto" w:fill="F7F9F8"/>
+            <w:tcMar>
+              <w:top w:w="90" w:type="dxa"/>
+              <w:left w:w="120" w:type="dxa"/>
+              <w:bottom w:w="90" w:type="dxa"/>
+              <w:right w:w="120" w:type="dxa"/>
+            </w:tcMar>
+            <w:vAlign w:val="center"/>
+          </w:tcPr>
+          <w:p>
+            <w:pPr>
+              <w:spacing w:after="0" w:line="252" w:lineRule="auto"/>
+            </w:pPr>
+            <w:r>
+              <w:rPr>
+                <w:b/>
+                <w:sz w:val="17"/>
+              </w:rPr>
+              <w:t>AD</w:t>
+            </w:r>
+            <w:r>
+              <w:rPr>
+                <w:b/>
+                <w:sz w:val="17"/>
+              </w:rPr>
+              <w:t>02</w:t>
+            </w:r>
+          </w:p>
+        </w:tc>
+        <w:tc>
+          <w:tcPr>
+            <w:tcW w:w="1900" w:type="dxa"/>
+            <w:shd w:val="clear" w:color="auto" w:fill="F7F9F8"/>
+            <w:tcMar>
+              <w:top w:w="90" w:type="dxa"/>
+              <w:left w:w="120" w:type="dxa"/>
+              <w:bottom w:w="90" w:type="dxa"/>
+              <w:right w:w="120" w:type="dxa"/>
+            </w:tcMar>
+            <w:vAlign w:val="center"/>
+          </w:tcPr>
+          <w:p>
+            <w:pPr>
+              <w:spacing w:after="0" w:line="252" w:lineRule="auto"/>
+            </w:pPr>
+            <w:r>
+              <w:rPr>
+                <w:sz w:val="17"/>
+              </w:rPr>
+              <w:t>Verificación de organizaciones</w:t>
+            </w:r>
+          </w:p>
+        </w:tc>
+        <w:tc>
+          <w:tcPr>
+            <w:tcW w:w="2500" w:type="dxa"/>
+            <w:shd w:val="clear" w:color="auto" w:fill="F7F9F8"/>
+            <w:tcMar>
+              <w:top w:w="90" w:type="dxa"/>
+              <w:left w:w="120" w:type="dxa"/>
+              <w:bottom w:w="90" w:type="dxa"/>
+              <w:right w:w="120" w:type="dxa"/>
+            </w:tcMar>
+            <w:vAlign w:val="center"/>
+          </w:tcPr>
+          <w:p>
+            <w:pPr>
+              <w:spacing w:after="0" w:line="252" w:lineRule="auto"/>
+            </w:pPr>
+            <w:r>
+              <w:rPr>
+                <w:sz w:val="17"/>
+              </w:rPr>
+              <w:t>Aprobar o rechazar organizaciones</w:t>
+            </w:r>
+          </w:p>
+        </w:tc>
+        <w:tc>
+          <w:tcPr>
+            <w:tcW w:w="4310" w:type="dxa"/>
+            <w:shd w:val="clear" w:color="auto" w:fill="F7F9F8"/>
+            <w:tcMar>
+              <w:top w:w="90" w:type="dxa"/>
+              <w:left w:w="120" w:type="dxa"/>
+              <w:bottom w:w="90" w:type="dxa"/>
+              <w:right w:w="120" w:type="dxa"/>
+            </w:tcMar>
+            <w:vAlign w:val="center"/>
+          </w:tcPr>
+          <w:p>
+            <w:pPr>
+              <w:spacing w:after="0" w:line="252" w:lineRule="auto"/>
+            </w:pPr>
+            <w:r>
+              <w:rPr>
+                <w:sz w:val="17"/>
+              </w:rPr>
+              <w:t>Lista por estado, CUIT, información institucional, ubicación, aprobación, rechazo y motivo</w:t>
+            </w:r>
+            <w:r>
+              <w:rPr>
+                <w:sz w:val="17"/>
+              </w:rPr>
+              <w:t>.</w:t>
+            </w:r>
+          </w:p>
+        </w:tc>
+      </w:tr>
+      <w:tr>
+        <w:trPr>
+          <w:cantSplit/>
+        </w:trPr>
+        <w:tc>
+          <w:tcPr>
+            <w:tcW w:w="650" w:type="dxa"/>
+            <w:shd w:val="clear" w:color="auto" w:fill="F7F9F8"/>
+            <w:tcMar>
+              <w:top w:w="90" w:type="dxa"/>
+              <w:left w:w="120" w:type="dxa"/>
+              <w:bottom w:w="90" w:type="dxa"/>
+              <w:right w:w="120" w:type="dxa"/>
+            </w:tcMar>
+            <w:vAlign w:val="center"/>
+          </w:tcPr>
+          <w:p>
+            <w:pPr>
+              <w:spacing w:after="0" w:line="252" w:lineRule="auto"/>
+            </w:pPr>
+            <w:r>
+              <w:rPr>
+                <w:b/>
+                <w:sz w:val="17"/>
+              </w:rPr>
+              <w:t>AD</w:t>
+            </w:r>
+            <w:r>
+              <w:rPr>
+                <w:b/>
+                <w:sz w:val="17"/>
+              </w:rPr>
+              <w:t>0</w:t>
+            </w:r>
+            <w:r>
+              <w:rPr>
+                <w:b/>
+                <w:sz w:val="17"/>
+              </w:rPr>
+              <w:t>3</w:t>
+            </w:r>
+          </w:p>
+        </w:tc>
+        <w:tc>
+          <w:tcPr>
+            <w:tcW w:w="1900" w:type="dxa"/>
+            <w:shd w:val="clear" w:color="auto" w:fill="F7F9F8"/>
+            <w:tcMar>
+              <w:top w:w="90" w:type="dxa"/>
+              <w:left w:w="120" w:type="dxa"/>
+              <w:bottom w:w="90" w:type="dxa"/>
+              <w:right w:w="120" w:type="dxa"/>
+            </w:tcMar>
+            <w:vAlign w:val="center"/>
+          </w:tcPr>
+          <w:p>
+            <w:pPr>
+              <w:spacing w:after="0" w:line="252" w:lineRule="auto"/>
+            </w:pPr>
+            <w:r>
+              <w:rPr>
+                <w:sz w:val="17"/>
+              </w:rPr>
+              <w:t>Gestión de cuentas</w:t>
+            </w:r>
+          </w:p>
+        </w:tc>
+        <w:tc>
+          <w:tcPr>
+            <w:tcW w:w="2500" w:type="dxa"/>
+            <w:shd w:val="clear" w:color="auto" w:fill="F7F9F8"/>
+            <w:tcMar>
+              <w:top w:w="90" w:type="dxa"/>
+              <w:left w:w="120" w:type="dxa"/>
+              <w:bottom w:w="90" w:type="dxa"/>
+              <w:right w:w="120" w:type="dxa"/>
+            </w:tcMar>
+            <w:vAlign w:val="center"/>
+          </w:tcPr>
+          <w:p>
+            <w:pPr>
+              <w:spacing w:after="0" w:line="252" w:lineRule="auto"/>
+            </w:pPr>
+            <w:r>
+              <w:rPr>
+                <w:sz w:val="17"/>
+              </w:rPr>
+              <w:t>Bloquear o rehabilitar usuarios</w:t>
+            </w:r>
+          </w:p>
+        </w:tc>
+        <w:tc>
+          <w:tcPr>
+            <w:tcW w:w="4310" w:type="dxa"/>
+            <w:shd w:val="clear" w:color="auto" w:fill="F7F9F8"/>
+            <w:tcMar>
+              <w:top w:w="90" w:type="dxa"/>
+              <w:left w:w="120" w:type="dxa"/>
+              <w:bottom w:w="90" w:type="dxa"/>
+              <w:right w:w="120" w:type="dxa"/>
+            </w:tcMar>
+            <w:vAlign w:val="center"/>
+          </w:tcPr>
+          <w:p>
+            <w:pPr>
+              <w:spacing w:after="0" w:line="252" w:lineRule="auto"/>
+            </w:pPr>
+            <w:r>
+              <w:rPr>
+                <w:sz w:val="17"/>
+              </w:rPr>
+              <w:t>Búsqueda, filtros por rol y estado, detalle, bloqueo, desbloqueo y confirmación.</w:t>
+            </w:r>
+          </w:p>
+        </w:tc>
+      </w:tr>
+      <w:tr>
+        <w:trPr>
+          <w:cantSplit/>
+        </w:trPr>
+        <w:tc>
+          <w:tcPr>
+            <w:tcW w:w="650" w:type="dxa"/>
+            <w:tcMar>
+              <w:top w:w="90" w:type="dxa"/>
+              <w:left w:w="120" w:type="dxa"/>
+              <w:bottom w:w="90" w:type="dxa"/>
+              <w:right w:w="120" w:type="dxa"/>
+            </w:tcMar>
+            <w:vAlign w:val="center"/>
+          </w:tcPr>
+          <w:p>
+            <w:pPr>
+              <w:spacing w:after="0" w:line="252" w:lineRule="auto"/>
+            </w:pPr>
+            <w:r>
+              <w:rPr>
+                <w:b/>
+                <w:sz w:val="17"/>
+              </w:rPr>
+              <w:t>AD</w:t>
+            </w:r>
+            <w:r>
+              <w:rPr>
+                <w:b/>
+                <w:sz w:val="17"/>
+              </w:rPr>
+              <w:t>0</w:t>
+            </w:r>
+            <w:r>
+              <w:rPr>
+                <w:b/>
+                <w:sz w:val="17"/>
+              </w:rPr>
+              <w:t>4</w:t>
+            </w:r>
+          </w:p>
+        </w:tc>
+        <w:tc>
+          <w:tcPr>
+            <w:tcW w:w="1900" w:type="dxa"/>
+            <w:tcMar>
+              <w:top w:w="90" w:type="dxa"/>
+              <w:left w:w="120" w:type="dxa"/>
+              <w:bottom w:w="90" w:type="dxa"/>
+              <w:right w:w="120" w:type="dxa"/>
+            </w:tcMar>
+            <w:vAlign w:val="center"/>
+          </w:tcPr>
+          <w:p>
+            <w:pPr>
+              <w:spacing w:after="0" w:line="252" w:lineRule="auto"/>
+            </w:pPr>
+            <w:r>
+              <w:rPr>
+                <w:sz w:val="17"/>
+              </w:rPr>
+              <w:t>Estadísticas globales</w:t>
+            </w:r>
+          </w:p>
+        </w:tc>
+        <w:tc>
+          <w:tcPr>
+            <w:tcW w:w="2500" w:type="dxa"/>
+            <w:tcMar>
+              <w:top w:w="90" w:type="dxa"/>
+              <w:left w:w="120" w:type="dxa"/>
+              <w:bottom w:w="90" w:type="dxa"/>
+              <w:right w:w="120" w:type="dxa"/>
+            </w:tcMar>
+            <w:vAlign w:val="center"/>
+          </w:tcPr>
+          <w:p>
+            <w:pPr>
+              <w:spacing w:after="0" w:line="252" w:lineRule="auto"/>
+            </w:pPr>
+            <w:r>
+              <w:rPr>
+                <w:sz w:val="17"/>
+              </w:rPr>
+              <w:t>Consultar el funcionamiento general</w:t>
+            </w:r>
+          </w:p>
+        </w:tc>
+        <w:tc>
+          <w:tcPr>
+            <w:tcW w:w="4310" w:type="dxa"/>
+            <w:tcMar>
+              <w:top w:w="90" w:type="dxa"/>
+              <w:left w:w="120" w:type="dxa"/>
+              <w:bottom w:w="90" w:type="dxa"/>
+              <w:right w:w="120" w:type="dxa"/>
+            </w:tcMar>
+            <w:vAlign w:val="center"/>
+          </w:tcPr>
+          <w:p>
+            <w:pPr>
+              <w:spacing w:after="0" w:line="252" w:lineRule="auto"/>
+            </w:pPr>
+            <w:r>
+              <w:rPr>
+                <w:sz w:val="17"/>
+              </w:rPr>
+              <w:t>Usuarios, organizaciones, oportunidades, participaciones y donaciones.</w:t>
+            </w:r>
+          </w:p>
+        </w:tc>
+      </w:tr>
+    </w:tbl>
+    <w:p>
+      <w:pPr>
+        <w:spacing w:after="20"/>
+        <w:ind w:firstLine="720"/>
       </w:pPr>
     </w:p>
     <w:p>
       <w:pPr>
         <w:pStyle w:val="Ttulo1"/>
-        <w:rPr>
-          <w:lang w:val="es-AR"/>
-        </w:rPr>
       </w:pPr>
       <w:r>
-        <w:rPr>
-          <w:lang w:val="es-AR"/>
-        </w:rPr>
         <w:t>5. Flujos principales</w:t>
       </w:r>
     </w:p>
     <w:p>
       <w:pPr>
         <w:pStyle w:val="Ttulo2"/>
-        <w:rPr>
-          <w:lang w:val="es-AR"/>
-        </w:rPr>
       </w:pPr>
       <w:r>
-        <w:rPr>
-          <w:lang w:val="es-AR"/>
-        </w:rPr>
         <w:t>5.1 Acceso y recuperación de contraseña</w:t>
       </w:r>
     </w:p>
@@ -3856,22 +4297,15 @@
       <w:pPr>
         <w:pStyle w:val="Listaconnmeros"/>
         <w:ind w:left="720"/>
-        <w:rPr>
-          <w:lang w:val="es-AR"/>
-        </w:rPr>
       </w:pPr>
       <w:r>
         <w:rPr>
           <w:b/>
           <w:color w:val="164C40"/>
-          <w:lang w:val="es-AR"/>
         </w:rPr>
         <w:t xml:space="preserve">Inicio. </w:t>
       </w:r>
       <w:r>
-        <w:rPr>
-          <w:lang w:val="es-AR"/>
-        </w:rPr>
         <w:t>La persona ingresa correo y contraseña en A01.</w:t>
       </w:r>
     </w:p>
@@ -3879,22 +4313,15 @@
       <w:pPr>
         <w:pStyle w:val="Listaconnmeros"/>
         <w:ind w:left="720"/>
-        <w:rPr>
-          <w:lang w:val="es-AR"/>
-        </w:rPr>
       </w:pPr>
       <w:r>
         <w:rPr>
           <w:b/>
           <w:color w:val="164C40"/>
-          <w:lang w:val="es-AR"/>
         </w:rPr>
         <w:t xml:space="preserve">Validación. </w:t>
       </w:r>
       <w:r>
-        <w:rPr>
-          <w:lang w:val="es-AR"/>
-        </w:rPr>
         <w:t>El sistema comprueba formato, campos obligatorios y credenciales.</w:t>
       </w:r>
     </w:p>
@@ -3902,45 +4329,39 @@
       <w:pPr>
         <w:pStyle w:val="Listaconnmeros"/>
         <w:ind w:left="720"/>
-        <w:rPr>
-          <w:lang w:val="es-AR"/>
-        </w:rPr>
       </w:pPr>
       <w:r>
         <w:rPr>
           <w:b/>
+          <w:bCs/>
           <w:color w:val="164C40"/>
-          <w:lang w:val="es-AR"/>
         </w:rPr>
-        <w:t xml:space="preserve">Derivación por rol. </w:t>
+        <w:t>Derivación por rol.</w:t>
       </w:r>
       <w:r>
         <w:rPr>
-          <w:lang w:val="es-AR"/>
+          <w:b/>
+          <w:color w:val="164C40"/>
         </w:rPr>
-        <w:t>Una autenticación correcta abre el inicio correspondiente al voluntario o a la organización.</w:t>
+        <w:t xml:space="preserve"> </w:t>
+      </w:r>
+      <w:r>
+        <w:t>Una autenticación correcta abre el inicio correspondiente al voluntario, a la organización o al administrador.</w:t>
       </w:r>
     </w:p>
     <w:p>
       <w:pPr>
         <w:pStyle w:val="Listaconnmeros"/>
         <w:ind w:left="720"/>
-        <w:rPr>
-          <w:lang w:val="es-AR"/>
-        </w:rPr>
       </w:pPr>
       <w:r>
         <w:rPr>
           <w:b/>
           <w:color w:val="164C40"/>
-          <w:lang w:val="es-AR"/>
         </w:rPr>
         <w:t xml:space="preserve">Recuperación. </w:t>
       </w:r>
       <w:r>
-        <w:rPr>
-          <w:lang w:val="es-AR"/>
-        </w:rPr>
         <w:t>Ante un olvido, A02 solicita el correo y confirma el envío de un enlace de uso temporal.</w:t>
       </w:r>
     </w:p>
@@ -3948,22 +4369,15 @@
       <w:pPr>
         <w:pStyle w:val="Listaconnmeros"/>
         <w:ind w:left="720"/>
-        <w:rPr>
-          <w:lang w:val="es-AR"/>
-        </w:rPr>
       </w:pPr>
       <w:r>
         <w:rPr>
           <w:b/>
           <w:color w:val="164C40"/>
-          <w:lang w:val="es-AR"/>
         </w:rPr>
         <w:t xml:space="preserve">Cambio de contraseña. </w:t>
       </w:r>
       <w:r>
-        <w:rPr>
-          <w:lang w:val="es-AR"/>
-        </w:rPr>
         <w:t>A03 exige una nueva clave, su confirmación y el cumplimiento de los criterios definidos.</w:t>
       </w:r>
     </w:p>
@@ -3971,37 +4385,23 @@
       <w:pPr>
         <w:pStyle w:val="Listaconnmeros"/>
         <w:ind w:left="720"/>
-        <w:rPr>
-          <w:lang w:val="es-AR"/>
-        </w:rPr>
       </w:pPr>
       <w:r>
         <w:rPr>
           <w:b/>
           <w:color w:val="164C40"/>
-          <w:lang w:val="es-AR"/>
         </w:rPr>
         <w:t xml:space="preserve">Finalización. </w:t>
       </w:r>
       <w:r>
-        <w:rPr>
-          <w:lang w:val="es-AR"/>
-        </w:rPr>
         <w:t>El cambio correcto devuelve a A01; un enlace inválido o vencido permite solicitar uno nuevo.</w:t>
       </w:r>
     </w:p>
     <w:p>
       <w:pPr>
         <w:pStyle w:val="Ttulo2"/>
-        <w:rPr>
-          <w:lang w:val="es-AR"/>
-        </w:rPr>
       </w:pPr>
       <w:r>
-        <w:rPr>
-          <w:lang w:val="es-AR"/>
-        </w:rPr>
-        <w:lastRenderedPageBreak/>
         <w:t>5.2 Registro y verificación de una organización</w:t>
       </w:r>
     </w:p>
@@ -4009,22 +4409,15 @@
       <w:pPr>
         <w:pStyle w:val="Listaconnmeros"/>
         <w:ind w:left="720"/>
-        <w:rPr>
-          <w:lang w:val="es-AR"/>
-        </w:rPr>
       </w:pPr>
       <w:r>
         <w:rPr>
           <w:b/>
           <w:color w:val="164C40"/>
-          <w:lang w:val="es-AR"/>
         </w:rPr>
         <w:t xml:space="preserve">Selección de cuenta. </w:t>
       </w:r>
       <w:r>
-        <w:rPr>
-          <w:lang w:val="es-AR"/>
-        </w:rPr>
         <w:t>A04 permite elegir el registro institucional.</w:t>
       </w:r>
     </w:p>
@@ -4032,22 +4425,15 @@
       <w:pPr>
         <w:pStyle w:val="Listaconnmeros"/>
         <w:ind w:left="720"/>
-        <w:rPr>
-          <w:lang w:val="es-AR"/>
-        </w:rPr>
       </w:pPr>
       <w:r>
         <w:rPr>
           <w:b/>
           <w:color w:val="164C40"/>
-          <w:lang w:val="es-AR"/>
         </w:rPr>
         <w:t xml:space="preserve">Carga de información. </w:t>
       </w:r>
       <w:r>
-        <w:rPr>
-          <w:lang w:val="es-AR"/>
-        </w:rPr>
         <w:t>A06 recopila datos de identificación, contacto, actividad, ubicación y documentación.</w:t>
       </w:r>
     </w:p>
@@ -4056,22 +4442,40 @@
         <w:pStyle w:val="Listaconnmeros"/>
         <w:ind w:left="720"/>
         <w:rPr>
-          <w:lang w:val="es-AR"/>
+          <w:b/>
+          <w:color w:val="164C40"/>
         </w:rPr>
       </w:pPr>
       <w:r>
         <w:rPr>
           <w:b/>
           <w:color w:val="164C40"/>
-          <w:lang w:val="es-AR"/>
         </w:rPr>
-        <w:t xml:space="preserve">Envío. </w:t>
+        <w:t xml:space="preserve"> </w:t>
       </w:r>
       <w:r>
         <w:rPr>
-          <w:lang w:val="es-AR"/>
+          <w:b/>
+          <w:color w:val="164C40"/>
         </w:rPr>
-        <w:t>El sistema crea la cuenta con estado de verificación pendiente.</w:t>
+        <w:t>Registro pendiente.</w:t>
+      </w:r>
+      <w:r>
+        <w:rPr>
+          <w:b/>
+          <w:color w:val="164C40"/>
+        </w:rPr>
+        <w:t xml:space="preserve"> </w:t>
+      </w:r>
+      <w:r>
+        <w:t>El sistema crea la cuenta institucional con estado de verificación PENDIENTE.</w:t>
+      </w:r>
+      <w:r>
+        <w:rPr>
+          <w:b/>
+          <w:color w:val="164C40"/>
+        </w:rPr>
+        <w:t xml:space="preserve"> </w:t>
       </w:r>
     </w:p>
     <w:p>
@@ -4079,22 +4483,33 @@
         <w:pStyle w:val="Listaconnmeros"/>
         <w:ind w:left="720"/>
         <w:rPr>
-          <w:lang w:val="es-AR"/>
+          <w:b/>
+          <w:color w:val="164C40"/>
         </w:rPr>
       </w:pPr>
       <w:r>
         <w:rPr>
           <w:b/>
           <w:color w:val="164C40"/>
-          <w:lang w:val="es-AR"/>
         </w:rPr>
-        <w:t xml:space="preserve">Restricción temporal. </w:t>
+        <w:t>Restricción temporal.</w:t>
       </w:r>
       <w:r>
         <w:rPr>
-          <w:lang w:val="es-AR"/>
+          <w:b/>
+          <w:color w:val="164C40"/>
         </w:rPr>
-        <w:t>La organización puede consultar su perfil, pero no publicar oportunidades hasta ser verificada.</w:t>
+        <w:t xml:space="preserve"> </w:t>
+      </w:r>
+      <w:r>
+        <w:t>La organización puede consultar su información, pero no publicar oportunidades.</w:t>
+      </w:r>
+      <w:r>
+        <w:rPr>
+          <w:b/>
+          <w:color w:val="164C40"/>
+        </w:rPr>
+        <w:t xml:space="preserve"> </w:t>
       </w:r>
     </w:p>
     <w:p>
@@ -4102,22 +4517,95 @@
         <w:pStyle w:val="Listaconnmeros"/>
         <w:ind w:left="720"/>
         <w:rPr>
-          <w:lang w:val="es-AR"/>
+          <w:b/>
+          <w:color w:val="164C40"/>
         </w:rPr>
       </w:pPr>
       <w:r>
         <w:rPr>
           <w:b/>
           <w:color w:val="164C40"/>
-          <w:lang w:val="es-AR"/>
         </w:rPr>
-        <w:t xml:space="preserve">Habilitación. </w:t>
+        <w:t>Consulta administrativa.</w:t>
       </w:r>
       <w:r>
         <w:rPr>
-          <w:lang w:val="es-AR"/>
+          <w:b/>
+          <w:color w:val="164C40"/>
         </w:rPr>
-        <w:t>Una vez aprobada, O01 muestra el distintivo de verificación y habilita la publicación.</w:t>
+        <w:t xml:space="preserve"> </w:t>
+      </w:r>
+      <w:r>
+        <w:t>El Administrador visualiza la solicitud pendiente en AD02 y revisa el CUIT y los datos institucionales.</w:t>
+      </w:r>
+      <w:r>
+        <w:rPr>
+          <w:b/>
+          <w:color w:val="164C40"/>
+        </w:rPr>
+        <w:t xml:space="preserve"> </w:t>
+      </w:r>
+    </w:p>
+    <w:p>
+      <w:pPr>
+        <w:pStyle w:val="Listaconnmeros"/>
+        <w:ind w:left="720"/>
+        <w:rPr>
+          <w:b/>
+          <w:color w:val="164C40"/>
+        </w:rPr>
+      </w:pPr>
+      <w:r>
+        <w:rPr>
+          <w:b/>
+          <w:color w:val="164C40"/>
+        </w:rPr>
+        <w:lastRenderedPageBreak/>
+        <w:t>Resolución.</w:t>
+      </w:r>
+      <w:r>
+        <w:rPr>
+          <w:b/>
+          <w:color w:val="164C40"/>
+        </w:rPr>
+        <w:t xml:space="preserve"> </w:t>
+      </w:r>
+      <w:r>
+        <w:t>El Administrador aprueba o rechaza la organización. El rechazo puede incluir un motivo.</w:t>
+      </w:r>
+      <w:r>
+        <w:rPr>
+          <w:b/>
+          <w:color w:val="164C40"/>
+        </w:rPr>
+        <w:t xml:space="preserve"> </w:t>
+      </w:r>
+    </w:p>
+    <w:p>
+      <w:pPr>
+        <w:pStyle w:val="Listaconnmeros"/>
+        <w:ind w:left="720"/>
+        <w:rPr>
+          <w:b/>
+          <w:color w:val="164C40"/>
+        </w:rPr>
+      </w:pPr>
+      <w:r>
+        <w:rPr>
+          <w:b/>
+          <w:color w:val="164C40"/>
+        </w:rPr>
+        <w:t>Habilitación.</w:t>
+      </w:r>
+      <w:r>
+        <w:rPr>
+          <w:b/>
+          <w:color w:val="164C40"/>
+        </w:rPr>
+        <w:t xml:space="preserve"> </w:t>
+      </w:r>
+      <w:r>
+        <w:t>Si la organización es aprobada, cambia a VERIFICADA y puede publicar oportunidades. Si es rechazada, conserva el estado RECHAZADA y puede consultar el motivo correspondiente.</w:t>
       </w:r>
     </w:p>
     <w:p>
@@ -4132,22 +4620,15 @@
       <w:pPr>
         <w:pStyle w:val="Listaconnmeros"/>
         <w:ind w:left="720"/>
-        <w:rPr>
-          <w:lang w:val="es-AR"/>
-        </w:rPr>
       </w:pPr>
       <w:r>
         <w:rPr>
           <w:b/>
           <w:color w:val="164C40"/>
-          <w:lang w:val="es-AR"/>
         </w:rPr>
         <w:t xml:space="preserve">Exploración. </w:t>
       </w:r>
       <w:r>
-        <w:rPr>
-          <w:lang w:val="es-AR"/>
-        </w:rPr>
         <w:t>V02 presenta oportunidades en lista o mapa aplicando ubicación y filtros.</w:t>
       </w:r>
     </w:p>
@@ -4155,22 +4636,15 @@
       <w:pPr>
         <w:pStyle w:val="Listaconnmeros"/>
         <w:ind w:left="720"/>
-        <w:rPr>
-          <w:lang w:val="es-AR"/>
-        </w:rPr>
       </w:pPr>
       <w:r>
         <w:rPr>
           <w:b/>
           <w:color w:val="164C40"/>
-          <w:lang w:val="es-AR"/>
         </w:rPr>
         <w:t xml:space="preserve">Consulta. </w:t>
       </w:r>
       <w:r>
-        <w:rPr>
-          <w:lang w:val="es-AR"/>
-        </w:rPr>
         <w:t>V03 expone organización, requisitos, fecha, cupos y ubicación aproximada.</w:t>
       </w:r>
     </w:p>
@@ -4178,22 +4652,15 @@
       <w:pPr>
         <w:pStyle w:val="Listaconnmeros"/>
         <w:ind w:left="720"/>
-        <w:rPr>
-          <w:lang w:val="es-AR"/>
-        </w:rPr>
       </w:pPr>
       <w:r>
         <w:rPr>
           <w:b/>
           <w:color w:val="164C40"/>
-          <w:lang w:val="es-AR"/>
         </w:rPr>
         <w:t xml:space="preserve">Confirmación. </w:t>
       </w:r>
       <w:r>
-        <w:rPr>
-          <w:lang w:val="es-AR"/>
-        </w:rPr>
         <w:t>La persona confirma su inscripción y el sistema registra el estado Pendiente.</w:t>
       </w:r>
     </w:p>
@@ -4201,22 +4668,15 @@
       <w:pPr>
         <w:pStyle w:val="Listaconnmeros"/>
         <w:ind w:left="720"/>
-        <w:rPr>
-          <w:lang w:val="es-AR"/>
-        </w:rPr>
       </w:pPr>
       <w:r>
         <w:rPr>
           <w:b/>
           <w:color w:val="164C40"/>
-          <w:lang w:val="es-AR"/>
         </w:rPr>
         <w:t xml:space="preserve">Resolución. </w:t>
       </w:r>
       <w:r>
-        <w:rPr>
-          <w:lang w:val="es-AR"/>
-        </w:rPr>
         <w:t>La organización acepta o rechaza desde O04, verificando el cupo en la misma operación.</w:t>
       </w:r>
     </w:p>
@@ -4224,22 +4684,15 @@
       <w:pPr>
         <w:pStyle w:val="Listaconnmeros"/>
         <w:ind w:left="720"/>
-        <w:rPr>
-          <w:lang w:val="es-AR"/>
-        </w:rPr>
       </w:pPr>
       <w:r>
         <w:rPr>
           <w:b/>
           <w:color w:val="164C40"/>
-          <w:lang w:val="es-AR"/>
         </w:rPr>
         <w:t xml:space="preserve">Seguimiento. </w:t>
       </w:r>
       <w:r>
-        <w:rPr>
-          <w:lang w:val="es-AR"/>
-        </w:rPr>
         <w:t>V04 refleja el nuevo estado y recibe la notificación correspondiente.</w:t>
       </w:r>
     </w:p>
@@ -4247,22 +4700,15 @@
       <w:pPr>
         <w:pStyle w:val="Listaconnmeros"/>
         <w:ind w:left="720"/>
-        <w:rPr>
-          <w:lang w:val="es-AR"/>
-        </w:rPr>
       </w:pPr>
       <w:r>
         <w:rPr>
           <w:b/>
           <w:color w:val="164C40"/>
-          <w:lang w:val="es-AR"/>
         </w:rPr>
         <w:t xml:space="preserve">Cierre. </w:t>
       </w:r>
       <w:r>
-        <w:rPr>
-          <w:lang w:val="es-AR"/>
-        </w:rPr>
         <w:t>Después de la actividad, la organización registra Completada o Ausente y ambas partes pueden calificarse cuando corresponda.</w:t>
       </w:r>
     </w:p>
@@ -4278,22 +4724,15 @@
       <w:pPr>
         <w:pStyle w:val="Listaconnmeros"/>
         <w:ind w:left="720"/>
-        <w:rPr>
-          <w:lang w:val="es-AR"/>
-        </w:rPr>
       </w:pPr>
       <w:r>
         <w:rPr>
           <w:b/>
           <w:color w:val="164C40"/>
-          <w:lang w:val="es-AR"/>
         </w:rPr>
         <w:t xml:space="preserve">Creación. </w:t>
       </w:r>
       <w:r>
-        <w:rPr>
-          <w:lang w:val="es-AR"/>
-        </w:rPr>
         <w:t>La organización abre O03 y completa los datos obligatorios.</w:t>
       </w:r>
     </w:p>
@@ -4301,22 +4740,15 @@
       <w:pPr>
         <w:pStyle w:val="Listaconnmeros"/>
         <w:ind w:left="720"/>
-        <w:rPr>
-          <w:lang w:val="es-AR"/>
-        </w:rPr>
       </w:pPr>
       <w:r>
         <w:rPr>
           <w:b/>
           <w:color w:val="164C40"/>
-          <w:lang w:val="es-AR"/>
         </w:rPr>
         <w:t xml:space="preserve">Borrador. </w:t>
       </w:r>
       <w:r>
-        <w:rPr>
-          <w:lang w:val="es-AR"/>
-        </w:rPr>
         <w:t>Puede guardar la oportunidad sin hacerla visible para los voluntarios.</w:t>
       </w:r>
     </w:p>
@@ -4324,22 +4756,15 @@
       <w:pPr>
         <w:pStyle w:val="Listaconnmeros"/>
         <w:ind w:left="720"/>
-        <w:rPr>
-          <w:lang w:val="es-AR"/>
-        </w:rPr>
       </w:pPr>
       <w:r>
         <w:rPr>
           <w:b/>
           <w:color w:val="164C40"/>
-          <w:lang w:val="es-AR"/>
         </w:rPr>
         <w:t xml:space="preserve">Publicación. </w:t>
       </w:r>
       <w:r>
-        <w:rPr>
-          <w:lang w:val="es-AR"/>
-        </w:rPr>
         <w:t>Tras validar datos y verificación institucional, una confirmación cambia el estado a Publicada.</w:t>
       </w:r>
     </w:p>
@@ -4347,22 +4772,15 @@
       <w:pPr>
         <w:pStyle w:val="Listaconnmeros"/>
         <w:ind w:left="720"/>
-        <w:rPr>
-          <w:lang w:val="es-AR"/>
-        </w:rPr>
       </w:pPr>
       <w:r>
         <w:rPr>
           <w:b/>
           <w:color w:val="164C40"/>
-          <w:lang w:val="es-AR"/>
         </w:rPr>
         <w:t xml:space="preserve">Gestión. </w:t>
       </w:r>
       <w:r>
-        <w:rPr>
-          <w:lang w:val="es-AR"/>
-        </w:rPr>
         <w:t>O02 permite editar, revisar inscripciones, cerrar o cancelar según el estado actual.</w:t>
       </w:r>
     </w:p>
@@ -4370,22 +4788,15 @@
       <w:pPr>
         <w:pStyle w:val="Listaconnmeros"/>
         <w:ind w:left="720"/>
-        <w:rPr>
-          <w:lang w:val="es-AR"/>
-        </w:rPr>
       </w:pPr>
       <w:r>
         <w:rPr>
           <w:b/>
           <w:color w:val="164C40"/>
-          <w:lang w:val="es-AR"/>
         </w:rPr>
         <w:t xml:space="preserve">Finalización. </w:t>
       </w:r>
       <w:r>
-        <w:rPr>
-          <w:lang w:val="es-AR"/>
-        </w:rPr>
         <w:t>Luego de registrar la asistencia, la oportunidad pasa de Cerrada a Finalizada.</w:t>
       </w:r>
     </w:p>
@@ -4401,22 +4812,15 @@
       <w:pPr>
         <w:pStyle w:val="Listaconnmeros"/>
         <w:ind w:left="720"/>
-        <w:rPr>
-          <w:lang w:val="es-AR"/>
-        </w:rPr>
       </w:pPr>
       <w:r>
         <w:rPr>
           <w:b/>
           <w:color w:val="164C40"/>
-          <w:lang w:val="es-AR"/>
         </w:rPr>
         <w:t xml:space="preserve">Selección. </w:t>
       </w:r>
       <w:r>
-        <w:rPr>
-          <w:lang w:val="es-AR"/>
-        </w:rPr>
         <w:t>El voluntario busca una organización en V05.</w:t>
       </w:r>
     </w:p>
@@ -4424,22 +4828,15 @@
       <w:pPr>
         <w:pStyle w:val="Listaconnmeros"/>
         <w:ind w:left="720"/>
-        <w:rPr>
-          <w:lang w:val="es-AR"/>
-        </w:rPr>
       </w:pPr>
       <w:r>
         <w:rPr>
           <w:b/>
           <w:color w:val="164C40"/>
-          <w:lang w:val="es-AR"/>
         </w:rPr>
         <w:t xml:space="preserve">Registro. </w:t>
       </w:r>
       <w:r>
-        <w:rPr>
-          <w:lang w:val="es-AR"/>
-        </w:rPr>
         <w:t>V06 carga categoría, descripción, cantidad, disponibilidad y datos opcionales.</w:t>
       </w:r>
     </w:p>
@@ -4447,22 +4844,15 @@
       <w:pPr>
         <w:pStyle w:val="Listaconnmeros"/>
         <w:ind w:left="720"/>
-        <w:rPr>
-          <w:lang w:val="es-AR"/>
-        </w:rPr>
       </w:pPr>
       <w:r>
         <w:rPr>
           <w:b/>
           <w:color w:val="164C40"/>
-          <w:lang w:val="es-AR"/>
         </w:rPr>
         <w:t xml:space="preserve">Pendiente. </w:t>
       </w:r>
       <w:r>
-        <w:rPr>
-          <w:lang w:val="es-AR"/>
-        </w:rPr>
         <w:t>La donación se crea en estado Pendiente y aparece en V07 y O05.</w:t>
       </w:r>
     </w:p>
@@ -4470,22 +4860,15 @@
       <w:pPr>
         <w:pStyle w:val="Listaconnmeros"/>
         <w:ind w:left="720"/>
-        <w:rPr>
-          <w:lang w:val="es-AR"/>
-        </w:rPr>
       </w:pPr>
       <w:r>
         <w:rPr>
           <w:b/>
           <w:color w:val="164C40"/>
-          <w:lang w:val="es-AR"/>
         </w:rPr>
         <w:t xml:space="preserve">Revisión. </w:t>
       </w:r>
       <w:r>
-        <w:rPr>
-          <w:lang w:val="es-AR"/>
-        </w:rPr>
         <w:t>La organización acepta o rechaza; la decisión agrega un registro al historial y notifica al donante.</w:t>
       </w:r>
     </w:p>
@@ -4493,22 +4876,15 @@
       <w:pPr>
         <w:pStyle w:val="Listaconnmeros"/>
         <w:ind w:left="720"/>
-        <w:rPr>
-          <w:lang w:val="es-AR"/>
-        </w:rPr>
       </w:pPr>
       <w:r>
         <w:rPr>
           <w:b/>
           <w:color w:val="164C40"/>
-          <w:lang w:val="es-AR"/>
         </w:rPr>
         <w:t xml:space="preserve">Coordinación. </w:t>
       </w:r>
       <w:r>
-        <w:rPr>
-          <w:lang w:val="es-AR"/>
-        </w:rPr>
         <w:t>Una donación aceptada pasa a Coordinada cuando se acuerda la entrega.</w:t>
       </w:r>
     </w:p>
@@ -4516,31 +4892,390 @@
       <w:pPr>
         <w:pStyle w:val="Listaconnmeros"/>
         <w:ind w:left="720"/>
-        <w:rPr>
-          <w:lang w:val="es-AR"/>
-        </w:rPr>
       </w:pPr>
       <w:r>
         <w:rPr>
           <w:b/>
           <w:color w:val="164C40"/>
-          <w:lang w:val="es-AR"/>
         </w:rPr>
         <w:t xml:space="preserve">Recepción. </w:t>
       </w:r>
       <w:r>
-        <w:rPr>
-          <w:lang w:val="es-AR"/>
-        </w:rPr>
         <w:t>La organización confirma la entrega y el estado final pasa a Recibida.</w:t>
       </w:r>
+    </w:p>
+    <w:p>
+      <w:pPr>
+        <w:pStyle w:val="Listaconnmeros"/>
+        <w:numPr>
+          <w:ilvl w:val="0"/>
+          <w:numId w:val="0"/>
+        </w:numPr>
+        <w:ind w:left="360" w:hanging="360"/>
+        <w:rPr>
+          <w:b/>
+          <w:color w:val="164C40"/>
+        </w:rPr>
+      </w:pPr>
+    </w:p>
+    <w:p>
+      <w:pPr>
+        <w:pStyle w:val="Ttulo2"/>
+      </w:pPr>
+      <w:r>
+        <w:t>5.6 Gestión administrativa de cuentas</w:t>
+      </w:r>
+    </w:p>
+    <w:p>
+      <w:pPr>
+        <w:pStyle w:val="Listaconnmeros"/>
+        <w:numPr>
+          <w:ilvl w:val="0"/>
+          <w:numId w:val="11"/>
+        </w:numPr>
+      </w:pPr>
+      <w:r>
+        <w:rPr>
+          <w:b/>
+          <w:color w:val="164C40"/>
+        </w:rPr>
+        <w:t>Inicio.</w:t>
+      </w:r>
+      <w:r>
+        <w:rPr>
+          <w:b/>
+          <w:bCs/>
+        </w:rPr>
+        <w:t xml:space="preserve"> </w:t>
+      </w:r>
+      <w:r>
+        <w:t xml:space="preserve">El Administrador accede a AD03. </w:t>
+      </w:r>
+    </w:p>
+    <w:p>
+      <w:pPr>
+        <w:pStyle w:val="Listaconnmeros"/>
+        <w:numPr>
+          <w:ilvl w:val="0"/>
+          <w:numId w:val="11"/>
+        </w:numPr>
+      </w:pPr>
+      <w:r>
+        <w:rPr>
+          <w:b/>
+          <w:color w:val="164C40"/>
+        </w:rPr>
+        <w:t>Búsqueda</w:t>
+      </w:r>
+      <w:r>
+        <w:rPr>
+          <w:b/>
+          <w:color w:val="164C40"/>
+        </w:rPr>
+        <w:t>.</w:t>
+      </w:r>
+      <w:r>
+        <w:t xml:space="preserve"> </w:t>
+      </w:r>
+      <w:r>
+        <w:t xml:space="preserve">Busca una cuenta por nombre, correo, rol o estado. </w:t>
+      </w:r>
+    </w:p>
+    <w:p>
+      <w:pPr>
+        <w:pStyle w:val="Listaconnmeros"/>
+        <w:numPr>
+          <w:ilvl w:val="0"/>
+          <w:numId w:val="11"/>
+        </w:numPr>
+      </w:pPr>
+      <w:r>
+        <w:rPr>
+          <w:b/>
+          <w:color w:val="164C40"/>
+        </w:rPr>
+        <w:t>Consulta</w:t>
+      </w:r>
+      <w:r>
+        <w:rPr>
+          <w:b/>
+          <w:color w:val="164C40"/>
+        </w:rPr>
+        <w:t>.</w:t>
+      </w:r>
+      <w:r>
+        <w:rPr>
+          <w:b/>
+          <w:color w:val="164C40"/>
+        </w:rPr>
+        <w:t xml:space="preserve"> </w:t>
+      </w:r>
+      <w:r>
+        <w:t xml:space="preserve">Administrativa. </w:t>
+      </w:r>
+      <w:r>
+        <w:t xml:space="preserve">Consulta la información necesaria para tomar una decisión. </w:t>
+      </w:r>
+    </w:p>
+    <w:p>
+      <w:pPr>
+        <w:pStyle w:val="Listaconnmeros"/>
+        <w:numPr>
+          <w:ilvl w:val="0"/>
+          <w:numId w:val="11"/>
+        </w:numPr>
+      </w:pPr>
+      <w:r>
+        <w:rPr>
+          <w:b/>
+          <w:color w:val="164C40"/>
+        </w:rPr>
+        <w:t>Selección.</w:t>
+      </w:r>
+      <w:r>
+        <w:t xml:space="preserve"> </w:t>
+      </w:r>
+      <w:r>
+        <w:t xml:space="preserve">Selecciona bloquear o rehabilitar. </w:t>
+      </w:r>
+    </w:p>
+    <w:p>
+      <w:pPr>
+        <w:pStyle w:val="Listaconnmeros"/>
+        <w:numPr>
+          <w:ilvl w:val="0"/>
+          <w:numId w:val="11"/>
+        </w:numPr>
+      </w:pPr>
+      <w:r>
+        <w:rPr>
+          <w:b/>
+          <w:color w:val="164C40"/>
+        </w:rPr>
+        <w:t>Validación.</w:t>
+      </w:r>
+      <w:r>
+        <w:t xml:space="preserve"> </w:t>
+      </w:r>
+      <w:r>
+        <w:t xml:space="preserve">El sistema solicita confirmación. </w:t>
+      </w:r>
+    </w:p>
+    <w:p>
+      <w:pPr>
+        <w:pStyle w:val="Listaconnmeros"/>
+        <w:numPr>
+          <w:ilvl w:val="0"/>
+          <w:numId w:val="11"/>
+        </w:numPr>
+      </w:pPr>
+      <w:r>
+        <w:rPr>
+          <w:b/>
+          <w:color w:val="164C40"/>
+        </w:rPr>
+        <w:lastRenderedPageBreak/>
+        <w:t>Verificación</w:t>
+      </w:r>
+      <w:r>
+        <w:rPr>
+          <w:b/>
+          <w:bCs/>
+        </w:rPr>
+        <w:t>.</w:t>
+      </w:r>
+      <w:r>
+        <w:t xml:space="preserve"> </w:t>
+      </w:r>
+      <w:r>
+        <w:t xml:space="preserve">El </w:t>
+      </w:r>
+      <w:proofErr w:type="spellStart"/>
+      <w:r>
+        <w:t>backend</w:t>
+      </w:r>
+      <w:proofErr w:type="spellEnd"/>
+      <w:r>
+        <w:t xml:space="preserve"> verifica nuevamente el rol ADMIN. </w:t>
+      </w:r>
+    </w:p>
+    <w:p>
+      <w:pPr>
+        <w:pStyle w:val="Listaconnmeros"/>
+        <w:numPr>
+          <w:ilvl w:val="0"/>
+          <w:numId w:val="11"/>
+        </w:numPr>
+      </w:pPr>
+      <w:r>
+        <w:rPr>
+          <w:b/>
+          <w:color w:val="164C40"/>
+        </w:rPr>
+        <w:t>Actualización.</w:t>
+      </w:r>
+      <w:r>
+        <w:t xml:space="preserve"> </w:t>
+      </w:r>
+      <w:r>
+        <w:t xml:space="preserve">Se actualiza </w:t>
+      </w:r>
+      <w:proofErr w:type="spellStart"/>
+      <w:r>
+        <w:t>Usuario.estado_cuenta</w:t>
+      </w:r>
+      <w:proofErr w:type="spellEnd"/>
+      <w:r>
+        <w:t xml:space="preserve">. </w:t>
+      </w:r>
+    </w:p>
+    <w:p>
+      <w:pPr>
+        <w:pStyle w:val="Listaconnmeros"/>
+        <w:numPr>
+          <w:ilvl w:val="0"/>
+          <w:numId w:val="11"/>
+        </w:numPr>
+      </w:pPr>
+      <w:r>
+        <w:rPr>
+          <w:b/>
+          <w:color w:val="164C40"/>
+        </w:rPr>
+        <w:t>Confirmación.</w:t>
+      </w:r>
+      <w:r>
+        <w:t xml:space="preserve"> </w:t>
+      </w:r>
+      <w:r>
+        <w:t>La interfaz confirma el resultado.</w:t>
+      </w:r>
+    </w:p>
+    <w:p>
+      <w:pPr>
+        <w:pStyle w:val="Listaconnmeros"/>
+        <w:numPr>
+          <w:ilvl w:val="0"/>
+          <w:numId w:val="0"/>
+        </w:numPr>
+        <w:ind w:left="360" w:hanging="360"/>
+        <w:rPr>
+          <w:b/>
+          <w:bCs/>
+        </w:rPr>
+      </w:pPr>
+    </w:p>
+    <w:p>
+      <w:pPr>
+        <w:pStyle w:val="Ttulo2"/>
+      </w:pPr>
+      <w:r>
+        <w:t>5.7 Estadísticas globales</w:t>
+      </w:r>
+    </w:p>
+    <w:p>
+      <w:pPr>
+        <w:pStyle w:val="Listaconnmeros"/>
+        <w:numPr>
+          <w:ilvl w:val="0"/>
+          <w:numId w:val="12"/>
+        </w:numPr>
+      </w:pPr>
+      <w:r>
+        <w:rPr>
+          <w:b/>
+          <w:color w:val="164C40"/>
+        </w:rPr>
+        <w:t>Acceso Administrativo.</w:t>
+      </w:r>
+      <w:r>
+        <w:t xml:space="preserve"> </w:t>
+      </w:r>
+      <w:r>
+        <w:t xml:space="preserve">El Administrador accede a AD04. </w:t>
+      </w:r>
+    </w:p>
+    <w:p>
+      <w:pPr>
+        <w:pStyle w:val="Listaconnmeros"/>
+        <w:numPr>
+          <w:ilvl w:val="0"/>
+          <w:numId w:val="12"/>
+        </w:numPr>
+      </w:pPr>
+      <w:r>
+        <w:rPr>
+          <w:b/>
+          <w:color w:val="164C40"/>
+        </w:rPr>
+        <w:t>Calculo.</w:t>
+      </w:r>
+      <w:r>
+        <w:t xml:space="preserve"> </w:t>
+      </w:r>
+      <w:r>
+        <w:t xml:space="preserve">El sistema calcula los indicadores desde los datos operativos. </w:t>
+      </w:r>
+    </w:p>
+    <w:p>
+      <w:pPr>
+        <w:pStyle w:val="Listaconnmeros"/>
+        <w:numPr>
+          <w:ilvl w:val="0"/>
+          <w:numId w:val="12"/>
+        </w:numPr>
+      </w:pPr>
+      <w:r>
+        <w:rPr>
+          <w:b/>
+          <w:color w:val="164C40"/>
+        </w:rPr>
+        <w:t>Resolución.</w:t>
+      </w:r>
+      <w:r>
+        <w:t xml:space="preserve"> </w:t>
+      </w:r>
+      <w:r>
+        <w:t xml:space="preserve">Se presentan usuarios, organizaciones, oportunidades, inscripciones y donaciones. </w:t>
+      </w:r>
+    </w:p>
+    <w:p>
+      <w:pPr>
+        <w:pStyle w:val="Listaconnmeros"/>
+        <w:numPr>
+          <w:ilvl w:val="0"/>
+          <w:numId w:val="12"/>
+        </w:numPr>
+      </w:pPr>
+      <w:r>
+        <w:rPr>
+          <w:b/>
+          <w:color w:val="164C40"/>
+        </w:rPr>
+        <w:t>Resultados.</w:t>
+      </w:r>
+      <w:r>
+        <w:t xml:space="preserve"> </w:t>
+      </w:r>
+      <w:r>
+        <w:t>Las estadísticas no permiten modificar registros ni muestran contraseñas, tokens o datos sensibles.</w:t>
+      </w:r>
+    </w:p>
+    <w:p>
+      <w:pPr>
+        <w:pStyle w:val="Listaconnmeros"/>
+        <w:numPr>
+          <w:ilvl w:val="0"/>
+          <w:numId w:val="0"/>
+        </w:numPr>
+        <w:ind w:left="360" w:hanging="360"/>
+      </w:pPr>
     </w:p>
     <w:p>
       <w:pPr>
         <w:pStyle w:val="Ttulo1"/>
       </w:pPr>
       <w:r>
-        <w:lastRenderedPageBreak/>
         <w:t>6. Estados y transiciones</w:t>
       </w:r>
     </w:p>
@@ -4714,14 +5449,10 @@
           <w:p>
             <w:pPr>
               <w:spacing w:after="0" w:line="252" w:lineRule="auto"/>
-              <w:rPr>
-                <w:lang w:val="es-AR"/>
-              </w:rPr>
             </w:pPr>
             <w:r>
               <w:rPr>
                 <w:sz w:val="18"/>
-                <w:lang w:val="es-AR"/>
               </w:rPr>
               <w:t>Publicada al confirmar y validar.</w:t>
             </w:r>
@@ -4772,14 +5503,10 @@
           <w:p>
             <w:pPr>
               <w:spacing w:after="0" w:line="252" w:lineRule="auto"/>
-              <w:rPr>
-                <w:lang w:val="es-AR"/>
-              </w:rPr>
             </w:pPr>
             <w:r>
               <w:rPr>
                 <w:sz w:val="18"/>
-                <w:lang w:val="es-AR"/>
               </w:rPr>
               <w:t>Editar, gestionar inscripciones, cerrar o cancelar.</w:t>
             </w:r>
@@ -4852,14 +5579,10 @@
           <w:p>
             <w:pPr>
               <w:spacing w:after="0" w:line="252" w:lineRule="auto"/>
-              <w:rPr>
-                <w:lang w:val="es-AR"/>
-              </w:rPr>
             </w:pPr>
             <w:r>
               <w:rPr>
                 <w:sz w:val="18"/>
-                <w:lang w:val="es-AR"/>
               </w:rPr>
               <w:t>Consultar participantes, registrar asistencia y finalizar.</w:t>
             </w:r>
@@ -4933,14 +5656,10 @@
           <w:p>
             <w:pPr>
               <w:spacing w:after="0" w:line="252" w:lineRule="auto"/>
-              <w:rPr>
-                <w:lang w:val="es-AR"/>
-              </w:rPr>
             </w:pPr>
             <w:r>
               <w:rPr>
                 <w:sz w:val="18"/>
-                <w:lang w:val="es-AR"/>
               </w:rPr>
               <w:t>Consultar, calificar y revisar estadísticas.</w:t>
             </w:r>
@@ -5276,14 +5995,10 @@
           <w:p>
             <w:pPr>
               <w:spacing w:after="0" w:line="252" w:lineRule="auto"/>
-              <w:rPr>
-                <w:lang w:val="es-AR"/>
-              </w:rPr>
             </w:pPr>
             <w:r>
               <w:rPr>
                 <w:sz w:val="18"/>
-                <w:lang w:val="es-AR"/>
               </w:rPr>
               <w:t>Registrar resultado luego de la actividad.</w:t>
             </w:r>
@@ -5379,14 +6094,10 @@
           <w:p>
             <w:pPr>
               <w:spacing w:after="0" w:line="252" w:lineRule="auto"/>
-              <w:rPr>
-                <w:lang w:val="es-AR"/>
-              </w:rPr>
             </w:pPr>
             <w:r>
               <w:rPr>
                 <w:sz w:val="18"/>
-                <w:lang w:val="es-AR"/>
               </w:rPr>
               <w:t>Conserva el estado y registra la valoración.</w:t>
             </w:r>
@@ -5461,14 +6172,10 @@
           <w:p>
             <w:pPr>
               <w:spacing w:after="0" w:line="252" w:lineRule="auto"/>
-              <w:rPr>
-                <w:lang w:val="es-AR"/>
-              </w:rPr>
             </w:pPr>
             <w:r>
               <w:rPr>
                 <w:sz w:val="18"/>
-                <w:lang w:val="es-AR"/>
               </w:rPr>
               <w:t>Estados terminales para el flujo operativo.</w:t>
             </w:r>
@@ -5479,9 +6186,11 @@
     <w:p>
       <w:pPr>
         <w:spacing w:after="20"/>
-        <w:rPr>
-          <w:lang w:val="es-AR"/>
-        </w:rPr>
+      </w:pPr>
+    </w:p>
+    <w:p>
+      <w:pPr>
+        <w:pStyle w:val="Ttulo2"/>
       </w:pPr>
     </w:p>
     <w:p>
@@ -5631,14 +6340,10 @@
           <w:p>
             <w:pPr>
               <w:spacing w:after="0" w:line="252" w:lineRule="auto"/>
-              <w:rPr>
-                <w:lang w:val="es-AR"/>
-              </w:rPr>
             </w:pPr>
             <w:r>
               <w:rPr>
                 <w:sz w:val="18"/>
-                <w:lang w:val="es-AR"/>
               </w:rPr>
               <w:t>Aceptar o rechazar con nota opcional.</w:t>
             </w:r>
@@ -5712,14 +6417,10 @@
           <w:p>
             <w:pPr>
               <w:spacing w:after="0" w:line="252" w:lineRule="auto"/>
-              <w:rPr>
-                <w:lang w:val="es-AR"/>
-              </w:rPr>
             </w:pPr>
             <w:r>
               <w:rPr>
                 <w:sz w:val="18"/>
-                <w:lang w:val="es-AR"/>
               </w:rPr>
               <w:t>Coordinar la entrega y registrar observaciones.</w:t>
             </w:r>
@@ -5909,6 +6610,957 @@
         <w:spacing w:after="20"/>
       </w:pPr>
     </w:p>
+    <w:p>
+      <w:pPr>
+        <w:pStyle w:val="Ttulo2"/>
+      </w:pPr>
+      <w:r>
+        <w:t xml:space="preserve">6.3 </w:t>
+      </w:r>
+      <w:r>
+        <w:t>Estado de cuenta</w:t>
+      </w:r>
+    </w:p>
+    <w:tbl>
+      <w:tblPr>
+        <w:tblStyle w:val="Tablaconcuadrcula"/>
+        <w:tblW w:w="9360" w:type="dxa"/>
+        <w:tblInd w:w="120" w:type="dxa"/>
+        <w:tblLayout w:type="fixed"/>
+        <w:tblLook w:val="04A0" w:firstRow="1" w:lastRow="0" w:firstColumn="1" w:lastColumn="0" w:noHBand="0" w:noVBand="1"/>
+      </w:tblPr>
+      <w:tblGrid>
+        <w:gridCol w:w="2200"/>
+        <w:gridCol w:w="4300"/>
+        <w:gridCol w:w="2860"/>
+      </w:tblGrid>
+      <w:tr>
+        <w:trPr>
+          <w:cantSplit/>
+          <w:tblHeader/>
+        </w:trPr>
+        <w:tc>
+          <w:tcPr>
+            <w:tcW w:w="2200" w:type="dxa"/>
+            <w:shd w:val="clear" w:color="auto" w:fill="164C40"/>
+            <w:tcMar>
+              <w:top w:w="90" w:type="dxa"/>
+              <w:left w:w="120" w:type="dxa"/>
+              <w:bottom w:w="90" w:type="dxa"/>
+              <w:right w:w="120" w:type="dxa"/>
+            </w:tcMar>
+            <w:vAlign w:val="center"/>
+          </w:tcPr>
+          <w:p>
+            <w:pPr>
+              <w:spacing w:after="0" w:line="240" w:lineRule="auto"/>
+            </w:pPr>
+            <w:r>
+              <w:rPr>
+                <w:b/>
+                <w:color w:val="FFFFFF"/>
+                <w:sz w:val="18"/>
+              </w:rPr>
+              <w:t>Estado actual</w:t>
+            </w:r>
+          </w:p>
+        </w:tc>
+        <w:tc>
+          <w:tcPr>
+            <w:tcW w:w="4300" w:type="dxa"/>
+            <w:shd w:val="clear" w:color="auto" w:fill="164C40"/>
+            <w:tcMar>
+              <w:top w:w="90" w:type="dxa"/>
+              <w:left w:w="120" w:type="dxa"/>
+              <w:bottom w:w="90" w:type="dxa"/>
+              <w:right w:w="120" w:type="dxa"/>
+            </w:tcMar>
+            <w:vAlign w:val="center"/>
+          </w:tcPr>
+          <w:p>
+            <w:pPr>
+              <w:spacing w:after="0" w:line="240" w:lineRule="auto"/>
+            </w:pPr>
+            <w:r>
+              <w:rPr>
+                <w:b/>
+                <w:color w:val="FFFFFF"/>
+                <w:sz w:val="18"/>
+              </w:rPr>
+              <w:t>Acciones administrativas</w:t>
+            </w:r>
+          </w:p>
+        </w:tc>
+        <w:tc>
+          <w:tcPr>
+            <w:tcW w:w="2860" w:type="dxa"/>
+            <w:shd w:val="clear" w:color="auto" w:fill="164C40"/>
+            <w:tcMar>
+              <w:top w:w="90" w:type="dxa"/>
+              <w:left w:w="120" w:type="dxa"/>
+              <w:bottom w:w="90" w:type="dxa"/>
+              <w:right w:w="120" w:type="dxa"/>
+            </w:tcMar>
+            <w:vAlign w:val="center"/>
+          </w:tcPr>
+          <w:p>
+            <w:pPr>
+              <w:spacing w:after="0" w:line="240" w:lineRule="auto"/>
+            </w:pPr>
+            <w:r>
+              <w:rPr>
+                <w:b/>
+                <w:color w:val="FFFFFF"/>
+                <w:sz w:val="18"/>
+              </w:rPr>
+              <w:t>Siguiente estado</w:t>
+            </w:r>
+          </w:p>
+        </w:tc>
+      </w:tr>
+      <w:tr>
+        <w:trPr>
+          <w:cantSplit/>
+        </w:trPr>
+        <w:tc>
+          <w:tcPr>
+            <w:tcW w:w="2200" w:type="dxa"/>
+            <w:tcMar>
+              <w:top w:w="90" w:type="dxa"/>
+              <w:left w:w="120" w:type="dxa"/>
+              <w:bottom w:w="90" w:type="dxa"/>
+              <w:right w:w="120" w:type="dxa"/>
+            </w:tcMar>
+            <w:vAlign w:val="center"/>
+          </w:tcPr>
+          <w:p>
+            <w:pPr>
+              <w:spacing w:after="0" w:line="252" w:lineRule="auto"/>
+            </w:pPr>
+            <w:r>
+              <w:rPr>
+                <w:b/>
+                <w:sz w:val="18"/>
+              </w:rPr>
+              <w:t>Activa</w:t>
+            </w:r>
+          </w:p>
+        </w:tc>
+        <w:tc>
+          <w:tcPr>
+            <w:tcW w:w="4300" w:type="dxa"/>
+            <w:tcMar>
+              <w:top w:w="90" w:type="dxa"/>
+              <w:left w:w="120" w:type="dxa"/>
+              <w:bottom w:w="90" w:type="dxa"/>
+              <w:right w:w="120" w:type="dxa"/>
+            </w:tcMar>
+            <w:vAlign w:val="center"/>
+          </w:tcPr>
+          <w:p>
+            <w:pPr>
+              <w:spacing w:after="0" w:line="252" w:lineRule="auto"/>
+            </w:pPr>
+            <w:r>
+              <w:rPr>
+                <w:sz w:val="18"/>
+              </w:rPr>
+              <w:t>Bloquear</w:t>
+            </w:r>
+            <w:r>
+              <w:rPr>
+                <w:sz w:val="18"/>
+              </w:rPr>
+              <w:t>.</w:t>
+            </w:r>
+          </w:p>
+        </w:tc>
+        <w:tc>
+          <w:tcPr>
+            <w:tcW w:w="2860" w:type="dxa"/>
+            <w:tcMar>
+              <w:top w:w="90" w:type="dxa"/>
+              <w:left w:w="120" w:type="dxa"/>
+              <w:bottom w:w="90" w:type="dxa"/>
+              <w:right w:w="120" w:type="dxa"/>
+            </w:tcMar>
+            <w:vAlign w:val="center"/>
+          </w:tcPr>
+          <w:p>
+            <w:pPr>
+              <w:spacing w:after="0" w:line="252" w:lineRule="auto"/>
+            </w:pPr>
+            <w:r>
+              <w:rPr>
+                <w:sz w:val="18"/>
+              </w:rPr>
+              <w:t>Bloqueada.</w:t>
+            </w:r>
+          </w:p>
+        </w:tc>
+      </w:tr>
+      <w:tr>
+        <w:trPr>
+          <w:cantSplit/>
+        </w:trPr>
+        <w:tc>
+          <w:tcPr>
+            <w:tcW w:w="2200" w:type="dxa"/>
+            <w:shd w:val="clear" w:color="auto" w:fill="F7F9F8"/>
+            <w:tcMar>
+              <w:top w:w="90" w:type="dxa"/>
+              <w:left w:w="120" w:type="dxa"/>
+              <w:bottom w:w="90" w:type="dxa"/>
+              <w:right w:w="120" w:type="dxa"/>
+            </w:tcMar>
+            <w:vAlign w:val="center"/>
+          </w:tcPr>
+          <w:p>
+            <w:pPr>
+              <w:spacing w:after="0" w:line="252" w:lineRule="auto"/>
+            </w:pPr>
+            <w:r>
+              <w:rPr>
+                <w:b/>
+                <w:sz w:val="18"/>
+              </w:rPr>
+              <w:t>Bloqueada</w:t>
+            </w:r>
+          </w:p>
+        </w:tc>
+        <w:tc>
+          <w:tcPr>
+            <w:tcW w:w="4300" w:type="dxa"/>
+            <w:shd w:val="clear" w:color="auto" w:fill="F7F9F8"/>
+            <w:tcMar>
+              <w:top w:w="90" w:type="dxa"/>
+              <w:left w:w="120" w:type="dxa"/>
+              <w:bottom w:w="90" w:type="dxa"/>
+              <w:right w:w="120" w:type="dxa"/>
+            </w:tcMar>
+            <w:vAlign w:val="center"/>
+          </w:tcPr>
+          <w:p>
+            <w:pPr>
+              <w:spacing w:after="0" w:line="252" w:lineRule="auto"/>
+            </w:pPr>
+            <w:r>
+              <w:rPr>
+                <w:sz w:val="18"/>
+              </w:rPr>
+              <w:t>Rehabilitar</w:t>
+            </w:r>
+            <w:r>
+              <w:rPr>
+                <w:sz w:val="18"/>
+              </w:rPr>
+              <w:t>.</w:t>
+            </w:r>
+          </w:p>
+        </w:tc>
+        <w:tc>
+          <w:tcPr>
+            <w:tcW w:w="2860" w:type="dxa"/>
+            <w:shd w:val="clear" w:color="auto" w:fill="F7F9F8"/>
+            <w:tcMar>
+              <w:top w:w="90" w:type="dxa"/>
+              <w:left w:w="120" w:type="dxa"/>
+              <w:bottom w:w="90" w:type="dxa"/>
+              <w:right w:w="120" w:type="dxa"/>
+            </w:tcMar>
+            <w:vAlign w:val="center"/>
+          </w:tcPr>
+          <w:p>
+            <w:pPr>
+              <w:spacing w:after="0" w:line="252" w:lineRule="auto"/>
+            </w:pPr>
+            <w:r>
+              <w:rPr>
+                <w:sz w:val="18"/>
+              </w:rPr>
+              <w:t>Activa.</w:t>
+            </w:r>
+          </w:p>
+        </w:tc>
+      </w:tr>
+      <w:tr>
+        <w:trPr>
+          <w:cantSplit/>
+        </w:trPr>
+        <w:tc>
+          <w:tcPr>
+            <w:tcW w:w="2200" w:type="dxa"/>
+            <w:tcMar>
+              <w:top w:w="90" w:type="dxa"/>
+              <w:left w:w="120" w:type="dxa"/>
+              <w:bottom w:w="90" w:type="dxa"/>
+              <w:right w:w="120" w:type="dxa"/>
+            </w:tcMar>
+            <w:vAlign w:val="center"/>
+          </w:tcPr>
+          <w:p>
+            <w:pPr>
+              <w:spacing w:after="0" w:line="252" w:lineRule="auto"/>
+            </w:pPr>
+            <w:r>
+              <w:rPr>
+                <w:b/>
+                <w:sz w:val="18"/>
+              </w:rPr>
+              <w:t xml:space="preserve">Activa / </w:t>
+            </w:r>
+            <w:proofErr w:type="spellStart"/>
+            <w:r>
+              <w:rPr>
+                <w:b/>
+                <w:sz w:val="18"/>
+              </w:rPr>
+              <w:t>Bloqueda</w:t>
+            </w:r>
+            <w:proofErr w:type="spellEnd"/>
+          </w:p>
+        </w:tc>
+        <w:tc>
+          <w:tcPr>
+            <w:tcW w:w="4300" w:type="dxa"/>
+            <w:tcMar>
+              <w:top w:w="90" w:type="dxa"/>
+              <w:left w:w="120" w:type="dxa"/>
+              <w:bottom w:w="90" w:type="dxa"/>
+              <w:right w:w="120" w:type="dxa"/>
+            </w:tcMar>
+            <w:vAlign w:val="center"/>
+          </w:tcPr>
+          <w:p>
+            <w:pPr>
+              <w:spacing w:after="0" w:line="252" w:lineRule="auto"/>
+            </w:pPr>
+            <w:r>
+              <w:rPr>
+                <w:sz w:val="18"/>
+              </w:rPr>
+              <w:t>Deshabilitar</w:t>
+            </w:r>
+            <w:r>
+              <w:rPr>
+                <w:sz w:val="18"/>
+              </w:rPr>
+              <w:t>.</w:t>
+            </w:r>
+            <w:r>
+              <w:rPr>
+                <w:sz w:val="18"/>
+              </w:rPr>
+              <w:t xml:space="preserve"> </w:t>
+            </w:r>
+          </w:p>
+        </w:tc>
+        <w:tc>
+          <w:tcPr>
+            <w:tcW w:w="2860" w:type="dxa"/>
+            <w:tcMar>
+              <w:top w:w="90" w:type="dxa"/>
+              <w:left w:w="120" w:type="dxa"/>
+              <w:bottom w:w="90" w:type="dxa"/>
+              <w:right w:w="120" w:type="dxa"/>
+            </w:tcMar>
+            <w:vAlign w:val="center"/>
+          </w:tcPr>
+          <w:p>
+            <w:pPr>
+              <w:spacing w:after="0" w:line="252" w:lineRule="auto"/>
+            </w:pPr>
+            <w:r>
+              <w:rPr>
+                <w:sz w:val="18"/>
+              </w:rPr>
+              <w:t>Deshabilitada</w:t>
+            </w:r>
+            <w:r>
+              <w:rPr>
+                <w:sz w:val="18"/>
+              </w:rPr>
+              <w:t>.</w:t>
+            </w:r>
+          </w:p>
+        </w:tc>
+      </w:tr>
+      <w:tr>
+        <w:trPr>
+          <w:cantSplit/>
+        </w:trPr>
+        <w:tc>
+          <w:tcPr>
+            <w:tcW w:w="2200" w:type="dxa"/>
+            <w:shd w:val="clear" w:color="auto" w:fill="F7F9F8"/>
+            <w:tcMar>
+              <w:top w:w="90" w:type="dxa"/>
+              <w:left w:w="120" w:type="dxa"/>
+              <w:bottom w:w="90" w:type="dxa"/>
+              <w:right w:w="120" w:type="dxa"/>
+            </w:tcMar>
+            <w:vAlign w:val="center"/>
+          </w:tcPr>
+          <w:p>
+            <w:pPr>
+              <w:spacing w:after="0" w:line="252" w:lineRule="auto"/>
+            </w:pPr>
+            <w:r>
+              <w:rPr>
+                <w:b/>
+                <w:sz w:val="18"/>
+              </w:rPr>
+              <w:t>Deshabilitada</w:t>
+            </w:r>
+          </w:p>
+        </w:tc>
+        <w:tc>
+          <w:tcPr>
+            <w:tcW w:w="4300" w:type="dxa"/>
+            <w:shd w:val="clear" w:color="auto" w:fill="F7F9F8"/>
+            <w:tcMar>
+              <w:top w:w="90" w:type="dxa"/>
+              <w:left w:w="120" w:type="dxa"/>
+              <w:bottom w:w="90" w:type="dxa"/>
+              <w:right w:w="120" w:type="dxa"/>
+            </w:tcMar>
+            <w:vAlign w:val="center"/>
+          </w:tcPr>
+          <w:p>
+            <w:pPr>
+              <w:spacing w:after="0" w:line="252" w:lineRule="auto"/>
+            </w:pPr>
+            <w:r>
+              <w:rPr>
+                <w:sz w:val="18"/>
+              </w:rPr>
+              <w:t>Consultar</w:t>
+            </w:r>
+            <w:r>
+              <w:rPr>
+                <w:sz w:val="18"/>
+              </w:rPr>
+              <w:t>.</w:t>
+            </w:r>
+          </w:p>
+        </w:tc>
+        <w:tc>
+          <w:tcPr>
+            <w:tcW w:w="2860" w:type="dxa"/>
+            <w:shd w:val="clear" w:color="auto" w:fill="F7F9F8"/>
+            <w:tcMar>
+              <w:top w:w="90" w:type="dxa"/>
+              <w:left w:w="120" w:type="dxa"/>
+              <w:bottom w:w="90" w:type="dxa"/>
+              <w:right w:w="120" w:type="dxa"/>
+            </w:tcMar>
+            <w:vAlign w:val="center"/>
+          </w:tcPr>
+          <w:p>
+            <w:pPr>
+              <w:spacing w:after="0" w:line="252" w:lineRule="auto"/>
+            </w:pPr>
+            <w:r>
+              <w:rPr>
+                <w:sz w:val="18"/>
+              </w:rPr>
+              <w:t xml:space="preserve">Baja </w:t>
+            </w:r>
+            <w:proofErr w:type="spellStart"/>
+            <w:r>
+              <w:rPr>
+                <w:sz w:val="18"/>
+              </w:rPr>
+              <w:t>logica</w:t>
+            </w:r>
+            <w:proofErr w:type="spellEnd"/>
+            <w:r>
+              <w:rPr>
+                <w:sz w:val="18"/>
+              </w:rPr>
+              <w:t>.</w:t>
+            </w:r>
+          </w:p>
+        </w:tc>
+      </w:tr>
+    </w:tbl>
+    <w:p/>
+    <w:p>
+      <w:pPr>
+        <w:pStyle w:val="Ttulo2"/>
+      </w:pPr>
+      <w:r>
+        <w:t xml:space="preserve">6.3 </w:t>
+      </w:r>
+      <w:r>
+        <w:t xml:space="preserve">Verificación de organización </w:t>
+      </w:r>
+    </w:p>
+    <w:tbl>
+      <w:tblPr>
+        <w:tblStyle w:val="Tablaconcuadrcula"/>
+        <w:tblW w:w="9360" w:type="dxa"/>
+        <w:tblInd w:w="120" w:type="dxa"/>
+        <w:tblLayout w:type="fixed"/>
+        <w:tblLook w:val="04A0" w:firstRow="1" w:lastRow="0" w:firstColumn="1" w:lastColumn="0" w:noHBand="0" w:noVBand="1"/>
+      </w:tblPr>
+      <w:tblGrid>
+        <w:gridCol w:w="2200"/>
+        <w:gridCol w:w="4300"/>
+        <w:gridCol w:w="2860"/>
+      </w:tblGrid>
+      <w:tr>
+        <w:trPr>
+          <w:cantSplit/>
+          <w:tblHeader/>
+        </w:trPr>
+        <w:tc>
+          <w:tcPr>
+            <w:tcW w:w="2200" w:type="dxa"/>
+            <w:shd w:val="clear" w:color="auto" w:fill="164C40"/>
+            <w:tcMar>
+              <w:top w:w="90" w:type="dxa"/>
+              <w:left w:w="120" w:type="dxa"/>
+              <w:bottom w:w="90" w:type="dxa"/>
+              <w:right w:w="120" w:type="dxa"/>
+            </w:tcMar>
+            <w:vAlign w:val="center"/>
+          </w:tcPr>
+          <w:p>
+            <w:pPr>
+              <w:spacing w:after="0" w:line="240" w:lineRule="auto"/>
+            </w:pPr>
+            <w:r>
+              <w:rPr>
+                <w:b/>
+                <w:color w:val="FFFFFF"/>
+                <w:sz w:val="18"/>
+              </w:rPr>
+              <w:t>Estado actual</w:t>
+            </w:r>
+          </w:p>
+        </w:tc>
+        <w:tc>
+          <w:tcPr>
+            <w:tcW w:w="4300" w:type="dxa"/>
+            <w:shd w:val="clear" w:color="auto" w:fill="164C40"/>
+            <w:tcMar>
+              <w:top w:w="90" w:type="dxa"/>
+              <w:left w:w="120" w:type="dxa"/>
+              <w:bottom w:w="90" w:type="dxa"/>
+              <w:right w:w="120" w:type="dxa"/>
+            </w:tcMar>
+            <w:vAlign w:val="center"/>
+          </w:tcPr>
+          <w:p>
+            <w:pPr>
+              <w:spacing w:after="0" w:line="240" w:lineRule="auto"/>
+            </w:pPr>
+            <w:r>
+              <w:rPr>
+                <w:b/>
+                <w:color w:val="FFFFFF"/>
+                <w:sz w:val="18"/>
+              </w:rPr>
+              <w:t>Acciones administrativas</w:t>
+            </w:r>
+          </w:p>
+        </w:tc>
+        <w:tc>
+          <w:tcPr>
+            <w:tcW w:w="2860" w:type="dxa"/>
+            <w:shd w:val="clear" w:color="auto" w:fill="164C40"/>
+            <w:tcMar>
+              <w:top w:w="90" w:type="dxa"/>
+              <w:left w:w="120" w:type="dxa"/>
+              <w:bottom w:w="90" w:type="dxa"/>
+              <w:right w:w="120" w:type="dxa"/>
+            </w:tcMar>
+            <w:vAlign w:val="center"/>
+          </w:tcPr>
+          <w:p>
+            <w:pPr>
+              <w:spacing w:after="0" w:line="240" w:lineRule="auto"/>
+            </w:pPr>
+            <w:r>
+              <w:rPr>
+                <w:b/>
+                <w:color w:val="FFFFFF"/>
+                <w:sz w:val="18"/>
+              </w:rPr>
+              <w:t>Siguiente estado</w:t>
+            </w:r>
+          </w:p>
+        </w:tc>
+      </w:tr>
+      <w:tr>
+        <w:trPr>
+          <w:cantSplit/>
+        </w:trPr>
+        <w:tc>
+          <w:tcPr>
+            <w:tcW w:w="2200" w:type="dxa"/>
+            <w:tcMar>
+              <w:top w:w="90" w:type="dxa"/>
+              <w:left w:w="120" w:type="dxa"/>
+              <w:bottom w:w="90" w:type="dxa"/>
+              <w:right w:w="120" w:type="dxa"/>
+            </w:tcMar>
+            <w:vAlign w:val="center"/>
+          </w:tcPr>
+          <w:p>
+            <w:pPr>
+              <w:spacing w:after="0" w:line="252" w:lineRule="auto"/>
+            </w:pPr>
+            <w:r>
+              <w:rPr>
+                <w:b/>
+                <w:sz w:val="18"/>
+              </w:rPr>
+              <w:t>Pendiente</w:t>
+            </w:r>
+          </w:p>
+        </w:tc>
+        <w:tc>
+          <w:tcPr>
+            <w:tcW w:w="4300" w:type="dxa"/>
+            <w:tcMar>
+              <w:top w:w="90" w:type="dxa"/>
+              <w:left w:w="120" w:type="dxa"/>
+              <w:bottom w:w="90" w:type="dxa"/>
+              <w:right w:w="120" w:type="dxa"/>
+            </w:tcMar>
+            <w:vAlign w:val="center"/>
+          </w:tcPr>
+          <w:p>
+            <w:pPr>
+              <w:spacing w:after="0" w:line="252" w:lineRule="auto"/>
+            </w:pPr>
+            <w:r>
+              <w:rPr>
+                <w:sz w:val="18"/>
+              </w:rPr>
+              <w:t>Aprobar</w:t>
+            </w:r>
+            <w:r>
+              <w:rPr>
+                <w:sz w:val="18"/>
+              </w:rPr>
+              <w:t>.</w:t>
+            </w:r>
+          </w:p>
+        </w:tc>
+        <w:tc>
+          <w:tcPr>
+            <w:tcW w:w="2860" w:type="dxa"/>
+            <w:tcMar>
+              <w:top w:w="90" w:type="dxa"/>
+              <w:left w:w="120" w:type="dxa"/>
+              <w:bottom w:w="90" w:type="dxa"/>
+              <w:right w:w="120" w:type="dxa"/>
+            </w:tcMar>
+            <w:vAlign w:val="center"/>
+          </w:tcPr>
+          <w:p>
+            <w:pPr>
+              <w:spacing w:after="0" w:line="252" w:lineRule="auto"/>
+            </w:pPr>
+            <w:r>
+              <w:rPr>
+                <w:sz w:val="18"/>
+              </w:rPr>
+              <w:t>Verificada</w:t>
+            </w:r>
+            <w:r>
+              <w:rPr>
+                <w:sz w:val="18"/>
+              </w:rPr>
+              <w:t>.</w:t>
+            </w:r>
+          </w:p>
+        </w:tc>
+      </w:tr>
+      <w:tr>
+        <w:trPr>
+          <w:cantSplit/>
+        </w:trPr>
+        <w:tc>
+          <w:tcPr>
+            <w:tcW w:w="2200" w:type="dxa"/>
+            <w:shd w:val="clear" w:color="auto" w:fill="F7F9F8"/>
+            <w:tcMar>
+              <w:top w:w="90" w:type="dxa"/>
+              <w:left w:w="120" w:type="dxa"/>
+              <w:bottom w:w="90" w:type="dxa"/>
+              <w:right w:w="120" w:type="dxa"/>
+            </w:tcMar>
+            <w:vAlign w:val="center"/>
+          </w:tcPr>
+          <w:p>
+            <w:pPr>
+              <w:spacing w:after="0" w:line="252" w:lineRule="auto"/>
+            </w:pPr>
+            <w:r>
+              <w:rPr>
+                <w:b/>
+                <w:sz w:val="18"/>
+              </w:rPr>
+              <w:t>Pendiente</w:t>
+            </w:r>
+          </w:p>
+        </w:tc>
+        <w:tc>
+          <w:tcPr>
+            <w:tcW w:w="4300" w:type="dxa"/>
+            <w:shd w:val="clear" w:color="auto" w:fill="F7F9F8"/>
+            <w:tcMar>
+              <w:top w:w="90" w:type="dxa"/>
+              <w:left w:w="120" w:type="dxa"/>
+              <w:bottom w:w="90" w:type="dxa"/>
+              <w:right w:w="120" w:type="dxa"/>
+            </w:tcMar>
+            <w:vAlign w:val="center"/>
+          </w:tcPr>
+          <w:p>
+            <w:pPr>
+              <w:spacing w:after="0" w:line="252" w:lineRule="auto"/>
+            </w:pPr>
+            <w:r>
+              <w:rPr>
+                <w:sz w:val="18"/>
+              </w:rPr>
+              <w:t>R</w:t>
+            </w:r>
+            <w:r>
+              <w:rPr>
+                <w:sz w:val="18"/>
+              </w:rPr>
+              <w:t>echazar</w:t>
+            </w:r>
+            <w:r>
+              <w:rPr>
+                <w:sz w:val="18"/>
+              </w:rPr>
+              <w:t>.</w:t>
+            </w:r>
+          </w:p>
+        </w:tc>
+        <w:tc>
+          <w:tcPr>
+            <w:tcW w:w="2860" w:type="dxa"/>
+            <w:shd w:val="clear" w:color="auto" w:fill="F7F9F8"/>
+            <w:tcMar>
+              <w:top w:w="90" w:type="dxa"/>
+              <w:left w:w="120" w:type="dxa"/>
+              <w:bottom w:w="90" w:type="dxa"/>
+              <w:right w:w="120" w:type="dxa"/>
+            </w:tcMar>
+            <w:vAlign w:val="center"/>
+          </w:tcPr>
+          <w:p>
+            <w:pPr>
+              <w:spacing w:after="0" w:line="252" w:lineRule="auto"/>
+            </w:pPr>
+            <w:r>
+              <w:rPr>
+                <w:sz w:val="18"/>
+              </w:rPr>
+              <w:t>Rechazada</w:t>
+            </w:r>
+            <w:r>
+              <w:rPr>
+                <w:sz w:val="18"/>
+              </w:rPr>
+              <w:t>.</w:t>
+            </w:r>
+          </w:p>
+        </w:tc>
+      </w:tr>
+      <w:tr>
+        <w:trPr>
+          <w:cantSplit/>
+        </w:trPr>
+        <w:tc>
+          <w:tcPr>
+            <w:tcW w:w="2200" w:type="dxa"/>
+            <w:tcMar>
+              <w:top w:w="90" w:type="dxa"/>
+              <w:left w:w="120" w:type="dxa"/>
+              <w:bottom w:w="90" w:type="dxa"/>
+              <w:right w:w="120" w:type="dxa"/>
+            </w:tcMar>
+            <w:vAlign w:val="center"/>
+          </w:tcPr>
+          <w:p>
+            <w:pPr>
+              <w:spacing w:after="0" w:line="252" w:lineRule="auto"/>
+            </w:pPr>
+            <w:r>
+              <w:rPr>
+                <w:b/>
+                <w:sz w:val="18"/>
+              </w:rPr>
+              <w:t>Rechazada</w:t>
+            </w:r>
+          </w:p>
+        </w:tc>
+        <w:tc>
+          <w:tcPr>
+            <w:tcW w:w="4300" w:type="dxa"/>
+            <w:tcMar>
+              <w:top w:w="90" w:type="dxa"/>
+              <w:left w:w="120" w:type="dxa"/>
+              <w:bottom w:w="90" w:type="dxa"/>
+              <w:right w:w="120" w:type="dxa"/>
+            </w:tcMar>
+            <w:vAlign w:val="center"/>
+          </w:tcPr>
+          <w:p>
+            <w:pPr>
+              <w:spacing w:after="0" w:line="252" w:lineRule="auto"/>
+            </w:pPr>
+            <w:r>
+              <w:rPr>
+                <w:sz w:val="18"/>
+              </w:rPr>
+              <w:t>Habilitar nueva revisión</w:t>
+            </w:r>
+            <w:r>
+              <w:rPr>
+                <w:sz w:val="18"/>
+              </w:rPr>
+              <w:t>.</w:t>
+            </w:r>
+            <w:r>
+              <w:rPr>
+                <w:sz w:val="18"/>
+              </w:rPr>
+              <w:t xml:space="preserve"> </w:t>
+            </w:r>
+          </w:p>
+        </w:tc>
+        <w:tc>
+          <w:tcPr>
+            <w:tcW w:w="2860" w:type="dxa"/>
+            <w:tcMar>
+              <w:top w:w="90" w:type="dxa"/>
+              <w:left w:w="120" w:type="dxa"/>
+              <w:bottom w:w="90" w:type="dxa"/>
+              <w:right w:w="120" w:type="dxa"/>
+            </w:tcMar>
+            <w:vAlign w:val="center"/>
+          </w:tcPr>
+          <w:p>
+            <w:pPr>
+              <w:spacing w:after="0" w:line="252" w:lineRule="auto"/>
+            </w:pPr>
+            <w:r>
+              <w:rPr>
+                <w:sz w:val="18"/>
+              </w:rPr>
+              <w:t>Pendiente</w:t>
+            </w:r>
+            <w:r>
+              <w:rPr>
+                <w:sz w:val="18"/>
+              </w:rPr>
+              <w:t>.</w:t>
+            </w:r>
+          </w:p>
+        </w:tc>
+      </w:tr>
+      <w:tr>
+        <w:trPr>
+          <w:cantSplit/>
+        </w:trPr>
+        <w:tc>
+          <w:tcPr>
+            <w:tcW w:w="2200" w:type="dxa"/>
+            <w:shd w:val="clear" w:color="auto" w:fill="F7F9F8"/>
+            <w:tcMar>
+              <w:top w:w="90" w:type="dxa"/>
+              <w:left w:w="120" w:type="dxa"/>
+              <w:bottom w:w="90" w:type="dxa"/>
+              <w:right w:w="120" w:type="dxa"/>
+            </w:tcMar>
+            <w:vAlign w:val="center"/>
+          </w:tcPr>
+          <w:p>
+            <w:pPr>
+              <w:spacing w:after="0" w:line="252" w:lineRule="auto"/>
+            </w:pPr>
+            <w:r>
+              <w:rPr>
+                <w:b/>
+                <w:sz w:val="18"/>
+              </w:rPr>
+              <w:t>Verificada</w:t>
+            </w:r>
+          </w:p>
+        </w:tc>
+        <w:tc>
+          <w:tcPr>
+            <w:tcW w:w="4300" w:type="dxa"/>
+            <w:shd w:val="clear" w:color="auto" w:fill="F7F9F8"/>
+            <w:tcMar>
+              <w:top w:w="90" w:type="dxa"/>
+              <w:left w:w="120" w:type="dxa"/>
+              <w:bottom w:w="90" w:type="dxa"/>
+              <w:right w:w="120" w:type="dxa"/>
+            </w:tcMar>
+            <w:vAlign w:val="center"/>
+          </w:tcPr>
+          <w:p>
+            <w:pPr>
+              <w:spacing w:after="0" w:line="252" w:lineRule="auto"/>
+            </w:pPr>
+            <w:r>
+              <w:rPr>
+                <w:sz w:val="18"/>
+              </w:rPr>
+              <w:t>Consultar</w:t>
+            </w:r>
+            <w:r>
+              <w:rPr>
+                <w:sz w:val="18"/>
+              </w:rPr>
+              <w:t>.</w:t>
+            </w:r>
+          </w:p>
+        </w:tc>
+        <w:tc>
+          <w:tcPr>
+            <w:tcW w:w="2860" w:type="dxa"/>
+            <w:shd w:val="clear" w:color="auto" w:fill="F7F9F8"/>
+            <w:tcMar>
+              <w:top w:w="90" w:type="dxa"/>
+              <w:left w:w="120" w:type="dxa"/>
+              <w:bottom w:w="90" w:type="dxa"/>
+              <w:right w:w="120" w:type="dxa"/>
+            </w:tcMar>
+            <w:vAlign w:val="center"/>
+          </w:tcPr>
+          <w:p>
+            <w:pPr>
+              <w:spacing w:after="0" w:line="252" w:lineRule="auto"/>
+            </w:pPr>
+            <w:r>
+              <w:rPr>
+                <w:sz w:val="18"/>
+              </w:rPr>
+              <w:t>Conserva el estado</w:t>
+            </w:r>
+            <w:r>
+              <w:rPr>
+                <w:sz w:val="18"/>
+              </w:rPr>
+              <w:t>.</w:t>
+            </w:r>
+          </w:p>
+        </w:tc>
+      </w:tr>
+    </w:tbl>
+    <w:p/>
     <w:tbl>
       <w:tblPr>
         <w:tblW w:w="9360" w:type="dxa"/>
@@ -5938,22 +7590,15 @@
           <w:p>
             <w:pPr>
               <w:spacing w:after="0"/>
-              <w:rPr>
-                <w:lang w:val="es-AR"/>
-              </w:rPr>
             </w:pPr>
             <w:r>
               <w:rPr>
                 <w:b/>
                 <w:color w:val="1F6F5C"/>
-                <w:lang w:val="es-AR"/>
               </w:rPr>
               <w:t xml:space="preserve">Regla de integridad: </w:t>
             </w:r>
             <w:r>
-              <w:rPr>
-                <w:lang w:val="es-AR"/>
-              </w:rPr>
               <w:t>Cada cambio de estado debe actualizar el registro principal, agregar el evento al historial, identificar al responsable y la fecha, y generar la notificación correspondiente dentro de una misma operación transaccional.</w:t>
             </w:r>
           </w:p>
@@ -5963,23 +7608,13 @@
     <w:p>
       <w:pPr>
         <w:spacing w:after="40"/>
-        <w:rPr>
-          <w:lang w:val="es-AR"/>
-        </w:rPr>
       </w:pPr>
     </w:p>
     <w:p>
       <w:pPr>
         <w:pStyle w:val="Ttulo1"/>
-        <w:rPr>
-          <w:lang w:val="es-AR"/>
-        </w:rPr>
       </w:pPr>
       <w:r>
-        <w:rPr>
-          <w:lang w:val="es-AR"/>
-        </w:rPr>
-        <w:lastRenderedPageBreak/>
         <w:t>7. Validaciones y respuestas de la interfaz</w:t>
       </w:r>
     </w:p>
@@ -6095,14 +7730,10 @@
           <w:p>
             <w:pPr>
               <w:spacing w:after="0" w:line="252" w:lineRule="auto"/>
-              <w:rPr>
-                <w:lang w:val="es-AR"/>
-              </w:rPr>
             </w:pPr>
             <w:r>
               <w:rPr>
                 <w:sz w:val="18"/>
-                <w:lang w:val="es-AR"/>
               </w:rPr>
               <w:t>Correo válido, contraseña obligatoria y tratamiento de credenciales incorrectas.</w:t>
             </w:r>
@@ -6134,6 +7765,7 @@
                 <w:b/>
                 <w:sz w:val="18"/>
               </w:rPr>
+              <w:lastRenderedPageBreak/>
               <w:t>Contraseña nueva</w:t>
             </w:r>
           </w:p>
@@ -6153,14 +7785,10 @@
           <w:p>
             <w:pPr>
               <w:spacing w:after="0" w:line="252" w:lineRule="auto"/>
-              <w:rPr>
-                <w:lang w:val="es-AR"/>
-              </w:rPr>
             </w:pPr>
             <w:r>
               <w:rPr>
                 <w:sz w:val="18"/>
-                <w:lang w:val="es-AR"/>
               </w:rPr>
               <w:t>Coincidencia de ambas claves, criterios mínimos y enlace vigente.</w:t>
             </w:r>
@@ -6209,14 +7837,10 @@
           <w:p>
             <w:pPr>
               <w:spacing w:after="0" w:line="252" w:lineRule="auto"/>
-              <w:rPr>
-                <w:lang w:val="es-AR"/>
-              </w:rPr>
             </w:pPr>
             <w:r>
               <w:rPr>
                 <w:sz w:val="18"/>
-                <w:lang w:val="es-AR"/>
               </w:rPr>
               <w:t>Campos obligatorios, aceptación de términos y prevención de correos duplicados.</w:t>
             </w:r>
@@ -6267,14 +7891,10 @@
           <w:p>
             <w:pPr>
               <w:spacing w:after="0" w:line="252" w:lineRule="auto"/>
-              <w:rPr>
-                <w:lang w:val="es-AR"/>
-              </w:rPr>
             </w:pPr>
             <w:r>
               <w:rPr>
                 <w:sz w:val="18"/>
-                <w:lang w:val="es-AR"/>
               </w:rPr>
               <w:t>Documentación requerida y bloqueo de publicación mientras la verificación esté pendiente.</w:t>
             </w:r>
@@ -6323,14 +7943,10 @@
           <w:p>
             <w:pPr>
               <w:spacing w:after="0" w:line="252" w:lineRule="auto"/>
-              <w:rPr>
-                <w:lang w:val="es-AR"/>
-              </w:rPr>
             </w:pPr>
             <w:r>
               <w:rPr>
                 <w:sz w:val="18"/>
-                <w:lang w:val="es-AR"/>
               </w:rPr>
               <w:t>Título, tipo, descripción, fechas coherentes, cupo mayor que cero, ubicación y radio.</w:t>
             </w:r>
@@ -6381,14 +7997,10 @@
           <w:p>
             <w:pPr>
               <w:spacing w:after="0" w:line="252" w:lineRule="auto"/>
-              <w:rPr>
-                <w:lang w:val="es-AR"/>
-              </w:rPr>
             </w:pPr>
             <w:r>
               <w:rPr>
                 <w:sz w:val="18"/>
-                <w:lang w:val="es-AR"/>
               </w:rPr>
               <w:t>Prevención de duplicados, disponibilidad de cupo y estado de la oportunidad.</w:t>
             </w:r>
@@ -6437,14 +8049,10 @@
           <w:p>
             <w:pPr>
               <w:spacing w:after="0" w:line="252" w:lineRule="auto"/>
-              <w:rPr>
-                <w:lang w:val="es-AR"/>
-              </w:rPr>
             </w:pPr>
             <w:r>
               <w:rPr>
                 <w:sz w:val="18"/>
-                <w:lang w:val="es-AR"/>
               </w:rPr>
               <w:t>Organización destino, categoría, descripción, cantidad positiva, unidad y disponibilidad.</w:t>
             </w:r>
@@ -6495,14 +8103,10 @@
           <w:p>
             <w:pPr>
               <w:spacing w:after="0" w:line="252" w:lineRule="auto"/>
-              <w:rPr>
-                <w:lang w:val="es-AR"/>
-              </w:rPr>
             </w:pPr>
             <w:r>
               <w:rPr>
                 <w:sz w:val="18"/>
-                <w:lang w:val="es-AR"/>
               </w:rPr>
               <w:t>Confirmación antes de publicar, cancelar, rechazar, finalizar o modificar estados.</w:t>
             </w:r>
@@ -6551,14 +8155,10 @@
           <w:p>
             <w:pPr>
               <w:spacing w:after="0" w:line="252" w:lineRule="auto"/>
-              <w:rPr>
-                <w:lang w:val="es-AR"/>
-              </w:rPr>
             </w:pPr>
             <w:r>
               <w:rPr>
                 <w:sz w:val="18"/>
-                <w:lang w:val="es-AR"/>
               </w:rPr>
               <w:t>Mensaje próximo al origen del problema, explicación breve y conservación de los datos válidos.</w:t>
             </w:r>
@@ -6609,16 +8209,263 @@
           <w:p>
             <w:pPr>
               <w:spacing w:after="0" w:line="252" w:lineRule="auto"/>
-              <w:rPr>
-                <w:lang w:val="es-AR"/>
-              </w:rPr>
             </w:pPr>
             <w:r>
               <w:rPr>
                 <w:sz w:val="18"/>
-                <w:lang w:val="es-AR"/>
               </w:rPr>
               <w:t>Confirmación visible y actualización inmediata del estado presentado en pantalla.</w:t>
+            </w:r>
+          </w:p>
+        </w:tc>
+      </w:tr>
+      <w:tr>
+        <w:trPr>
+          <w:cantSplit/>
+        </w:trPr>
+        <w:tc>
+          <w:tcPr>
+            <w:tcW w:w="2200" w:type="dxa"/>
+            <w:shd w:val="clear" w:color="auto" w:fill="F7F9F8"/>
+            <w:tcMar>
+              <w:top w:w="90" w:type="dxa"/>
+              <w:left w:w="120" w:type="dxa"/>
+              <w:bottom w:w="90" w:type="dxa"/>
+              <w:right w:w="120" w:type="dxa"/>
+            </w:tcMar>
+            <w:vAlign w:val="center"/>
+          </w:tcPr>
+          <w:p>
+            <w:pPr>
+              <w:spacing w:after="0" w:line="252" w:lineRule="auto"/>
+              <w:rPr>
+                <w:b/>
+                <w:sz w:val="18"/>
+              </w:rPr>
+            </w:pPr>
+            <w:r>
+              <w:rPr>
+                <w:b/>
+                <w:sz w:val="18"/>
+              </w:rPr>
+              <w:t>I</w:t>
+            </w:r>
+            <w:r>
+              <w:rPr>
+                <w:b/>
+                <w:sz w:val="18"/>
+              </w:rPr>
+              <w:t>mágenes</w:t>
+            </w:r>
+          </w:p>
+        </w:tc>
+        <w:tc>
+          <w:tcPr>
+            <w:tcW w:w="7160" w:type="dxa"/>
+            <w:shd w:val="clear" w:color="auto" w:fill="F7F9F8"/>
+            <w:tcMar>
+              <w:top w:w="90" w:type="dxa"/>
+              <w:left w:w="120" w:type="dxa"/>
+              <w:bottom w:w="90" w:type="dxa"/>
+              <w:right w:w="120" w:type="dxa"/>
+            </w:tcMar>
+            <w:vAlign w:val="center"/>
+          </w:tcPr>
+          <w:p>
+            <w:pPr>
+              <w:spacing w:after="0" w:line="252" w:lineRule="auto"/>
+              <w:rPr>
+                <w:sz w:val="18"/>
+              </w:rPr>
+            </w:pPr>
+            <w:r>
+              <w:rPr>
+                <w:sz w:val="18"/>
+              </w:rPr>
+              <w:t>Archivo opcional; formato y tamaño permitidos; vista previa; posibilidad de reemplazar o eliminar; mensaje ante archivo inválido.</w:t>
+            </w:r>
+          </w:p>
+        </w:tc>
+      </w:tr>
+      <w:tr>
+        <w:trPr>
+          <w:cantSplit/>
+        </w:trPr>
+        <w:tc>
+          <w:tcPr>
+            <w:tcW w:w="2200" w:type="dxa"/>
+            <w:shd w:val="clear" w:color="auto" w:fill="F7F9F8"/>
+            <w:tcMar>
+              <w:top w:w="90" w:type="dxa"/>
+              <w:left w:w="120" w:type="dxa"/>
+              <w:bottom w:w="90" w:type="dxa"/>
+              <w:right w:w="120" w:type="dxa"/>
+            </w:tcMar>
+            <w:vAlign w:val="center"/>
+          </w:tcPr>
+          <w:p>
+            <w:pPr>
+              <w:spacing w:after="0" w:line="252" w:lineRule="auto"/>
+              <w:rPr>
+                <w:b/>
+                <w:sz w:val="18"/>
+              </w:rPr>
+            </w:pPr>
+            <w:r>
+              <w:rPr>
+                <w:b/>
+                <w:sz w:val="18"/>
+              </w:rPr>
+              <w:t>Administración</w:t>
+            </w:r>
+          </w:p>
+        </w:tc>
+        <w:tc>
+          <w:tcPr>
+            <w:tcW w:w="7160" w:type="dxa"/>
+            <w:shd w:val="clear" w:color="auto" w:fill="F7F9F8"/>
+            <w:tcMar>
+              <w:top w:w="90" w:type="dxa"/>
+              <w:left w:w="120" w:type="dxa"/>
+              <w:bottom w:w="90" w:type="dxa"/>
+              <w:right w:w="120" w:type="dxa"/>
+            </w:tcMar>
+            <w:vAlign w:val="center"/>
+          </w:tcPr>
+          <w:p>
+            <w:pPr>
+              <w:spacing w:after="0" w:line="252" w:lineRule="auto"/>
+              <w:rPr>
+                <w:sz w:val="18"/>
+              </w:rPr>
+            </w:pPr>
+            <w:r>
+              <w:rPr>
+                <w:sz w:val="18"/>
+              </w:rPr>
+              <w:t>Las operaciones administrativas requieren rol ADMIN, confirmación y respuesta visible.</w:t>
+            </w:r>
+          </w:p>
+        </w:tc>
+      </w:tr>
+      <w:tr>
+        <w:trPr>
+          <w:cantSplit/>
+        </w:trPr>
+        <w:tc>
+          <w:tcPr>
+            <w:tcW w:w="2200" w:type="dxa"/>
+            <w:shd w:val="clear" w:color="auto" w:fill="F7F9F8"/>
+            <w:tcMar>
+              <w:top w:w="90" w:type="dxa"/>
+              <w:left w:w="120" w:type="dxa"/>
+              <w:bottom w:w="90" w:type="dxa"/>
+              <w:right w:w="120" w:type="dxa"/>
+            </w:tcMar>
+            <w:vAlign w:val="center"/>
+          </w:tcPr>
+          <w:p>
+            <w:pPr>
+              <w:spacing w:after="0" w:line="252" w:lineRule="auto"/>
+              <w:rPr>
+                <w:b/>
+                <w:sz w:val="18"/>
+              </w:rPr>
+            </w:pPr>
+            <w:r>
+              <w:rPr>
+                <w:b/>
+                <w:sz w:val="18"/>
+              </w:rPr>
+              <w:t>Verificación</w:t>
+            </w:r>
+          </w:p>
+        </w:tc>
+        <w:tc>
+          <w:tcPr>
+            <w:tcW w:w="7160" w:type="dxa"/>
+            <w:shd w:val="clear" w:color="auto" w:fill="F7F9F8"/>
+            <w:tcMar>
+              <w:top w:w="90" w:type="dxa"/>
+              <w:left w:w="120" w:type="dxa"/>
+              <w:bottom w:w="90" w:type="dxa"/>
+              <w:right w:w="120" w:type="dxa"/>
+            </w:tcMar>
+            <w:vAlign w:val="center"/>
+          </w:tcPr>
+          <w:p>
+            <w:pPr>
+              <w:spacing w:after="0" w:line="252" w:lineRule="auto"/>
+              <w:rPr>
+                <w:sz w:val="18"/>
+              </w:rPr>
+            </w:pPr>
+            <w:r>
+              <w:rPr>
+                <w:sz w:val="18"/>
+              </w:rPr>
+              <w:t>Aprobar o rechazar una organización requiere comprobar que continúe en estado PENDIENTE.</w:t>
+            </w:r>
+          </w:p>
+        </w:tc>
+      </w:tr>
+      <w:tr>
+        <w:trPr>
+          <w:cantSplit/>
+        </w:trPr>
+        <w:tc>
+          <w:tcPr>
+            <w:tcW w:w="2200" w:type="dxa"/>
+            <w:shd w:val="clear" w:color="auto" w:fill="F7F9F8"/>
+            <w:tcMar>
+              <w:top w:w="90" w:type="dxa"/>
+              <w:left w:w="120" w:type="dxa"/>
+              <w:bottom w:w="90" w:type="dxa"/>
+              <w:right w:w="120" w:type="dxa"/>
+            </w:tcMar>
+            <w:vAlign w:val="center"/>
+          </w:tcPr>
+          <w:p>
+            <w:pPr>
+              <w:spacing w:after="0" w:line="252" w:lineRule="auto"/>
+              <w:rPr>
+                <w:b/>
+                <w:sz w:val="18"/>
+              </w:rPr>
+            </w:pPr>
+            <w:r>
+              <w:rPr>
+                <w:b/>
+                <w:sz w:val="18"/>
+              </w:rPr>
+              <w:t>Estado de cuenta</w:t>
+            </w:r>
+          </w:p>
+        </w:tc>
+        <w:tc>
+          <w:tcPr>
+            <w:tcW w:w="7160" w:type="dxa"/>
+            <w:shd w:val="clear" w:color="auto" w:fill="F7F9F8"/>
+            <w:tcMar>
+              <w:top w:w="90" w:type="dxa"/>
+              <w:left w:w="120" w:type="dxa"/>
+              <w:bottom w:w="90" w:type="dxa"/>
+              <w:right w:w="120" w:type="dxa"/>
+            </w:tcMar>
+            <w:vAlign w:val="center"/>
+          </w:tcPr>
+          <w:p>
+            <w:pPr>
+              <w:spacing w:after="0" w:line="252" w:lineRule="auto"/>
+              <w:rPr>
+                <w:sz w:val="18"/>
+              </w:rPr>
+            </w:pPr>
+            <w:r>
+              <w:rPr>
+                <w:sz w:val="18"/>
+              </w:rPr>
+              <w:t>Bloquear o rehabilitar requiere confirmar la acción y actualizar inmediatamente el estado mostrado.</w:t>
             </w:r>
           </w:p>
         </w:tc>
@@ -6627,9 +8474,6 @@
     <w:p>
       <w:pPr>
         <w:spacing w:after="20"/>
-        <w:rPr>
-          <w:lang w:val="es-AR"/>
-        </w:rPr>
       </w:pPr>
     </w:p>
     <w:p>
@@ -6755,15 +8599,11 @@
           <w:p>
             <w:pPr>
               <w:spacing w:after="0" w:line="252" w:lineRule="auto"/>
-              <w:rPr>
-                <w:lang w:val="es-AR"/>
-              </w:rPr>
             </w:pPr>
             <w:r>
               <w:rPr>
                 <w:b/>
                 <w:sz w:val="18"/>
-                <w:lang w:val="es-AR"/>
               </w:rPr>
               <w:t>Acceso y seguridad de cuenta</w:t>
             </w:r>
@@ -6806,14 +8646,10 @@
           <w:p>
             <w:pPr>
               <w:spacing w:after="0" w:line="252" w:lineRule="auto"/>
-              <w:rPr>
-                <w:lang w:val="es-AR"/>
-              </w:rPr>
             </w:pPr>
             <w:r>
               <w:rPr>
                 <w:sz w:val="18"/>
-                <w:lang w:val="es-AR"/>
               </w:rPr>
               <w:t>Inicio de sesión, recuperación y cambio de contraseña.</w:t>
             </w:r>
@@ -6839,15 +8675,11 @@
           <w:p>
             <w:pPr>
               <w:spacing w:after="0" w:line="252" w:lineRule="auto"/>
-              <w:rPr>
-                <w:lang w:val="es-AR"/>
-              </w:rPr>
             </w:pPr>
             <w:r>
               <w:rPr>
                 <w:b/>
                 <w:sz w:val="18"/>
-                <w:lang w:val="es-AR"/>
               </w:rPr>
               <w:t>Registro por tipo de usuario</w:t>
             </w:r>
@@ -6892,14 +8724,10 @@
           <w:p>
             <w:pPr>
               <w:spacing w:after="0" w:line="252" w:lineRule="auto"/>
-              <w:rPr>
-                <w:lang w:val="es-AR"/>
-              </w:rPr>
             </w:pPr>
             <w:r>
               <w:rPr>
                 <w:sz w:val="18"/>
-                <w:lang w:val="es-AR"/>
               </w:rPr>
               <w:t>Alta diferenciada de voluntarios y organizaciones.</w:t>
             </w:r>
@@ -6971,14 +8799,10 @@
           <w:p>
             <w:pPr>
               <w:spacing w:after="0" w:line="252" w:lineRule="auto"/>
-              <w:rPr>
-                <w:lang w:val="es-AR"/>
-              </w:rPr>
             </w:pPr>
             <w:r>
               <w:rPr>
                 <w:sz w:val="18"/>
-                <w:lang w:val="es-AR"/>
               </w:rPr>
               <w:t>Consulta y edición de información según el rol.</w:t>
             </w:r>
@@ -7053,14 +8877,10 @@
           <w:p>
             <w:pPr>
               <w:spacing w:after="0" w:line="252" w:lineRule="auto"/>
-              <w:rPr>
-                <w:lang w:val="es-AR"/>
-              </w:rPr>
             </w:pPr>
             <w:r>
               <w:rPr>
                 <w:sz w:val="18"/>
-                <w:lang w:val="es-AR"/>
               </w:rPr>
               <w:t>Recomendaciones, lista, mapa, filtros, distancia y detalle.</w:t>
             </w:r>
@@ -7132,14 +8952,10 @@
           <w:p>
             <w:pPr>
               <w:spacing w:after="0" w:line="252" w:lineRule="auto"/>
-              <w:rPr>
-                <w:lang w:val="es-AR"/>
-              </w:rPr>
             </w:pPr>
             <w:r>
               <w:rPr>
                 <w:sz w:val="18"/>
-                <w:lang w:val="es-AR"/>
               </w:rPr>
               <w:t>Solicitud, resolución, asistencia, estados y calificaciones.</w:t>
             </w:r>
@@ -7214,14 +9030,10 @@
           <w:p>
             <w:pPr>
               <w:spacing w:after="0" w:line="252" w:lineRule="auto"/>
-              <w:rPr>
-                <w:lang w:val="es-AR"/>
-              </w:rPr>
             </w:pPr>
             <w:r>
               <w:rPr>
                 <w:sz w:val="18"/>
-                <w:lang w:val="es-AR"/>
               </w:rPr>
               <w:t>Creación, publicación, cupos, participantes y estadísticas.</w:t>
             </w:r>
@@ -7293,14 +9105,10 @@
           <w:p>
             <w:pPr>
               <w:spacing w:after="0" w:line="252" w:lineRule="auto"/>
-              <w:rPr>
-                <w:lang w:val="es-AR"/>
-              </w:rPr>
             </w:pPr>
             <w:r>
               <w:rPr>
                 <w:sz w:val="18"/>
-                <w:lang w:val="es-AR"/>
               </w:rPr>
               <w:t>Registro, revisión, coordinación, recepción e historial.</w:t>
             </w:r>
@@ -7375,16 +9183,301 @@
           <w:p>
             <w:pPr>
               <w:spacing w:after="0" w:line="252" w:lineRule="auto"/>
-              <w:rPr>
-                <w:lang w:val="es-AR"/>
-              </w:rPr>
             </w:pPr>
             <w:r>
               <w:rPr>
                 <w:sz w:val="18"/>
-                <w:lang w:val="es-AR"/>
               </w:rPr>
               <w:t>Avisos de decisiones, cambios de estado y acciones pendientes.</w:t>
+            </w:r>
+          </w:p>
+        </w:tc>
+      </w:tr>
+      <w:tr>
+        <w:trPr>
+          <w:cantSplit/>
+        </w:trPr>
+        <w:tc>
+          <w:tcPr>
+            <w:tcW w:w="2600" w:type="dxa"/>
+            <w:shd w:val="clear" w:color="auto" w:fill="F7F9F8"/>
+            <w:tcMar>
+              <w:top w:w="90" w:type="dxa"/>
+              <w:left w:w="120" w:type="dxa"/>
+              <w:bottom w:w="90" w:type="dxa"/>
+              <w:right w:w="120" w:type="dxa"/>
+            </w:tcMar>
+            <w:vAlign w:val="center"/>
+          </w:tcPr>
+          <w:p>
+            <w:pPr>
+              <w:spacing w:after="0" w:line="252" w:lineRule="auto"/>
+              <w:rPr>
+                <w:b/>
+                <w:sz w:val="18"/>
+              </w:rPr>
+            </w:pPr>
+            <w:r>
+              <w:rPr>
+                <w:b/>
+                <w:sz w:val="18"/>
+              </w:rPr>
+              <w:t>Administración de organizaciones</w:t>
+            </w:r>
+          </w:p>
+        </w:tc>
+        <w:tc>
+          <w:tcPr>
+            <w:tcW w:w="2000" w:type="dxa"/>
+            <w:shd w:val="clear" w:color="auto" w:fill="F7F9F8"/>
+            <w:tcMar>
+              <w:top w:w="90" w:type="dxa"/>
+              <w:left w:w="120" w:type="dxa"/>
+              <w:bottom w:w="90" w:type="dxa"/>
+              <w:right w:w="120" w:type="dxa"/>
+            </w:tcMar>
+            <w:vAlign w:val="center"/>
+          </w:tcPr>
+          <w:p>
+            <w:pPr>
+              <w:spacing w:after="0" w:line="252" w:lineRule="auto"/>
+              <w:rPr>
+                <w:sz w:val="18"/>
+              </w:rPr>
+            </w:pPr>
+            <w:r>
+              <w:rPr>
+                <w:sz w:val="18"/>
+              </w:rPr>
+              <w:t>AD01–AD02</w:t>
+            </w:r>
+          </w:p>
+        </w:tc>
+        <w:tc>
+          <w:tcPr>
+            <w:tcW w:w="4760" w:type="dxa"/>
+            <w:shd w:val="clear" w:color="auto" w:fill="F7F9F8"/>
+            <w:tcMar>
+              <w:top w:w="90" w:type="dxa"/>
+              <w:left w:w="120" w:type="dxa"/>
+              <w:bottom w:w="90" w:type="dxa"/>
+              <w:right w:w="120" w:type="dxa"/>
+            </w:tcMar>
+            <w:vAlign w:val="center"/>
+          </w:tcPr>
+          <w:p>
+            <w:pPr>
+              <w:spacing w:after="0" w:line="252" w:lineRule="auto"/>
+              <w:rPr>
+                <w:sz w:val="18"/>
+              </w:rPr>
+            </w:pPr>
+            <w:r>
+              <w:rPr>
+                <w:sz w:val="18"/>
+              </w:rPr>
+              <w:t>Consulta, aprobación, rechazo y seguimiento de verificaciones.</w:t>
+            </w:r>
+          </w:p>
+        </w:tc>
+      </w:tr>
+      <w:tr>
+        <w:trPr>
+          <w:cantSplit/>
+        </w:trPr>
+        <w:tc>
+          <w:tcPr>
+            <w:tcW w:w="2600" w:type="dxa"/>
+            <w:shd w:val="clear" w:color="auto" w:fill="F7F9F8"/>
+            <w:tcMar>
+              <w:top w:w="90" w:type="dxa"/>
+              <w:left w:w="120" w:type="dxa"/>
+              <w:bottom w:w="90" w:type="dxa"/>
+              <w:right w:w="120" w:type="dxa"/>
+            </w:tcMar>
+            <w:vAlign w:val="center"/>
+          </w:tcPr>
+          <w:p>
+            <w:pPr>
+              <w:spacing w:after="0" w:line="252" w:lineRule="auto"/>
+              <w:rPr>
+                <w:b/>
+                <w:sz w:val="18"/>
+              </w:rPr>
+            </w:pPr>
+            <w:r>
+              <w:rPr>
+                <w:b/>
+                <w:sz w:val="18"/>
+              </w:rPr>
+              <w:t>Administración de cuentas</w:t>
+            </w:r>
+          </w:p>
+        </w:tc>
+        <w:tc>
+          <w:tcPr>
+            <w:tcW w:w="2000" w:type="dxa"/>
+            <w:shd w:val="clear" w:color="auto" w:fill="F7F9F8"/>
+            <w:tcMar>
+              <w:top w:w="90" w:type="dxa"/>
+              <w:left w:w="120" w:type="dxa"/>
+              <w:bottom w:w="90" w:type="dxa"/>
+              <w:right w:w="120" w:type="dxa"/>
+            </w:tcMar>
+            <w:vAlign w:val="center"/>
+          </w:tcPr>
+          <w:p>
+            <w:pPr>
+              <w:spacing w:after="0" w:line="252" w:lineRule="auto"/>
+              <w:rPr>
+                <w:vanish/>
+                <w:sz w:val="18"/>
+              </w:rPr>
+            </w:pPr>
+            <w:r>
+              <w:rPr>
+                <w:sz w:val="18"/>
+              </w:rPr>
+              <w:t>AD0</w:t>
+            </w:r>
+            <w:r>
+              <w:rPr>
+                <w:sz w:val="18"/>
+              </w:rPr>
+              <w:t xml:space="preserve">-AD03 </w:t>
+            </w:r>
+          </w:p>
+          <w:p>
+            <w:pPr>
+              <w:spacing w:after="0" w:line="252" w:lineRule="auto"/>
+              <w:rPr>
+                <w:sz w:val="18"/>
+              </w:rPr>
+            </w:pPr>
+          </w:p>
+        </w:tc>
+        <w:tc>
+          <w:tcPr>
+            <w:tcW w:w="4760" w:type="dxa"/>
+            <w:shd w:val="clear" w:color="auto" w:fill="F7F9F8"/>
+            <w:tcMar>
+              <w:top w:w="90" w:type="dxa"/>
+              <w:left w:w="120" w:type="dxa"/>
+              <w:bottom w:w="90" w:type="dxa"/>
+              <w:right w:w="120" w:type="dxa"/>
+            </w:tcMar>
+            <w:vAlign w:val="center"/>
+          </w:tcPr>
+          <w:p>
+            <w:pPr>
+              <w:spacing w:after="0" w:line="252" w:lineRule="auto"/>
+              <w:rPr>
+                <w:sz w:val="18"/>
+              </w:rPr>
+            </w:pPr>
+            <w:r>
+              <w:rPr>
+                <w:sz w:val="18"/>
+              </w:rPr>
+              <w:t>B</w:t>
+            </w:r>
+            <w:r>
+              <w:rPr>
+                <w:sz w:val="18"/>
+              </w:rPr>
+              <w:t>úsqueda, bloqueo, rehabilitación y baja lógica</w:t>
+            </w:r>
+            <w:r>
+              <w:rPr>
+                <w:sz w:val="18"/>
+              </w:rPr>
+              <w:t>.</w:t>
+            </w:r>
+          </w:p>
+        </w:tc>
+      </w:tr>
+      <w:tr>
+        <w:trPr>
+          <w:cantSplit/>
+        </w:trPr>
+        <w:tc>
+          <w:tcPr>
+            <w:tcW w:w="2600" w:type="dxa"/>
+            <w:shd w:val="clear" w:color="auto" w:fill="F7F9F8"/>
+            <w:tcMar>
+              <w:top w:w="90" w:type="dxa"/>
+              <w:left w:w="120" w:type="dxa"/>
+              <w:bottom w:w="90" w:type="dxa"/>
+              <w:right w:w="120" w:type="dxa"/>
+            </w:tcMar>
+          </w:tcPr>
+          <w:p>
+            <w:pPr>
+              <w:spacing w:after="0" w:line="252" w:lineRule="auto"/>
+              <w:rPr>
+                <w:b/>
+                <w:sz w:val="18"/>
+              </w:rPr>
+            </w:pPr>
+            <w:r>
+              <w:rPr>
+                <w:b/>
+                <w:sz w:val="18"/>
+              </w:rPr>
+              <w:lastRenderedPageBreak/>
+              <w:t>Estadísticas globales</w:t>
+            </w:r>
+          </w:p>
+        </w:tc>
+        <w:tc>
+          <w:tcPr>
+            <w:tcW w:w="2000" w:type="dxa"/>
+            <w:shd w:val="clear" w:color="auto" w:fill="F7F9F8"/>
+            <w:tcMar>
+              <w:top w:w="90" w:type="dxa"/>
+              <w:left w:w="120" w:type="dxa"/>
+              <w:bottom w:w="90" w:type="dxa"/>
+              <w:right w:w="120" w:type="dxa"/>
+            </w:tcMar>
+          </w:tcPr>
+          <w:p>
+            <w:pPr>
+              <w:spacing w:after="0" w:line="252" w:lineRule="auto"/>
+              <w:rPr>
+                <w:sz w:val="18"/>
+              </w:rPr>
+            </w:pPr>
+            <w:r>
+              <w:rPr>
+                <w:sz w:val="18"/>
+              </w:rPr>
+              <w:t>AD01 y AD04</w:t>
+            </w:r>
+          </w:p>
+        </w:tc>
+        <w:tc>
+          <w:tcPr>
+            <w:tcW w:w="4760" w:type="dxa"/>
+            <w:shd w:val="clear" w:color="auto" w:fill="F7F9F8"/>
+            <w:tcMar>
+              <w:top w:w="90" w:type="dxa"/>
+              <w:left w:w="120" w:type="dxa"/>
+              <w:bottom w:w="90" w:type="dxa"/>
+              <w:right w:w="120" w:type="dxa"/>
+            </w:tcMar>
+          </w:tcPr>
+          <w:p>
+            <w:pPr>
+              <w:spacing w:after="0" w:line="252" w:lineRule="auto"/>
+              <w:rPr>
+                <w:sz w:val="18"/>
+              </w:rPr>
+            </w:pPr>
+            <w:r>
+              <w:rPr>
+                <w:sz w:val="18"/>
+              </w:rPr>
+              <w:t>Indicadores generales calculados desde datos operativos.</w:t>
             </w:r>
           </w:p>
         </w:tc>
@@ -7393,9 +9486,6 @@
     <w:p>
       <w:pPr>
         <w:spacing w:after="20"/>
-        <w:rPr>
-          <w:lang w:val="es-AR"/>
-        </w:rPr>
       </w:pPr>
     </w:p>
     <w:p>
@@ -7595,14 +9685,10 @@
           <w:p>
             <w:pPr>
               <w:spacing w:after="0" w:line="252" w:lineRule="auto"/>
-              <w:rPr>
-                <w:lang w:val="es-AR"/>
-              </w:rPr>
             </w:pPr>
             <w:r>
               <w:rPr>
                 <w:sz w:val="17"/>
-                <w:lang w:val="es-AR"/>
               </w:rPr>
               <w:t>Prototipo navegable de acceso, recuperación, registro y perfil.</w:t>
             </w:r>
@@ -7657,7 +9743,6 @@
                 <w:b/>
                 <w:sz w:val="17"/>
               </w:rPr>
-              <w:lastRenderedPageBreak/>
               <w:t>Mockups_Voluntario_Actividad_1_1_6.html</w:t>
             </w:r>
           </w:p>
@@ -7701,14 +9786,10 @@
           <w:p>
             <w:pPr>
               <w:spacing w:after="0" w:line="252" w:lineRule="auto"/>
-              <w:rPr>
-                <w:lang w:val="es-AR"/>
-              </w:rPr>
             </w:pPr>
             <w:r>
               <w:rPr>
                 <w:sz w:val="17"/>
-                <w:lang w:val="es-AR"/>
               </w:rPr>
               <w:t>Prototipo navegable de la experiencia del voluntario.</w:t>
             </w:r>
@@ -7804,14 +9885,10 @@
           <w:p>
             <w:pPr>
               <w:spacing w:after="0" w:line="252" w:lineRule="auto"/>
-              <w:rPr>
-                <w:lang w:val="es-AR"/>
-              </w:rPr>
             </w:pPr>
             <w:r>
               <w:rPr>
                 <w:sz w:val="17"/>
-                <w:lang w:val="es-AR"/>
               </w:rPr>
               <w:t>Prototipo navegable de la gestión institucional.</w:t>
             </w:r>
@@ -7848,27 +9925,134 @@
         <w:tc>
           <w:tcPr>
             <w:tcW w:w="3050" w:type="dxa"/>
-            <w:shd w:val="clear" w:color="auto" w:fill="F7F9F8"/>
-            <w:tcMar>
-              <w:top w:w="90" w:type="dxa"/>
-              <w:left w:w="120" w:type="dxa"/>
-              <w:bottom w:w="90" w:type="dxa"/>
-              <w:right w:w="120" w:type="dxa"/>
-            </w:tcMar>
-            <w:vAlign w:val="center"/>
-          </w:tcPr>
-          <w:p>
-            <w:pPr>
-              <w:spacing w:after="0" w:line="252" w:lineRule="auto"/>
-              <w:rPr>
-                <w:lang w:val="es-AR"/>
-              </w:rPr>
-            </w:pPr>
-            <w:r>
+            <w:tcMar>
+              <w:top w:w="90" w:type="dxa"/>
+              <w:left w:w="120" w:type="dxa"/>
+              <w:bottom w:w="90" w:type="dxa"/>
+              <w:right w:w="120" w:type="dxa"/>
+            </w:tcMar>
+            <w:vAlign w:val="center"/>
+          </w:tcPr>
+          <w:p>
+            <w:pPr>
+              <w:spacing w:after="0" w:line="252" w:lineRule="auto"/>
               <w:rPr>
                 <w:b/>
                 <w:sz w:val="17"/>
-                <w:lang w:val="es-AR"/>
+              </w:rPr>
+            </w:pPr>
+            <w:r>
+              <w:rPr>
+                <w:b/>
+                <w:sz w:val="17"/>
+              </w:rPr>
+              <w:t>Mockups_Administrador_Actividad_1_1_6.html</w:t>
+            </w:r>
+          </w:p>
+        </w:tc>
+        <w:tc>
+          <w:tcPr>
+            <w:tcW w:w="1200" w:type="dxa"/>
+            <w:tcMar>
+              <w:top w:w="90" w:type="dxa"/>
+              <w:left w:w="120" w:type="dxa"/>
+              <w:bottom w:w="90" w:type="dxa"/>
+              <w:right w:w="120" w:type="dxa"/>
+            </w:tcMar>
+            <w:vAlign w:val="center"/>
+          </w:tcPr>
+          <w:p>
+            <w:pPr>
+              <w:spacing w:after="0" w:line="252" w:lineRule="auto"/>
+              <w:rPr>
+                <w:sz w:val="17"/>
+              </w:rPr>
+            </w:pPr>
+            <w:r>
+              <w:rPr>
+                <w:sz w:val="17"/>
+              </w:rPr>
+              <w:t>AD01–AD04</w:t>
+            </w:r>
+          </w:p>
+        </w:tc>
+        <w:tc>
+          <w:tcPr>
+            <w:tcW w:w="3910" w:type="dxa"/>
+            <w:tcMar>
+              <w:top w:w="90" w:type="dxa"/>
+              <w:left w:w="120" w:type="dxa"/>
+              <w:bottom w:w="90" w:type="dxa"/>
+              <w:right w:w="120" w:type="dxa"/>
+            </w:tcMar>
+            <w:vAlign w:val="center"/>
+          </w:tcPr>
+          <w:p>
+            <w:pPr>
+              <w:spacing w:after="0" w:line="252" w:lineRule="auto"/>
+              <w:rPr>
+                <w:sz w:val="17"/>
+              </w:rPr>
+            </w:pPr>
+            <w:r>
+              <w:rPr>
+                <w:sz w:val="17"/>
+              </w:rPr>
+              <w:t>Prototipo navegable de administración, verificación, cuentas y estadísticas.</w:t>
+            </w:r>
+          </w:p>
+        </w:tc>
+        <w:tc>
+          <w:tcPr>
+            <w:tcW w:w="1200" w:type="dxa"/>
+            <w:tcMar>
+              <w:top w:w="90" w:type="dxa"/>
+              <w:left w:w="120" w:type="dxa"/>
+              <w:bottom w:w="90" w:type="dxa"/>
+              <w:right w:w="120" w:type="dxa"/>
+            </w:tcMar>
+            <w:vAlign w:val="center"/>
+          </w:tcPr>
+          <w:p>
+            <w:pPr>
+              <w:spacing w:after="0" w:line="252" w:lineRule="auto"/>
+              <w:rPr>
+                <w:sz w:val="17"/>
+              </w:rPr>
+            </w:pPr>
+            <w:r>
+              <w:rPr>
+                <w:sz w:val="17"/>
+              </w:rPr>
+              <w:t>Validado</w:t>
+            </w:r>
+          </w:p>
+        </w:tc>
+      </w:tr>
+      <w:tr>
+        <w:trPr>
+          <w:cantSplit/>
+        </w:trPr>
+        <w:tc>
+          <w:tcPr>
+            <w:tcW w:w="3050" w:type="dxa"/>
+            <w:shd w:val="clear" w:color="auto" w:fill="F7F9F8"/>
+            <w:tcMar>
+              <w:top w:w="90" w:type="dxa"/>
+              <w:left w:w="120" w:type="dxa"/>
+              <w:bottom w:w="90" w:type="dxa"/>
+              <w:right w:w="120" w:type="dxa"/>
+            </w:tcMar>
+            <w:vAlign w:val="center"/>
+          </w:tcPr>
+          <w:p>
+            <w:pPr>
+              <w:spacing w:after="0" w:line="252" w:lineRule="auto"/>
+            </w:pPr>
+            <w:r>
+              <w:rPr>
+                <w:b/>
+                <w:sz w:val="17"/>
               </w:rPr>
               <w:t>Cierre_Actividad_1_1_6_Diseno_de_Interfaces.docx</w:t>
             </w:r>
@@ -7913,14 +10097,10 @@
           <w:p>
             <w:pPr>
               <w:spacing w:after="0" w:line="252" w:lineRule="auto"/>
-              <w:rPr>
-                <w:lang w:val="es-AR"/>
-              </w:rPr>
             </w:pPr>
             <w:r>
               <w:rPr>
                 <w:sz w:val="17"/>
-                <w:lang w:val="es-AR"/>
               </w:rPr>
               <w:t>Registro técnico de decisiones, flujos, estados y aceptación.</w:t>
             </w:r>
@@ -8053,15 +10233,11 @@
           <w:p>
             <w:pPr>
               <w:spacing w:after="0" w:line="252" w:lineRule="auto"/>
-              <w:rPr>
-                <w:lang w:val="es-AR"/>
-              </w:rPr>
             </w:pPr>
             <w:r>
               <w:rPr>
                 <w:b/>
                 <w:sz w:val="18"/>
-                <w:lang w:val="es-AR"/>
               </w:rPr>
               <w:t>Se definieron las pantallas comunes de acceso, registro, recuperación y perfil.</w:t>
             </w:r>
@@ -8110,15 +10286,11 @@
           <w:p>
             <w:pPr>
               <w:spacing w:after="0" w:line="252" w:lineRule="auto"/>
-              <w:rPr>
-                <w:lang w:val="es-AR"/>
-              </w:rPr>
             </w:pPr>
             <w:r>
               <w:rPr>
                 <w:b/>
                 <w:sz w:val="18"/>
-                <w:lang w:val="es-AR"/>
               </w:rPr>
               <w:t>Se definieron las pantallas y la navegación del voluntario.</w:t>
             </w:r>
@@ -8167,15 +10339,11 @@
           <w:p>
             <w:pPr>
               <w:spacing w:after="0" w:line="252" w:lineRule="auto"/>
-              <w:rPr>
-                <w:lang w:val="es-AR"/>
-              </w:rPr>
             </w:pPr>
             <w:r>
               <w:rPr>
                 <w:b/>
                 <w:sz w:val="18"/>
-                <w:lang w:val="es-AR"/>
               </w:rPr>
               <w:t>Se definieron las pantallas y la navegación de la organización.</w:t>
             </w:r>
@@ -8224,15 +10392,11 @@
           <w:p>
             <w:pPr>
               <w:spacing w:after="0" w:line="252" w:lineRule="auto"/>
-              <w:rPr>
-                <w:lang w:val="es-AR"/>
-              </w:rPr>
             </w:pPr>
             <w:r>
               <w:rPr>
                 <w:b/>
                 <w:sz w:val="18"/>
-                <w:lang w:val="es-AR"/>
               </w:rPr>
               <w:t>La recuperación y el cambio de contraseña por olvido forman parte del prototipo.</w:t>
             </w:r>
@@ -8281,15 +10445,11 @@
           <w:p>
             <w:pPr>
               <w:spacing w:after="0" w:line="252" w:lineRule="auto"/>
-              <w:rPr>
-                <w:lang w:val="es-AR"/>
-              </w:rPr>
             </w:pPr>
             <w:r>
               <w:rPr>
                 <w:b/>
                 <w:sz w:val="18"/>
-                <w:lang w:val="es-AR"/>
               </w:rPr>
               <w:t>Las acciones críticas poseen confirmación y respuesta visible.</w:t>
             </w:r>
@@ -8338,15 +10498,11 @@
           <w:p>
             <w:pPr>
               <w:spacing w:after="0" w:line="252" w:lineRule="auto"/>
-              <w:rPr>
-                <w:lang w:val="es-AR"/>
-              </w:rPr>
             </w:pPr>
             <w:r>
               <w:rPr>
                 <w:b/>
                 <w:sz w:val="18"/>
-                <w:lang w:val="es-AR"/>
               </w:rPr>
               <w:t>Los estados de oportunidades, inscripciones y donaciones son distinguibles.</w:t>
             </w:r>
@@ -8395,15 +10551,11 @@
           <w:p>
             <w:pPr>
               <w:spacing w:after="0" w:line="252" w:lineRule="auto"/>
-              <w:rPr>
-                <w:lang w:val="es-AR"/>
-              </w:rPr>
             </w:pPr>
             <w:r>
               <w:rPr>
                 <w:b/>
                 <w:sz w:val="18"/>
-                <w:lang w:val="es-AR"/>
               </w:rPr>
               <w:t>Los filtros, pestañas, navegación y ventanas del prototipo responden correctamente.</w:t>
             </w:r>
@@ -8452,15 +10604,11 @@
           <w:p>
             <w:pPr>
               <w:spacing w:after="0" w:line="252" w:lineRule="auto"/>
-              <w:rPr>
-                <w:lang w:val="es-AR"/>
-              </w:rPr>
             </w:pPr>
             <w:r>
               <w:rPr>
                 <w:b/>
                 <w:sz w:val="18"/>
-                <w:lang w:val="es-AR"/>
               </w:rPr>
               <w:t>La estructura visual mantiene consistencia entre los tres grupos de pantallas.</w:t>
             </w:r>
@@ -8509,15 +10657,11 @@
           <w:p>
             <w:pPr>
               <w:spacing w:after="0" w:line="252" w:lineRule="auto"/>
-              <w:rPr>
-                <w:lang w:val="es-AR"/>
-              </w:rPr>
             </w:pPr>
             <w:r>
               <w:rPr>
                 <w:b/>
                 <w:sz w:val="18"/>
-                <w:lang w:val="es-AR"/>
               </w:rPr>
               <w:t>Los prototipos fueron revisados funcional y visualmente por el equipo.</w:t>
             </w:r>
@@ -8566,15 +10710,11 @@
           <w:p>
             <w:pPr>
               <w:spacing w:after="0" w:line="252" w:lineRule="auto"/>
-              <w:rPr>
-                <w:lang w:val="es-AR"/>
-              </w:rPr>
             </w:pPr>
             <w:r>
               <w:rPr>
                 <w:b/>
                 <w:sz w:val="18"/>
-                <w:lang w:val="es-AR"/>
               </w:rPr>
               <w:t>La documentación registra alcance, decisiones, flujos y entregables.</w:t>
             </w:r>
@@ -8595,6 +10735,373 @@
           <w:p>
             <w:pPr>
               <w:spacing w:after="0" w:line="252" w:lineRule="auto"/>
+            </w:pPr>
+            <w:r>
+              <w:rPr>
+                <w:sz w:val="18"/>
+              </w:rPr>
+              <w:t>Cumplido</w:t>
+            </w:r>
+          </w:p>
+        </w:tc>
+      </w:tr>
+      <w:tr>
+        <w:trPr>
+          <w:cantSplit/>
+        </w:trPr>
+        <w:tc>
+          <w:tcPr>
+            <w:tcW w:w="7600" w:type="dxa"/>
+            <w:shd w:val="clear" w:color="auto" w:fill="F7F9F8"/>
+            <w:tcMar>
+              <w:top w:w="90" w:type="dxa"/>
+              <w:left w:w="120" w:type="dxa"/>
+              <w:bottom w:w="90" w:type="dxa"/>
+              <w:right w:w="120" w:type="dxa"/>
+            </w:tcMar>
+            <w:vAlign w:val="center"/>
+          </w:tcPr>
+          <w:p>
+            <w:pPr>
+              <w:spacing w:after="0" w:line="252" w:lineRule="auto"/>
+              <w:rPr>
+                <w:b/>
+                <w:sz w:val="18"/>
+              </w:rPr>
+            </w:pPr>
+            <w:r>
+              <w:rPr>
+                <w:b/>
+                <w:sz w:val="18"/>
+              </w:rPr>
+              <w:t>Se definieron las pantallas y navegación del Administrador.</w:t>
+            </w:r>
+          </w:p>
+        </w:tc>
+        <w:tc>
+          <w:tcPr>
+            <w:tcW w:w="1760" w:type="dxa"/>
+            <w:shd w:val="clear" w:color="auto" w:fill="F7F9F8"/>
+            <w:tcMar>
+              <w:top w:w="90" w:type="dxa"/>
+              <w:left w:w="120" w:type="dxa"/>
+              <w:bottom w:w="90" w:type="dxa"/>
+              <w:right w:w="120" w:type="dxa"/>
+            </w:tcMar>
+            <w:vAlign w:val="center"/>
+          </w:tcPr>
+          <w:p>
+            <w:pPr>
+              <w:spacing w:after="0" w:line="252" w:lineRule="auto"/>
+              <w:rPr>
+                <w:sz w:val="18"/>
+              </w:rPr>
+            </w:pPr>
+            <w:r>
+              <w:rPr>
+                <w:sz w:val="18"/>
+              </w:rPr>
+              <w:t>Cumplido</w:t>
+            </w:r>
+          </w:p>
+        </w:tc>
+      </w:tr>
+      <w:tr>
+        <w:trPr>
+          <w:cantSplit/>
+        </w:trPr>
+        <w:tc>
+          <w:tcPr>
+            <w:tcW w:w="7600" w:type="dxa"/>
+            <w:shd w:val="clear" w:color="auto" w:fill="F7F9F8"/>
+            <w:tcMar>
+              <w:top w:w="90" w:type="dxa"/>
+              <w:left w:w="120" w:type="dxa"/>
+              <w:bottom w:w="90" w:type="dxa"/>
+              <w:right w:w="120" w:type="dxa"/>
+            </w:tcMar>
+            <w:vAlign w:val="center"/>
+          </w:tcPr>
+          <w:p>
+            <w:pPr>
+              <w:spacing w:after="0" w:line="252" w:lineRule="auto"/>
+              <w:rPr>
+                <w:b/>
+                <w:sz w:val="18"/>
+              </w:rPr>
+            </w:pPr>
+            <w:r>
+              <w:rPr>
+                <w:b/>
+                <w:sz w:val="18"/>
+              </w:rPr>
+              <w:t>El Administrador puede representar la aprobación o rechazo de organizaciones.</w:t>
+            </w:r>
+          </w:p>
+        </w:tc>
+        <w:tc>
+          <w:tcPr>
+            <w:tcW w:w="1760" w:type="dxa"/>
+            <w:shd w:val="clear" w:color="auto" w:fill="F7F9F8"/>
+            <w:tcMar>
+              <w:top w:w="90" w:type="dxa"/>
+              <w:left w:w="120" w:type="dxa"/>
+              <w:bottom w:w="90" w:type="dxa"/>
+              <w:right w:w="120" w:type="dxa"/>
+            </w:tcMar>
+            <w:vAlign w:val="center"/>
+          </w:tcPr>
+          <w:p>
+            <w:pPr>
+              <w:spacing w:after="0" w:line="252" w:lineRule="auto"/>
+              <w:rPr>
+                <w:sz w:val="18"/>
+              </w:rPr>
+            </w:pPr>
+            <w:r>
+              <w:rPr>
+                <w:sz w:val="18"/>
+              </w:rPr>
+              <w:t>Cumplido</w:t>
+            </w:r>
+          </w:p>
+        </w:tc>
+      </w:tr>
+      <w:tr>
+        <w:trPr>
+          <w:cantSplit/>
+        </w:trPr>
+        <w:tc>
+          <w:tcPr>
+            <w:tcW w:w="7600" w:type="dxa"/>
+            <w:shd w:val="clear" w:color="auto" w:fill="F7F9F8"/>
+            <w:tcMar>
+              <w:top w:w="90" w:type="dxa"/>
+              <w:left w:w="120" w:type="dxa"/>
+              <w:bottom w:w="90" w:type="dxa"/>
+              <w:right w:w="120" w:type="dxa"/>
+            </w:tcMar>
+            <w:vAlign w:val="center"/>
+          </w:tcPr>
+          <w:p>
+            <w:pPr>
+              <w:spacing w:after="0" w:line="252" w:lineRule="auto"/>
+              <w:rPr>
+                <w:b/>
+                <w:sz w:val="18"/>
+              </w:rPr>
+            </w:pPr>
+            <w:r>
+              <w:rPr>
+                <w:b/>
+                <w:sz w:val="18"/>
+              </w:rPr>
+              <w:t>El Administrador puede representar el bloqueo y rehabilitación de cuentas.</w:t>
+            </w:r>
+          </w:p>
+        </w:tc>
+        <w:tc>
+          <w:tcPr>
+            <w:tcW w:w="1760" w:type="dxa"/>
+            <w:shd w:val="clear" w:color="auto" w:fill="F7F9F8"/>
+            <w:tcMar>
+              <w:top w:w="90" w:type="dxa"/>
+              <w:left w:w="120" w:type="dxa"/>
+              <w:bottom w:w="90" w:type="dxa"/>
+              <w:right w:w="120" w:type="dxa"/>
+            </w:tcMar>
+            <w:vAlign w:val="center"/>
+          </w:tcPr>
+          <w:p>
+            <w:pPr>
+              <w:spacing w:after="0" w:line="252" w:lineRule="auto"/>
+              <w:rPr>
+                <w:sz w:val="18"/>
+              </w:rPr>
+            </w:pPr>
+            <w:r>
+              <w:rPr>
+                <w:sz w:val="18"/>
+              </w:rPr>
+              <w:t>Cumplido</w:t>
+            </w:r>
+          </w:p>
+        </w:tc>
+      </w:tr>
+      <w:tr>
+        <w:trPr>
+          <w:cantSplit/>
+        </w:trPr>
+        <w:tc>
+          <w:tcPr>
+            <w:tcW w:w="7600" w:type="dxa"/>
+            <w:shd w:val="clear" w:color="auto" w:fill="F7F9F8"/>
+            <w:tcMar>
+              <w:top w:w="90" w:type="dxa"/>
+              <w:left w:w="120" w:type="dxa"/>
+              <w:bottom w:w="90" w:type="dxa"/>
+              <w:right w:w="120" w:type="dxa"/>
+            </w:tcMar>
+            <w:vAlign w:val="center"/>
+          </w:tcPr>
+          <w:p>
+            <w:pPr>
+              <w:spacing w:after="0" w:line="252" w:lineRule="auto"/>
+              <w:rPr>
+                <w:b/>
+                <w:sz w:val="18"/>
+              </w:rPr>
+            </w:pPr>
+            <w:r>
+              <w:rPr>
+                <w:b/>
+                <w:sz w:val="18"/>
+              </w:rPr>
+              <w:lastRenderedPageBreak/>
+              <w:t>Las estadísticas globales están disponibles únicamente para ADMIN.</w:t>
+            </w:r>
+          </w:p>
+        </w:tc>
+        <w:tc>
+          <w:tcPr>
+            <w:tcW w:w="1760" w:type="dxa"/>
+            <w:shd w:val="clear" w:color="auto" w:fill="F7F9F8"/>
+            <w:tcMar>
+              <w:top w:w="90" w:type="dxa"/>
+              <w:left w:w="120" w:type="dxa"/>
+              <w:bottom w:w="90" w:type="dxa"/>
+              <w:right w:w="120" w:type="dxa"/>
+            </w:tcMar>
+            <w:vAlign w:val="center"/>
+          </w:tcPr>
+          <w:p>
+            <w:pPr>
+              <w:spacing w:after="0" w:line="252" w:lineRule="auto"/>
+              <w:rPr>
+                <w:sz w:val="18"/>
+              </w:rPr>
+            </w:pPr>
+            <w:r>
+              <w:rPr>
+                <w:sz w:val="18"/>
+              </w:rPr>
+              <w:t>Cumplido</w:t>
+            </w:r>
+          </w:p>
+        </w:tc>
+      </w:tr>
+      <w:tr>
+        <w:trPr>
+          <w:cantSplit/>
+        </w:trPr>
+        <w:tc>
+          <w:tcPr>
+            <w:tcW w:w="7600" w:type="dxa"/>
+            <w:shd w:val="clear" w:color="auto" w:fill="F7F9F8"/>
+            <w:tcMar>
+              <w:top w:w="90" w:type="dxa"/>
+              <w:left w:w="120" w:type="dxa"/>
+              <w:bottom w:w="90" w:type="dxa"/>
+              <w:right w:w="120" w:type="dxa"/>
+            </w:tcMar>
+            <w:vAlign w:val="center"/>
+          </w:tcPr>
+          <w:p>
+            <w:pPr>
+              <w:spacing w:after="0" w:line="252" w:lineRule="auto"/>
+              <w:rPr>
+                <w:b/>
+                <w:sz w:val="18"/>
+              </w:rPr>
+            </w:pPr>
+            <w:r>
+              <w:rPr>
+                <w:b/>
+                <w:sz w:val="18"/>
+              </w:rPr>
+              <w:t>La imagen opcional de donación posee selección, validación y vista previa.</w:t>
+            </w:r>
+          </w:p>
+        </w:tc>
+        <w:tc>
+          <w:tcPr>
+            <w:tcW w:w="1760" w:type="dxa"/>
+            <w:shd w:val="clear" w:color="auto" w:fill="F7F9F8"/>
+            <w:tcMar>
+              <w:top w:w="90" w:type="dxa"/>
+              <w:left w:w="120" w:type="dxa"/>
+              <w:bottom w:w="90" w:type="dxa"/>
+              <w:right w:w="120" w:type="dxa"/>
+            </w:tcMar>
+            <w:vAlign w:val="center"/>
+          </w:tcPr>
+          <w:p>
+            <w:pPr>
+              <w:spacing w:after="0" w:line="252" w:lineRule="auto"/>
+              <w:rPr>
+                <w:sz w:val="18"/>
+              </w:rPr>
+            </w:pPr>
+            <w:r>
+              <w:rPr>
+                <w:sz w:val="18"/>
+              </w:rPr>
+              <w:t>Cumplido</w:t>
+            </w:r>
+          </w:p>
+        </w:tc>
+      </w:tr>
+      <w:tr>
+        <w:trPr>
+          <w:cantSplit/>
+        </w:trPr>
+        <w:tc>
+          <w:tcPr>
+            <w:tcW w:w="7600" w:type="dxa"/>
+            <w:shd w:val="clear" w:color="auto" w:fill="F7F9F8"/>
+            <w:tcMar>
+              <w:top w:w="90" w:type="dxa"/>
+              <w:left w:w="120" w:type="dxa"/>
+              <w:bottom w:w="90" w:type="dxa"/>
+              <w:right w:w="120" w:type="dxa"/>
+            </w:tcMar>
+            <w:vAlign w:val="center"/>
+          </w:tcPr>
+          <w:p>
+            <w:pPr>
+              <w:spacing w:after="0" w:line="252" w:lineRule="auto"/>
+              <w:rPr>
+                <w:b/>
+                <w:sz w:val="18"/>
+              </w:rPr>
+            </w:pPr>
+            <w:r>
+              <w:rPr>
+                <w:b/>
+                <w:sz w:val="18"/>
+              </w:rPr>
+              <w:t>El inicio de sesión permite demostrar la navegación correspondiente a los tres roles.</w:t>
+            </w:r>
+          </w:p>
+        </w:tc>
+        <w:tc>
+          <w:tcPr>
+            <w:tcW w:w="1760" w:type="dxa"/>
+            <w:shd w:val="clear" w:color="auto" w:fill="F7F9F8"/>
+            <w:tcMar>
+              <w:top w:w="90" w:type="dxa"/>
+              <w:left w:w="120" w:type="dxa"/>
+              <w:bottom w:w="90" w:type="dxa"/>
+              <w:right w:w="120" w:type="dxa"/>
+            </w:tcMar>
+            <w:vAlign w:val="center"/>
+          </w:tcPr>
+          <w:p>
+            <w:pPr>
+              <w:spacing w:after="0" w:line="252" w:lineRule="auto"/>
+              <w:rPr>
+                <w:sz w:val="18"/>
+              </w:rPr>
             </w:pPr>
             <w:r>
               <w:rPr>
@@ -8624,14 +11131,8 @@
         <w:pStyle w:val="Listaconvietas"/>
         <w:spacing w:after="120"/>
         <w:ind w:left="720"/>
-        <w:rPr>
-          <w:lang w:val="es-AR"/>
-        </w:rPr>
       </w:pPr>
       <w:r>
-        <w:rPr>
-          <w:lang w:val="es-AR"/>
-        </w:rPr>
         <w:t>Los prototipos representan comportamiento esperado; los datos visibles son ejemplos y no corresponden a registros productivos.</w:t>
       </w:r>
     </w:p>
@@ -8640,15 +11141,17 @@
         <w:pStyle w:val="Listaconvietas"/>
         <w:spacing w:after="120"/>
         <w:ind w:left="720"/>
-        <w:rPr>
-          <w:lang w:val="es-AR"/>
-        </w:rPr>
       </w:pPr>
       <w:r>
-        <w:rPr>
-          <w:lang w:val="es-AR"/>
-        </w:rPr>
-        <w:t>La implementación deberá conectar los formularios con el backend y respetar las reglas de integridad definidas en el modelo de datos.</w:t>
+        <w:t xml:space="preserve">La implementación deberá conectar los formularios con el </w:t>
+      </w:r>
+      <w:proofErr w:type="spellStart"/>
+      <w:r>
+        <w:t>backend</w:t>
+      </w:r>
+      <w:proofErr w:type="spellEnd"/>
+      <w:r>
+        <w:t xml:space="preserve"> y respetar las reglas de integridad definidas en el modelo de datos.</w:t>
       </w:r>
     </w:p>
     <w:p>
@@ -8656,15 +11159,25 @@
         <w:pStyle w:val="Listaconvietas"/>
         <w:spacing w:after="120"/>
         <w:ind w:left="720"/>
-        <w:rPr>
-          <w:lang w:val="es-AR"/>
-        </w:rPr>
       </w:pPr>
       <w:r>
-        <w:rPr>
-          <w:lang w:val="es-AR"/>
-        </w:rPr>
-        <w:t>La ubicación deberá obtenerse con permiso del usuario y mostrarse mediante OpenStreetMap, evitando depender de Google Maps.</w:t>
+        <w:t xml:space="preserve">La ubicación deberá obtenerse con permiso del usuario y mostrarse mediante </w:t>
+      </w:r>
+      <w:proofErr w:type="spellStart"/>
+      <w:r>
+        <w:t>OpenStreetMap</w:t>
+      </w:r>
+      <w:proofErr w:type="spellEnd"/>
+      <w:r>
+        <w:t xml:space="preserve">, evitando depender de Google </w:t>
+      </w:r>
+      <w:proofErr w:type="spellStart"/>
+      <w:r>
+        <w:t>Maps</w:t>
+      </w:r>
+      <w:proofErr w:type="spellEnd"/>
+      <w:r>
+        <w:t>.</w:t>
       </w:r>
     </w:p>
     <w:p>
@@ -8672,15 +11185,17 @@
         <w:pStyle w:val="Listaconvietas"/>
         <w:spacing w:after="120"/>
         <w:ind w:left="720"/>
-        <w:rPr>
-          <w:lang w:val="es-AR"/>
-        </w:rPr>
       </w:pPr>
       <w:r>
-        <w:rPr>
-          <w:lang w:val="es-AR"/>
-        </w:rPr>
-        <w:t>Los estados y permisos deben validarse también en el backend; ocultar una acción en la interfaz no constituye un control de seguridad suficiente.</w:t>
+        <w:t xml:space="preserve">Los estados y permisos deben validarse también en el </w:t>
+      </w:r>
+      <w:proofErr w:type="spellStart"/>
+      <w:r>
+        <w:t>backend</w:t>
+      </w:r>
+      <w:proofErr w:type="spellEnd"/>
+      <w:r>
+        <w:t>; ocultar una acción en la interfaz no constituye un control de seguridad suficiente.</w:t>
       </w:r>
     </w:p>
     <w:p>
@@ -8688,14 +11203,8 @@
         <w:pStyle w:val="Listaconvietas"/>
         <w:spacing w:after="120"/>
         <w:ind w:left="720"/>
-        <w:rPr>
-          <w:lang w:val="es-AR"/>
-        </w:rPr>
       </w:pPr>
       <w:r>
-        <w:rPr>
-          <w:lang w:val="es-AR"/>
-        </w:rPr>
         <w:t>Las notificaciones deben generarse después de confirmar la operación principal para evitar mensajes asociados a cambios no persistidos.</w:t>
       </w:r>
     </w:p>
@@ -8704,55 +11213,27 @@
         <w:pStyle w:val="Listaconvietas"/>
         <w:spacing w:after="120"/>
         <w:ind w:left="720"/>
-        <w:rPr>
-          <w:lang w:val="es-AR"/>
-        </w:rPr>
       </w:pPr>
       <w:r>
-        <w:rPr>
-          <w:lang w:val="es-AR"/>
-        </w:rPr>
-        <w:lastRenderedPageBreak/>
         <w:t>Durante la implementación se deberán realizar pruebas en distintos tamaños de pantalla Android y verificar accesibilidad, teclado y lectura de mensajes.</w:t>
       </w:r>
     </w:p>
     <w:p>
       <w:pPr>
         <w:pStyle w:val="Ttulo1"/>
-        <w:rPr>
-          <w:lang w:val="es-AR"/>
-        </w:rPr>
       </w:pPr>
       <w:r>
-        <w:rPr>
-          <w:lang w:val="es-AR"/>
-        </w:rPr>
         <w:t>12. Cierre de la actividad</w:t>
       </w:r>
     </w:p>
     <w:p>
-      <w:pPr>
-        <w:rPr>
-          <w:lang w:val="es-AR"/>
-        </w:rPr>
-      </w:pPr>
       <w:r>
-        <w:rPr>
-          <w:lang w:val="es-AR"/>
-        </w:rPr>
-        <w:t>La actividad 1.1.6 se considera completada. Quedó definida una arquitectura de navegación coherente para ambos roles y un conjunto de 19 pantallas que cubre el acceso, la gestión del voluntariado, la publicación de oportunidades y el circuito de donaciones materiales. También se documentaron los estados, las transiciones y las validaciones que deberán conservarse durante el desarrollo.</w:t>
+        <w:t>La actividad 1.1.6 se considera completada. Quedó definida una arquitectura de navegación coherente para los roles VOLUNTARIO, ORGANIZACION y ADMIN, junto con un conjunto de 23 pantallas que cubre el acceso, la gestión del voluntariado, la publicación de oportunidades, el circuito de donaciones materiales y la administración básica de la plataforma. También se documentaron los estados, las transiciones, las validaciones y las respuestas que deberán conservarse durante el desarrollo.</w:t>
       </w:r>
-    </w:p>
-    <w:p>
-      <w:pPr>
-        <w:rPr>
-          <w:lang w:val="es-AR"/>
-        </w:rPr>
-      </w:pPr>
       <w:r>
-        <w:rPr>
-          <w:lang w:val="es-AR"/>
-        </w:rPr>
+        <w:t xml:space="preserve"> </w:t>
+      </w:r>
+      <w:r>
         <w:t>Los prototipos fueron revisados mediante su navegación interactiva y se verificó el funcionamiento de los filtros, los cambios de vista y las ventanas de confirmación. Por lo tanto, los entregables producidos constituyen una base suficiente para iniciar la implementación incremental de las interfaces y para mantener trazabilidad entre el diseño, los requerimientos y el modelo de datos.</w:t>
       </w:r>
     </w:p>
@@ -8760,22 +11241,15 @@
       <w:pPr>
         <w:shd w:val="clear" w:color="auto" w:fill="E6F2EF"/>
         <w:spacing w:before="120" w:after="0"/>
-        <w:rPr>
-          <w:lang w:val="es-AR"/>
-        </w:rPr>
       </w:pPr>
       <w:r>
         <w:rPr>
           <w:b/>
           <w:color w:val="1F6F5C"/>
-          <w:lang w:val="es-AR"/>
         </w:rPr>
         <w:t xml:space="preserve">Conclusión: </w:t>
       </w:r>
       <w:r>
-        <w:rPr>
-          <w:lang w:val="es-AR"/>
-        </w:rPr>
         <w:t>Estado final: COMPLETADA. Próximo paso sugerido: continuar con la siguiente actividad planificada del Incremento 1 utilizando estos prototipos como referencia visual y funcional.</w:t>
       </w:r>
     </w:p>
@@ -8792,7 +11266,7 @@
 </file>
 
 <file path=word/endnotes.xml><?xml version="1.0" encoding="utf-8"?>
-<w:endnotes xmlns:wpc="http://schemas.microsoft.com/office/word/2010/wordprocessingCanvas" xmlns:cx="http://schemas.microsoft.com/office/drawing/2014/chartex" xmlns:mc="http://schemas.openxmlformats.org/markup-compatibility/2006" xmlns:o="urn:schemas-microsoft-com:office:office" xmlns:r="http://schemas.openxmlformats.org/officeDocument/2006/relationships" xmlns:m="http://schemas.openxmlformats.org/officeDocument/2006/math" xmlns:v="urn:schemas-microsoft-com:vml" xmlns:wp14="http://schemas.microsoft.com/office/word/2010/wordprocessingDrawing" xmlns:wp="http://schemas.openxmlformats.org/drawingml/2006/wordprocessingDrawing" xmlns:w10="urn:schemas-microsoft-com:office:word" xmlns:w="http://schemas.openxmlformats.org/wordprocessingml/2006/main" xmlns:w14="http://schemas.microsoft.com/office/word/2010/wordml" xmlns:w15="http://schemas.microsoft.com/office/word/2012/wordml" xmlns:w16se="http://schemas.microsoft.com/office/word/2015/wordml/symex" xmlns:wpg="http://schemas.microsoft.com/office/word/2010/wordprocessingGroup" xmlns:wpi="http://schemas.microsoft.com/office/word/2010/wordprocessingInk" xmlns:wne="http://schemas.microsoft.com/office/word/2006/wordml" xmlns:wps="http://schemas.microsoft.com/office/word/2010/wordprocessingShape" mc:Ignorable="w14 w15 w16se wp14">
+<w:endnotes xmlns:wpc="http://schemas.microsoft.com/office/word/2010/wordprocessingCanvas" xmlns:cx="http://schemas.microsoft.com/office/drawing/2014/chartex" xmlns:cx1="http://schemas.microsoft.com/office/drawing/2015/9/8/chartex" xmlns:cx2="http://schemas.microsoft.com/office/drawing/2015/10/21/chartex" xmlns:cx3="http://schemas.microsoft.com/office/drawing/2016/5/9/chartex" xmlns:cx4="http://schemas.microsoft.com/office/drawing/2016/5/10/chartex" xmlns:cx5="http://schemas.microsoft.com/office/drawing/2016/5/11/chartex" xmlns:cx6="http://schemas.microsoft.com/office/drawing/2016/5/12/chartex" xmlns:cx7="http://schemas.microsoft.com/office/drawing/2016/5/13/chartex" xmlns:cx8="http://schemas.microsoft.com/office/drawing/2016/5/14/chartex" xmlns:mc="http://schemas.openxmlformats.org/markup-compatibility/2006" xmlns:aink="http://schemas.microsoft.com/office/drawing/2016/ink" xmlns:am3d="http://schemas.microsoft.com/office/drawing/2017/model3d" xmlns:o="urn:schemas-microsoft-com:office:office" xmlns:oel="http://schemas.microsoft.com/office/2019/extlst" xmlns:r="http://schemas.openxmlformats.org/officeDocument/2006/relationships" xmlns:m="http://schemas.openxmlformats.org/officeDocument/2006/math" xmlns:v="urn:schemas-microsoft-com:vml" xmlns:wp14="http://schemas.microsoft.com/office/word/2010/wordprocessingDrawing" xmlns:wp="http://schemas.openxmlformats.org/drawingml/2006/wordprocessingDrawing" xmlns:w10="urn:schemas-microsoft-com:office:word" xmlns:w="http://schemas.openxmlformats.org/wordprocessingml/2006/main" xmlns:w14="http://schemas.microsoft.com/office/word/2010/wordml" xmlns:w15="http://schemas.microsoft.com/office/word/2012/wordml" xmlns:w16cex="http://schemas.microsoft.com/office/word/2018/wordml/cex" xmlns:w16cid="http://schemas.microsoft.com/office/word/2016/wordml/cid" xmlns:w16="http://schemas.microsoft.com/office/word/2018/wordml" xmlns:w16du="http://schemas.microsoft.com/office/word/2023/wordml/word16du" xmlns:w16sdtdh="http://schemas.microsoft.com/office/word/2020/wordml/sdtdatahash" xmlns:w16sdtfl="http://schemas.microsoft.com/office/word/2024/wordml/sdtformatlock" xmlns:w16se="http://schemas.microsoft.com/office/word/2015/wordml/symex" xmlns:wpg="http://schemas.microsoft.com/office/word/2010/wordprocessingGroup" xmlns:wpi="http://schemas.microsoft.com/office/word/2010/wordprocessingInk" xmlns:wne="http://schemas.microsoft.com/office/word/2006/wordml" xmlns:wps="http://schemas.microsoft.com/office/word/2010/wordprocessingShape" mc:Ignorable="w14 w15 w16se w16cid w16 w16cex w16sdtdh w16sdtfl w16du wp14">
   <w:endnote w:type="separator" w:id="-1">
     <w:p>
       <w:pPr>
@@ -8817,7 +11291,7 @@
 </file>
 
 <file path=word/footer1.xml><?xml version="1.0" encoding="utf-8"?>
-<w:ftr xmlns:wpc="http://schemas.microsoft.com/office/word/2010/wordprocessingCanvas" xmlns:cx="http://schemas.microsoft.com/office/drawing/2014/chartex" xmlns:mc="http://schemas.openxmlformats.org/markup-compatibility/2006" xmlns:o="urn:schemas-microsoft-com:office:office" xmlns:r="http://schemas.openxmlformats.org/officeDocument/2006/relationships" xmlns:m="http://schemas.openxmlformats.org/officeDocument/2006/math" xmlns:v="urn:schemas-microsoft-com:vml" xmlns:wp14="http://schemas.microsoft.com/office/word/2010/wordprocessingDrawing" xmlns:wp="http://schemas.openxmlformats.org/drawingml/2006/wordprocessingDrawing" xmlns:w10="urn:schemas-microsoft-com:office:word" xmlns:w="http://schemas.openxmlformats.org/wordprocessingml/2006/main" xmlns:w14="http://schemas.microsoft.com/office/word/2010/wordml" xmlns:w15="http://schemas.microsoft.com/office/word/2012/wordml" xmlns:w16se="http://schemas.microsoft.com/office/word/2015/wordml/symex" xmlns:wpg="http://schemas.microsoft.com/office/word/2010/wordprocessingGroup" xmlns:wpi="http://schemas.microsoft.com/office/word/2010/wordprocessingInk" xmlns:wne="http://schemas.microsoft.com/office/word/2006/wordml" xmlns:wps="http://schemas.microsoft.com/office/word/2010/wordprocessingShape" mc:Ignorable="w14 w15 w16se wp14">
+<w:ftr xmlns:wpc="http://schemas.microsoft.com/office/word/2010/wordprocessingCanvas" xmlns:cx="http://schemas.microsoft.com/office/drawing/2014/chartex" xmlns:cx1="http://schemas.microsoft.com/office/drawing/2015/9/8/chartex" xmlns:cx2="http://schemas.microsoft.com/office/drawing/2015/10/21/chartex" xmlns:cx3="http://schemas.microsoft.com/office/drawing/2016/5/9/chartex" xmlns:cx4="http://schemas.microsoft.com/office/drawing/2016/5/10/chartex" xmlns:cx5="http://schemas.microsoft.com/office/drawing/2016/5/11/chartex" xmlns:cx6="http://schemas.microsoft.com/office/drawing/2016/5/12/chartex" xmlns:cx7="http://schemas.microsoft.com/office/drawing/2016/5/13/chartex" xmlns:cx8="http://schemas.microsoft.com/office/drawing/2016/5/14/chartex" xmlns:mc="http://schemas.openxmlformats.org/markup-compatibility/2006" xmlns:aink="http://schemas.microsoft.com/office/drawing/2016/ink" xmlns:am3d="http://schemas.microsoft.com/office/drawing/2017/model3d" xmlns:o="urn:schemas-microsoft-com:office:office" xmlns:oel="http://schemas.microsoft.com/office/2019/extlst" xmlns:r="http://schemas.openxmlformats.org/officeDocument/2006/relationships" xmlns:m="http://schemas.openxmlformats.org/officeDocument/2006/math" xmlns:v="urn:schemas-microsoft-com:vml" xmlns:wp14="http://schemas.microsoft.com/office/word/2010/wordprocessingDrawing" xmlns:wp="http://schemas.openxmlformats.org/drawingml/2006/wordprocessingDrawing" xmlns:w10="urn:schemas-microsoft-com:office:word" xmlns:w="http://schemas.openxmlformats.org/wordprocessingml/2006/main" xmlns:w14="http://schemas.microsoft.com/office/word/2010/wordml" xmlns:w15="http://schemas.microsoft.com/office/word/2012/wordml" xmlns:w16cex="http://schemas.microsoft.com/office/word/2018/wordml/cex" xmlns:w16cid="http://schemas.microsoft.com/office/word/2016/wordml/cid" xmlns:w16="http://schemas.microsoft.com/office/word/2018/wordml" xmlns:w16du="http://schemas.microsoft.com/office/word/2023/wordml/word16du" xmlns:w16sdtdh="http://schemas.microsoft.com/office/word/2020/wordml/sdtdatahash" xmlns:w16sdtfl="http://schemas.microsoft.com/office/word/2024/wordml/sdtformatlock" xmlns:w16se="http://schemas.microsoft.com/office/word/2015/wordml/symex" xmlns:wpg="http://schemas.microsoft.com/office/word/2010/wordprocessingGroup" xmlns:wpi="http://schemas.microsoft.com/office/word/2010/wordprocessingInk" xmlns:wne="http://schemas.microsoft.com/office/word/2006/wordml" xmlns:wps="http://schemas.microsoft.com/office/word/2010/wordprocessingShape" mc:Ignorable="w14 w15 w16se w16cid w16 w16cex w16sdtdh w16sdtfl w16du wp14">
   <w:p>
     <w:pPr>
       <w:pStyle w:val="Piedepgina"/>
@@ -8853,7 +11327,6 @@
     </w:r>
     <w:r>
       <w:rPr>
-        <w:noProof/>
         <w:color w:val="5F6B76"/>
         <w:sz w:val="18"/>
       </w:rPr>
@@ -8871,7 +11344,7 @@
 </file>
 
 <file path=word/footnotes.xml><?xml version="1.0" encoding="utf-8"?>
-<w:footnotes xmlns:wpc="http://schemas.microsoft.com/office/word/2010/wordprocessingCanvas" xmlns:cx="http://schemas.microsoft.com/office/drawing/2014/chartex" xmlns:mc="http://schemas.openxmlformats.org/markup-compatibility/2006" xmlns:o="urn:schemas-microsoft-com:office:office" xmlns:r="http://schemas.openxmlformats.org/officeDocument/2006/relationships" xmlns:m="http://schemas.openxmlformats.org/officeDocument/2006/math" xmlns:v="urn:schemas-microsoft-com:vml" xmlns:wp14="http://schemas.microsoft.com/office/word/2010/wordprocessingDrawing" xmlns:wp="http://schemas.openxmlformats.org/drawingml/2006/wordprocessingDrawing" xmlns:w10="urn:schemas-microsoft-com:office:word" xmlns:w="http://schemas.openxmlformats.org/wordprocessingml/2006/main" xmlns:w14="http://schemas.microsoft.com/office/word/2010/wordml" xmlns:w15="http://schemas.microsoft.com/office/word/2012/wordml" xmlns:w16se="http://schemas.microsoft.com/office/word/2015/wordml/symex" xmlns:wpg="http://schemas.microsoft.com/office/word/2010/wordprocessingGroup" xmlns:wpi="http://schemas.microsoft.com/office/word/2010/wordprocessingInk" xmlns:wne="http://schemas.microsoft.com/office/word/2006/wordml" xmlns:wps="http://schemas.microsoft.com/office/word/2010/wordprocessingShape" mc:Ignorable="w14 w15 w16se wp14">
+<w:footnotes xmlns:wpc="http://schemas.microsoft.com/office/word/2010/wordprocessingCanvas" xmlns:cx="http://schemas.microsoft.com/office/drawing/2014/chartex" xmlns:cx1="http://schemas.microsoft.com/office/drawing/2015/9/8/chartex" xmlns:cx2="http://schemas.microsoft.com/office/drawing/2015/10/21/chartex" xmlns:cx3="http://schemas.microsoft.com/office/drawing/2016/5/9/chartex" xmlns:cx4="http://schemas.microsoft.com/office/drawing/2016/5/10/chartex" xmlns:cx5="http://schemas.microsoft.com/office/drawing/2016/5/11/chartex" xmlns:cx6="http://schemas.microsoft.com/office/drawing/2016/5/12/chartex" xmlns:cx7="http://schemas.microsoft.com/office/drawing/2016/5/13/chartex" xmlns:cx8="http://schemas.microsoft.com/office/drawing/2016/5/14/chartex" xmlns:mc="http://schemas.openxmlformats.org/markup-compatibility/2006" xmlns:aink="http://schemas.microsoft.com/office/drawing/2016/ink" xmlns:am3d="http://schemas.microsoft.com/office/drawing/2017/model3d" xmlns:o="urn:schemas-microsoft-com:office:office" xmlns:oel="http://schemas.microsoft.com/office/2019/extlst" xmlns:r="http://schemas.openxmlformats.org/officeDocument/2006/relationships" xmlns:m="http://schemas.openxmlformats.org/officeDocument/2006/math" xmlns:v="urn:schemas-microsoft-com:vml" xmlns:wp14="http://schemas.microsoft.com/office/word/2010/wordprocessingDrawing" xmlns:wp="http://schemas.openxmlformats.org/drawingml/2006/wordprocessingDrawing" xmlns:w10="urn:schemas-microsoft-com:office:word" xmlns:w="http://schemas.openxmlformats.org/wordprocessingml/2006/main" xmlns:w14="http://schemas.microsoft.com/office/word/2010/wordml" xmlns:w15="http://schemas.microsoft.com/office/word/2012/wordml" xmlns:w16cex="http://schemas.microsoft.com/office/word/2018/wordml/cex" xmlns:w16cid="http://schemas.microsoft.com/office/word/2016/wordml/cid" xmlns:w16="http://schemas.microsoft.com/office/word/2018/wordml" xmlns:w16du="http://schemas.microsoft.com/office/word/2023/wordml/word16du" xmlns:w16sdtdh="http://schemas.microsoft.com/office/word/2020/wordml/sdtdatahash" xmlns:w16sdtfl="http://schemas.microsoft.com/office/word/2024/wordml/sdtformatlock" xmlns:w16se="http://schemas.microsoft.com/office/word/2015/wordml/symex" xmlns:wpg="http://schemas.microsoft.com/office/word/2010/wordprocessingGroup" xmlns:wpi="http://schemas.microsoft.com/office/word/2010/wordprocessingInk" xmlns:wne="http://schemas.microsoft.com/office/word/2006/wordml" xmlns:wps="http://schemas.microsoft.com/office/word/2010/wordprocessingShape" mc:Ignorable="w14 w15 w16se w16cid w16 w16cex w16sdtdh w16sdtfl w16du wp14">
   <w:footnote w:type="separator" w:id="-1">
     <w:p>
       <w:pPr>
@@ -8896,7 +11369,7 @@
 </file>
 
 <file path=word/header1.xml><?xml version="1.0" encoding="utf-8"?>
-<w:hdr xmlns:wpc="http://schemas.microsoft.com/office/word/2010/wordprocessingCanvas" xmlns:cx="http://schemas.microsoft.com/office/drawing/2014/chartex" xmlns:mc="http://schemas.openxmlformats.org/markup-compatibility/2006" xmlns:o="urn:schemas-microsoft-com:office:office" xmlns:r="http://schemas.openxmlformats.org/officeDocument/2006/relationships" xmlns:m="http://schemas.openxmlformats.org/officeDocument/2006/math" xmlns:v="urn:schemas-microsoft-com:vml" xmlns:wp14="http://schemas.microsoft.com/office/word/2010/wordprocessingDrawing" xmlns:wp="http://schemas.openxmlformats.org/drawingml/2006/wordprocessingDrawing" xmlns:w10="urn:schemas-microsoft-com:office:word" xmlns:w="http://schemas.openxmlformats.org/wordprocessingml/2006/main" xmlns:w14="http://schemas.microsoft.com/office/word/2010/wordml" xmlns:w15="http://schemas.microsoft.com/office/word/2012/wordml" xmlns:w16se="http://schemas.microsoft.com/office/word/2015/wordml/symex" xmlns:wpg="http://schemas.microsoft.com/office/word/2010/wordprocessingGroup" xmlns:wpi="http://schemas.microsoft.com/office/word/2010/wordprocessingInk" xmlns:wne="http://schemas.microsoft.com/office/word/2006/wordml" xmlns:wps="http://schemas.microsoft.com/office/word/2010/wordprocessingShape" mc:Ignorable="w14 w15 w16se wp14">
+<w:hdr xmlns:wpc="http://schemas.microsoft.com/office/word/2010/wordprocessingCanvas" xmlns:cx="http://schemas.microsoft.com/office/drawing/2014/chartex" xmlns:cx1="http://schemas.microsoft.com/office/drawing/2015/9/8/chartex" xmlns:cx2="http://schemas.microsoft.com/office/drawing/2015/10/21/chartex" xmlns:cx3="http://schemas.microsoft.com/office/drawing/2016/5/9/chartex" xmlns:cx4="http://schemas.microsoft.com/office/drawing/2016/5/10/chartex" xmlns:cx5="http://schemas.microsoft.com/office/drawing/2016/5/11/chartex" xmlns:cx6="http://schemas.microsoft.com/office/drawing/2016/5/12/chartex" xmlns:cx7="http://schemas.microsoft.com/office/drawing/2016/5/13/chartex" xmlns:cx8="http://schemas.microsoft.com/office/drawing/2016/5/14/chartex" xmlns:mc="http://schemas.openxmlformats.org/markup-compatibility/2006" xmlns:aink="http://schemas.microsoft.com/office/drawing/2016/ink" xmlns:am3d="http://schemas.microsoft.com/office/drawing/2017/model3d" xmlns:o="urn:schemas-microsoft-com:office:office" xmlns:oel="http://schemas.microsoft.com/office/2019/extlst" xmlns:r="http://schemas.openxmlformats.org/officeDocument/2006/relationships" xmlns:m="http://schemas.openxmlformats.org/officeDocument/2006/math" xmlns:v="urn:schemas-microsoft-com:vml" xmlns:wp14="http://schemas.microsoft.com/office/word/2010/wordprocessingDrawing" xmlns:wp="http://schemas.openxmlformats.org/drawingml/2006/wordprocessingDrawing" xmlns:w10="urn:schemas-microsoft-com:office:word" xmlns:w="http://schemas.openxmlformats.org/wordprocessingml/2006/main" xmlns:w14="http://schemas.microsoft.com/office/word/2010/wordml" xmlns:w15="http://schemas.microsoft.com/office/word/2012/wordml" xmlns:w16cex="http://schemas.microsoft.com/office/word/2018/wordml/cex" xmlns:w16cid="http://schemas.microsoft.com/office/word/2016/wordml/cid" xmlns:w16="http://schemas.microsoft.com/office/word/2018/wordml" xmlns:w16du="http://schemas.microsoft.com/office/word/2023/wordml/word16du" xmlns:w16sdtdh="http://schemas.microsoft.com/office/word/2020/wordml/sdtdatahash" xmlns:w16sdtfl="http://schemas.microsoft.com/office/word/2024/wordml/sdtformatlock" xmlns:w16se="http://schemas.microsoft.com/office/word/2015/wordml/symex" xmlns:wpg="http://schemas.microsoft.com/office/word/2010/wordprocessingGroup" xmlns:wpi="http://schemas.microsoft.com/office/word/2010/wordprocessingInk" xmlns:wne="http://schemas.microsoft.com/office/word/2006/wordml" xmlns:wps="http://schemas.microsoft.com/office/word/2010/wordprocessingShape" mc:Ignorable="w14 w15 w16se w16cid w16 w16cex w16sdtdh w16sdtfl w16du wp14">
   <w:p>
     <w:pPr>
       <w:pStyle w:val="Encabezado"/>
@@ -8911,14 +11384,32 @@
         <w:color w:val="5F6B76"/>
         <w:sz w:val="17"/>
       </w:rPr>
-      <w:t>VOLUNTARIADO GEOLOCALIZADO  |  ACTIVIDAD 1.1.6</w:t>
+      <w:t xml:space="preserve">VOLUNTARIADO </w:t>
+    </w:r>
+    <w:proofErr w:type="gramStart"/>
+    <w:r>
+      <w:rPr>
+        <w:b/>
+        <w:color w:val="5F6B76"/>
+        <w:sz w:val="17"/>
+      </w:rPr>
+      <w:t>GEOLOCALIZADO  |</w:t>
+    </w:r>
+    <w:proofErr w:type="gramEnd"/>
+    <w:r>
+      <w:rPr>
+        <w:b/>
+        <w:color w:val="5F6B76"/>
+        <w:sz w:val="17"/>
+      </w:rPr>
+      <w:t xml:space="preserve">  ACTIVIDAD 1.1.6</w:t>
     </w:r>
   </w:p>
 </w:hdr>
 </file>
 
 <file path=word/numbering.xml><?xml version="1.0" encoding="utf-8"?>
-<w:numbering xmlns:wpc="http://schemas.microsoft.com/office/word/2010/wordprocessingCanvas" xmlns:cx="http://schemas.microsoft.com/office/drawing/2014/chartex" xmlns:mc="http://schemas.openxmlformats.org/markup-compatibility/2006" xmlns:o="urn:schemas-microsoft-com:office:office" xmlns:r="http://schemas.openxmlformats.org/officeDocument/2006/relationships" xmlns:m="http://schemas.openxmlformats.org/officeDocument/2006/math" xmlns:v="urn:schemas-microsoft-com:vml" xmlns:wp14="http://schemas.microsoft.com/office/word/2010/wordprocessingDrawing" xmlns:wp="http://schemas.openxmlformats.org/drawingml/2006/wordprocessingDrawing" xmlns:w10="urn:schemas-microsoft-com:office:word" xmlns:w="http://schemas.openxmlformats.org/wordprocessingml/2006/main" xmlns:w14="http://schemas.microsoft.com/office/word/2010/wordml" xmlns:w15="http://schemas.microsoft.com/office/word/2012/wordml" xmlns:w16se="http://schemas.microsoft.com/office/word/2015/wordml/symex" xmlns:wpg="http://schemas.microsoft.com/office/word/2010/wordprocessingGroup" xmlns:wpi="http://schemas.microsoft.com/office/word/2010/wordprocessingInk" xmlns:wne="http://schemas.microsoft.com/office/word/2006/wordml" xmlns:wps="http://schemas.microsoft.com/office/word/2010/wordprocessingShape" mc:Ignorable="w14 w15 w16se wp14">
+<w:numbering xmlns:wpc="http://schemas.microsoft.com/office/word/2010/wordprocessingCanvas" xmlns:cx="http://schemas.microsoft.com/office/drawing/2014/chartex" xmlns:cx1="http://schemas.microsoft.com/office/drawing/2015/9/8/chartex" xmlns:cx2="http://schemas.microsoft.com/office/drawing/2015/10/21/chartex" xmlns:cx3="http://schemas.microsoft.com/office/drawing/2016/5/9/chartex" xmlns:cx4="http://schemas.microsoft.com/office/drawing/2016/5/10/chartex" xmlns:cx5="http://schemas.microsoft.com/office/drawing/2016/5/11/chartex" xmlns:cx6="http://schemas.microsoft.com/office/drawing/2016/5/12/chartex" xmlns:cx7="http://schemas.microsoft.com/office/drawing/2016/5/13/chartex" xmlns:cx8="http://schemas.microsoft.com/office/drawing/2016/5/14/chartex" xmlns:mc="http://schemas.openxmlformats.org/markup-compatibility/2006" xmlns:aink="http://schemas.microsoft.com/office/drawing/2016/ink" xmlns:am3d="http://schemas.microsoft.com/office/drawing/2017/model3d" xmlns:o="urn:schemas-microsoft-com:office:office" xmlns:oel="http://schemas.microsoft.com/office/2019/extlst" xmlns:r="http://schemas.openxmlformats.org/officeDocument/2006/relationships" xmlns:m="http://schemas.openxmlformats.org/officeDocument/2006/math" xmlns:v="urn:schemas-microsoft-com:vml" xmlns:wp14="http://schemas.microsoft.com/office/word/2010/wordprocessingDrawing" xmlns:wp="http://schemas.openxmlformats.org/drawingml/2006/wordprocessingDrawing" xmlns:w10="urn:schemas-microsoft-com:office:word" xmlns:w="http://schemas.openxmlformats.org/wordprocessingml/2006/main" xmlns:w14="http://schemas.microsoft.com/office/word/2010/wordml" xmlns:w15="http://schemas.microsoft.com/office/word/2012/wordml" xmlns:w16cex="http://schemas.microsoft.com/office/word/2018/wordml/cex" xmlns:w16cid="http://schemas.microsoft.com/office/word/2016/wordml/cid" xmlns:w16="http://schemas.microsoft.com/office/word/2018/wordml" xmlns:w16du="http://schemas.microsoft.com/office/word/2023/wordml/word16du" xmlns:w16sdtdh="http://schemas.microsoft.com/office/word/2020/wordml/sdtdatahash" xmlns:w16sdtfl="http://schemas.microsoft.com/office/word/2024/wordml/sdtformatlock" xmlns:w16se="http://schemas.microsoft.com/office/word/2015/wordml/symex" xmlns:wpg="http://schemas.microsoft.com/office/word/2010/wordprocessingGroup" xmlns:wpi="http://schemas.microsoft.com/office/word/2010/wordprocessingInk" xmlns:wne="http://schemas.microsoft.com/office/word/2006/wordml" xmlns:wps="http://schemas.microsoft.com/office/word/2010/wordprocessingShape" mc:Ignorable="w14 w15 w16se w16cid w16 w16cex w16sdtdh w16sdtfl w16du wp14">
   <w:abstractNum w:abstractNumId="0" w15:restartNumberingAfterBreak="0">
     <w:nsid w:val="FFFFFF7C"/>
     <w:multiLevelType w:val="singleLevel"/>
@@ -9054,7 +11545,7 @@
   <w:abstractNum w:abstractNumId="7" w15:restartNumberingAfterBreak="0">
     <w:nsid w:val="FFFFFF88"/>
     <w:multiLevelType w:val="singleLevel"/>
-    <w:tmpl w:val="D0A62B40"/>
+    <w:tmpl w:val="11CE7632"/>
     <w:lvl w:ilvl="0">
       <w:start w:val="1"/>
       <w:numFmt w:val="decimal"/>
@@ -9067,6 +11558,11 @@
         </w:tabs>
         <w:ind w:left="360" w:hanging="360"/>
       </w:pPr>
+      <w:rPr>
+        <w:b w:val="0"/>
+        <w:bCs/>
+        <w:color w:val="auto"/>
+      </w:rPr>
     </w:lvl>
   </w:abstractNum>
   <w:abstractNum w:abstractNumId="8" w15:restartNumberingAfterBreak="0">
@@ -9090,38 +11586,273 @@
       </w:rPr>
     </w:lvl>
   </w:abstractNum>
-  <w:num w:numId="1">
+  <w:abstractNum w:abstractNumId="9" w15:restartNumberingAfterBreak="0">
+    <w:nsid w:val="1F6B111D"/>
+    <w:multiLevelType w:val="multilevel"/>
+    <w:tmpl w:val="519C51D6"/>
+    <w:lvl w:ilvl="0">
+      <w:start w:val="1"/>
+      <w:numFmt w:val="decimal"/>
+      <w:lvlText w:val="%1."/>
+      <w:lvlJc w:val="left"/>
+      <w:pPr>
+        <w:tabs>
+          <w:tab w:val="num" w:pos="720"/>
+        </w:tabs>
+        <w:ind w:left="720" w:hanging="360"/>
+      </w:pPr>
+    </w:lvl>
+    <w:lvl w:ilvl="1" w:tentative="1">
+      <w:start w:val="1"/>
+      <w:numFmt w:val="decimal"/>
+      <w:lvlText w:val="%2."/>
+      <w:lvlJc w:val="left"/>
+      <w:pPr>
+        <w:tabs>
+          <w:tab w:val="num" w:pos="1440"/>
+        </w:tabs>
+        <w:ind w:left="1440" w:hanging="360"/>
+      </w:pPr>
+    </w:lvl>
+    <w:lvl w:ilvl="2" w:tentative="1">
+      <w:start w:val="1"/>
+      <w:numFmt w:val="decimal"/>
+      <w:lvlText w:val="%3."/>
+      <w:lvlJc w:val="left"/>
+      <w:pPr>
+        <w:tabs>
+          <w:tab w:val="num" w:pos="2160"/>
+        </w:tabs>
+        <w:ind w:left="2160" w:hanging="360"/>
+      </w:pPr>
+    </w:lvl>
+    <w:lvl w:ilvl="3" w:tentative="1">
+      <w:start w:val="1"/>
+      <w:numFmt w:val="decimal"/>
+      <w:lvlText w:val="%4."/>
+      <w:lvlJc w:val="left"/>
+      <w:pPr>
+        <w:tabs>
+          <w:tab w:val="num" w:pos="2880"/>
+        </w:tabs>
+        <w:ind w:left="2880" w:hanging="360"/>
+      </w:pPr>
+    </w:lvl>
+    <w:lvl w:ilvl="4" w:tentative="1">
+      <w:start w:val="1"/>
+      <w:numFmt w:val="decimal"/>
+      <w:lvlText w:val="%5."/>
+      <w:lvlJc w:val="left"/>
+      <w:pPr>
+        <w:tabs>
+          <w:tab w:val="num" w:pos="3600"/>
+        </w:tabs>
+        <w:ind w:left="3600" w:hanging="360"/>
+      </w:pPr>
+    </w:lvl>
+    <w:lvl w:ilvl="5" w:tentative="1">
+      <w:start w:val="1"/>
+      <w:numFmt w:val="decimal"/>
+      <w:lvlText w:val="%6."/>
+      <w:lvlJc w:val="left"/>
+      <w:pPr>
+        <w:tabs>
+          <w:tab w:val="num" w:pos="4320"/>
+        </w:tabs>
+        <w:ind w:left="4320" w:hanging="360"/>
+      </w:pPr>
+    </w:lvl>
+    <w:lvl w:ilvl="6" w:tentative="1">
+      <w:start w:val="1"/>
+      <w:numFmt w:val="decimal"/>
+      <w:lvlText w:val="%7."/>
+      <w:lvlJc w:val="left"/>
+      <w:pPr>
+        <w:tabs>
+          <w:tab w:val="num" w:pos="5040"/>
+        </w:tabs>
+        <w:ind w:left="5040" w:hanging="360"/>
+      </w:pPr>
+    </w:lvl>
+    <w:lvl w:ilvl="7" w:tentative="1">
+      <w:start w:val="1"/>
+      <w:numFmt w:val="decimal"/>
+      <w:lvlText w:val="%8."/>
+      <w:lvlJc w:val="left"/>
+      <w:pPr>
+        <w:tabs>
+          <w:tab w:val="num" w:pos="5760"/>
+        </w:tabs>
+        <w:ind w:left="5760" w:hanging="360"/>
+      </w:pPr>
+    </w:lvl>
+    <w:lvl w:ilvl="8" w:tentative="1">
+      <w:start w:val="1"/>
+      <w:numFmt w:val="decimal"/>
+      <w:lvlText w:val="%9."/>
+      <w:lvlJc w:val="left"/>
+      <w:pPr>
+        <w:tabs>
+          <w:tab w:val="num" w:pos="6480"/>
+        </w:tabs>
+        <w:ind w:left="6480" w:hanging="360"/>
+      </w:pPr>
+    </w:lvl>
+  </w:abstractNum>
+  <w:abstractNum w:abstractNumId="10" w15:restartNumberingAfterBreak="0">
+    <w:nsid w:val="316F1BEB"/>
+    <w:multiLevelType w:val="multilevel"/>
+    <w:tmpl w:val="969C773C"/>
+    <w:lvl w:ilvl="0">
+      <w:start w:val="1"/>
+      <w:numFmt w:val="decimal"/>
+      <w:lvlText w:val="%1."/>
+      <w:lvlJc w:val="left"/>
+      <w:pPr>
+        <w:tabs>
+          <w:tab w:val="num" w:pos="720"/>
+        </w:tabs>
+        <w:ind w:left="720" w:hanging="360"/>
+      </w:pPr>
+    </w:lvl>
+    <w:lvl w:ilvl="1" w:tentative="1">
+      <w:start w:val="1"/>
+      <w:numFmt w:val="decimal"/>
+      <w:lvlText w:val="%2."/>
+      <w:lvlJc w:val="left"/>
+      <w:pPr>
+        <w:tabs>
+          <w:tab w:val="num" w:pos="1440"/>
+        </w:tabs>
+        <w:ind w:left="1440" w:hanging="360"/>
+      </w:pPr>
+    </w:lvl>
+    <w:lvl w:ilvl="2" w:tentative="1">
+      <w:start w:val="1"/>
+      <w:numFmt w:val="decimal"/>
+      <w:lvlText w:val="%3."/>
+      <w:lvlJc w:val="left"/>
+      <w:pPr>
+        <w:tabs>
+          <w:tab w:val="num" w:pos="2160"/>
+        </w:tabs>
+        <w:ind w:left="2160" w:hanging="360"/>
+      </w:pPr>
+    </w:lvl>
+    <w:lvl w:ilvl="3" w:tentative="1">
+      <w:start w:val="1"/>
+      <w:numFmt w:val="decimal"/>
+      <w:lvlText w:val="%4."/>
+      <w:lvlJc w:val="left"/>
+      <w:pPr>
+        <w:tabs>
+          <w:tab w:val="num" w:pos="2880"/>
+        </w:tabs>
+        <w:ind w:left="2880" w:hanging="360"/>
+      </w:pPr>
+    </w:lvl>
+    <w:lvl w:ilvl="4" w:tentative="1">
+      <w:start w:val="1"/>
+      <w:numFmt w:val="decimal"/>
+      <w:lvlText w:val="%5."/>
+      <w:lvlJc w:val="left"/>
+      <w:pPr>
+        <w:tabs>
+          <w:tab w:val="num" w:pos="3600"/>
+        </w:tabs>
+        <w:ind w:left="3600" w:hanging="360"/>
+      </w:pPr>
+    </w:lvl>
+    <w:lvl w:ilvl="5" w:tentative="1">
+      <w:start w:val="1"/>
+      <w:numFmt w:val="decimal"/>
+      <w:lvlText w:val="%6."/>
+      <w:lvlJc w:val="left"/>
+      <w:pPr>
+        <w:tabs>
+          <w:tab w:val="num" w:pos="4320"/>
+        </w:tabs>
+        <w:ind w:left="4320" w:hanging="360"/>
+      </w:pPr>
+    </w:lvl>
+    <w:lvl w:ilvl="6" w:tentative="1">
+      <w:start w:val="1"/>
+      <w:numFmt w:val="decimal"/>
+      <w:lvlText w:val="%7."/>
+      <w:lvlJc w:val="left"/>
+      <w:pPr>
+        <w:tabs>
+          <w:tab w:val="num" w:pos="5040"/>
+        </w:tabs>
+        <w:ind w:left="5040" w:hanging="360"/>
+      </w:pPr>
+    </w:lvl>
+    <w:lvl w:ilvl="7" w:tentative="1">
+      <w:start w:val="1"/>
+      <w:numFmt w:val="decimal"/>
+      <w:lvlText w:val="%8."/>
+      <w:lvlJc w:val="left"/>
+      <w:pPr>
+        <w:tabs>
+          <w:tab w:val="num" w:pos="5760"/>
+        </w:tabs>
+        <w:ind w:left="5760" w:hanging="360"/>
+      </w:pPr>
+    </w:lvl>
+    <w:lvl w:ilvl="8" w:tentative="1">
+      <w:start w:val="1"/>
+      <w:numFmt w:val="decimal"/>
+      <w:lvlText w:val="%9."/>
+      <w:lvlJc w:val="left"/>
+      <w:pPr>
+        <w:tabs>
+          <w:tab w:val="num" w:pos="6480"/>
+        </w:tabs>
+        <w:ind w:left="6480" w:hanging="360"/>
+      </w:pPr>
+    </w:lvl>
+  </w:abstractNum>
+  <w:num w:numId="1" w16cid:durableId="1253852288">
     <w:abstractNumId w:val="8"/>
   </w:num>
-  <w:num w:numId="2">
+  <w:num w:numId="2" w16cid:durableId="1785728438">
     <w:abstractNumId w:val="6"/>
   </w:num>
-  <w:num w:numId="3">
+  <w:num w:numId="3" w16cid:durableId="1426415654">
     <w:abstractNumId w:val="5"/>
   </w:num>
-  <w:num w:numId="4">
+  <w:num w:numId="4" w16cid:durableId="281226777">
     <w:abstractNumId w:val="4"/>
   </w:num>
-  <w:num w:numId="5">
+  <w:num w:numId="5" w16cid:durableId="1338384667">
     <w:abstractNumId w:val="7"/>
   </w:num>
-  <w:num w:numId="6">
+  <w:num w:numId="6" w16cid:durableId="2106918602">
     <w:abstractNumId w:val="3"/>
   </w:num>
-  <w:num w:numId="7">
+  <w:num w:numId="7" w16cid:durableId="1159493995">
     <w:abstractNumId w:val="2"/>
   </w:num>
-  <w:num w:numId="8">
+  <w:num w:numId="8" w16cid:durableId="531114794">
     <w:abstractNumId w:val="1"/>
   </w:num>
-  <w:num w:numId="9">
+  <w:num w:numId="9" w16cid:durableId="832526223">
     <w:abstractNumId w:val="0"/>
+  </w:num>
+  <w:num w:numId="10" w16cid:durableId="1795949410">
+    <w:abstractNumId w:val="7"/>
+  </w:num>
+  <w:num w:numId="11" w16cid:durableId="1510173159">
+    <w:abstractNumId w:val="10"/>
+  </w:num>
+  <w:num w:numId="12" w16cid:durableId="166018552">
+    <w:abstractNumId w:val="9"/>
   </w:num>
 </w:numbering>
 </file>
 
 <file path=word/styles.xml><?xml version="1.0" encoding="utf-8"?>
-<w:styles xmlns:mc="http://schemas.openxmlformats.org/markup-compatibility/2006" xmlns:r="http://schemas.openxmlformats.org/officeDocument/2006/relationships" xmlns:w="http://schemas.openxmlformats.org/wordprocessingml/2006/main" xmlns:w14="http://schemas.microsoft.com/office/word/2010/wordml" xmlns:w15="http://schemas.microsoft.com/office/word/2012/wordml" xmlns:w16se="http://schemas.microsoft.com/office/word/2015/wordml/symex" mc:Ignorable="w14 w15 w16se">
+<w:styles xmlns:mc="http://schemas.openxmlformats.org/markup-compatibility/2006" xmlns:r="http://schemas.openxmlformats.org/officeDocument/2006/relationships" xmlns:w="http://schemas.openxmlformats.org/wordprocessingml/2006/main" xmlns:w14="http://schemas.microsoft.com/office/word/2010/wordml" xmlns:w15="http://schemas.microsoft.com/office/word/2012/wordml" xmlns:w16cex="http://schemas.microsoft.com/office/word/2018/wordml/cex" xmlns:w16cid="http://schemas.microsoft.com/office/word/2016/wordml/cid" xmlns:w16="http://schemas.microsoft.com/office/word/2018/wordml" xmlns:w16du="http://schemas.microsoft.com/office/word/2023/wordml/word16du" xmlns:w16sdtdh="http://schemas.microsoft.com/office/word/2020/wordml/sdtdatahash" xmlns:w16sdtfl="http://schemas.microsoft.com/office/word/2024/wordml/sdtformatlock" xmlns:w16se="http://schemas.microsoft.com/office/word/2015/wordml/symex" mc:Ignorable="w14 w15 w16se w16cid w16 w16cex w16sdtdh w16sdtfl w16du">
   <w:docDefaults>
     <w:rPrDefault>
       <w:rPr>
@@ -9137,7 +11868,7 @@
       </w:pPr>
     </w:pPrDefault>
   </w:docDefaults>
-  <w:latentStyles w:defLockedState="0" w:defUIPriority="99" w:defSemiHidden="0" w:defUnhideWhenUsed="0" w:defQFormat="0" w:count="371">
+  <w:latentStyles w:defLockedState="0" w:defUIPriority="99" w:defSemiHidden="0" w:defUnhideWhenUsed="0" w:defQFormat="0" w:count="376">
     <w:lsdException w:name="Normal" w:uiPriority="0" w:qFormat="1"/>
     <w:lsdException w:name="heading 1" w:uiPriority="9" w:qFormat="1"/>
     <w:lsdException w:name="heading 2" w:semiHidden="1" w:uiPriority="9" w:unhideWhenUsed="1" w:qFormat="1"/>
@@ -9500,6 +12231,11 @@
     <w:lsdException w:name="List Table 5 Dark Accent 6" w:uiPriority="50"/>
     <w:lsdException w:name="List Table 6 Colorful Accent 6" w:uiPriority="51"/>
     <w:lsdException w:name="List Table 7 Colorful Accent 6" w:uiPriority="52"/>
+    <w:lsdException w:name="Mention" w:semiHidden="1" w:unhideWhenUsed="1"/>
+    <w:lsdException w:name="Smart Hyperlink" w:semiHidden="1" w:unhideWhenUsed="1"/>
+    <w:lsdException w:name="Hashtag" w:semiHidden="1" w:unhideWhenUsed="1"/>
+    <w:lsdException w:name="Unresolved Mention" w:semiHidden="1" w:unhideWhenUsed="1"/>
+    <w:lsdException w:name="Smart Link" w:semiHidden="1" w:unhideWhenUsed="1"/>
   </w:latentStyles>
   <w:style w:type="paragraph" w:default="1" w:styleId="Normal">
     <w:name w:val="Normal"/>
@@ -9511,6 +12247,7 @@
     <w:rPr>
       <w:rFonts w:ascii="Calibri" w:hAnsi="Calibri"/>
       <w:color w:val="1F2937"/>
+      <w:lang w:val="es-AR"/>
     </w:rPr>
   </w:style>
   <w:style w:type="paragraph" w:styleId="Ttulo1">
@@ -9726,7 +12463,6 @@
   <w:style w:type="character" w:default="1" w:styleId="Fuentedeprrafopredeter">
     <w:name w:val="Default Paragraph Font"/>
     <w:uiPriority w:val="1"/>
-    <w:semiHidden/>
     <w:unhideWhenUsed/>
   </w:style>
   <w:style w:type="table" w:default="1" w:styleId="Tablanormal">
@@ -10305,7 +13041,7 @@
       <w:szCs w:val="18"/>
     </w:rPr>
   </w:style>
-  <w:style w:type="character" w:styleId="Textoennegrita">
+  <w:style w:type="character" w:styleId="Fuerte">
     <w:name w:val="Strong"/>
     <w:basedOn w:val="Fuentedeprrafopredeter"/>
     <w:uiPriority w:val="22"/>
